--- a/Slideshow_Guide.docx
+++ b/Slideshow_Guide.docx
@@ -31,12 +31,12 @@
           <w:sz w:val="38"/>
           <w:szCs w:val="38"/>
         </w:rPr>
-        <w:t xml:space="preserve">Setup &amp; Compatibility Guide</w:t>
+        <w:t xml:space="preserve">Google Sheets Setup &amp; Compatibility Guide</w:t>
       </w:r>
     </w:p>
     <w:p>
       <w:pPr>
-        <w:spacing w:after="30" w:before="0"/>
+        <w:spacing w:after="20" w:before="0"/>
         <w:jc w:val="center"/>
       </w:pPr>
       <w:r>
@@ -48,7 +48,7 @@
           <w:sz w:val="22"/>
           <w:szCs w:val="22"/>
         </w:rPr>
-        <w:t xml:space="preserve">For all devices including LG Smart TV browsers</w:t>
+        <w:t xml:space="preserve">KDS Sparks  ·  HNRH Flames</w:t>
       </w:r>
     </w:p>
     <w:p>
@@ -130,7 +130,7 @@
                 <w:sz w:val="16"/>
                 <w:szCs w:val="16"/>
               </w:rPr>
-              <w:t xml:space="preserve">Full featured · KDS Sparks</w:t>
+              <w:t xml:space="preserve">Full animations · ocean · dragon</w:t>
             </w:r>
           </w:p>
         </w:tc>
@@ -179,7 +179,7 @@
                 <w:sz w:val="16"/>
                 <w:szCs w:val="16"/>
               </w:rPr>
-              <w:t xml:space="preserve">Full featured · HNRH Flames</w:t>
+              <w:t xml:space="preserve">Full animations · ocean · waves</w:t>
             </w:r>
           </w:p>
         </w:tc>
@@ -228,7 +228,7 @@
                 <w:sz w:val="16"/>
                 <w:szCs w:val="16"/>
               </w:rPr>
-              <w:t xml:space="preserve">TV-optimised · KDS</w:t>
+              <w:t xml:space="preserve">LG TV optimised · sparks</w:t>
             </w:r>
           </w:p>
         </w:tc>
@@ -277,7 +277,7 @@
                 <w:sz w:val="16"/>
                 <w:szCs w:val="16"/>
               </w:rPr>
-              <w:t xml:space="preserve">TV-optimised · HNRH</w:t>
+              <w:t xml:space="preserve">LG TV optimised · flames</w:t>
             </w:r>
           </w:p>
         </w:tc>
@@ -425,7 +425,7 @@
                 <w:sz w:val="20"/>
                 <w:szCs w:val="20"/>
               </w:rPr>
-              <w:t xml:space="preserve">Best for</w:t>
+              <w:t xml:space="preserve">Animation style</w:t>
             </w:r>
           </w:p>
         </w:tc>
@@ -456,7 +456,7 @@
                 <w:sz w:val="20"/>
                 <w:szCs w:val="20"/>
               </w:rPr>
-              <w:t xml:space="preserve">Animations</w:t>
+              <w:t xml:space="preserve">Best for</w:t>
             </w:r>
           </w:p>
         </w:tc>
@@ -487,7 +487,7 @@
                 <w:sz w:val="20"/>
                 <w:szCs w:val="20"/>
               </w:rPr>
-              <w:t xml:space="preserve">Compatibility</w:t>
+              <w:t xml:space="preserve">Key difference</w:t>
             </w:r>
           </w:p>
         </w:tc>
@@ -547,7 +547,7 @@
                 <w:sz w:val="19"/>
                 <w:szCs w:val="19"/>
               </w:rPr>
-              <w:t xml:space="preserve">Desktop browsers, modern Smart TVs</w:t>
+              <w:t xml:space="preserve">Ocean canvas, flying dragon, particle bursts</w:t>
             </w:r>
           </w:p>
         </w:tc>
@@ -576,7 +576,7 @@
                 <w:sz w:val="19"/>
                 <w:szCs w:val="19"/>
               </w:rPr>
-              <w:t xml:space="preserve">Ocean, dragon, particles</w:t>
+              <w:t xml:space="preserve">Desktop / modern smart TV</w:t>
             </w:r>
           </w:p>
         </w:tc>
@@ -605,7 +605,7 @@
                 <w:sz w:val="19"/>
                 <w:szCs w:val="19"/>
               </w:rPr>
-              <w:t xml:space="preserve">High-end only</w:t>
+              <w:t xml:space="preserve">Heavy GPU use — may lag on older TVs</w:t>
             </w:r>
           </w:p>
         </w:tc>
@@ -665,7 +665,7 @@
                 <w:sz w:val="19"/>
                 <w:szCs w:val="19"/>
               </w:rPr>
-              <w:t xml:space="preserve">Desktop browsers, modern Smart TVs</w:t>
+              <w:t xml:space="preserve">Ocean canvas, weather-reactive sky, seagulls</w:t>
             </w:r>
           </w:p>
         </w:tc>
@@ -694,7 +694,7 @@
                 <w:sz w:val="19"/>
                 <w:szCs w:val="19"/>
               </w:rPr>
-              <w:t xml:space="preserve">Ocean waves, weather</w:t>
+              <w:t xml:space="preserve">Desktop / modern smart TV</w:t>
             </w:r>
           </w:p>
         </w:tc>
@@ -723,7 +723,7 @@
                 <w:sz w:val="19"/>
                 <w:szCs w:val="19"/>
               </w:rPr>
-              <w:t xml:space="preserve">High-end only</w:t>
+              <w:t xml:space="preserve">Heavy GPU use — may lag on older TVs</w:t>
             </w:r>
           </w:p>
         </w:tc>
@@ -783,7 +783,7 @@
                 <w:sz w:val="19"/>
                 <w:szCs w:val="19"/>
               </w:rPr>
-              <w:t xml:space="preserve">LG Smart TVs, older browsers, all devices</w:t>
+              <w:t xml:space="preserve">Floating CSS sparkle particles</w:t>
             </w:r>
           </w:p>
         </w:tc>
@@ -812,7 +812,7 @@
                 <w:sz w:val="19"/>
                 <w:szCs w:val="19"/>
               </w:rPr>
-              <w:t xml:space="preserve">Floating sparks (CSS)</w:t>
+              <w:t xml:space="preserve">LG Smart TV, any browser</w:t>
             </w:r>
           </w:p>
         </w:tc>
@@ -841,7 +841,7 @@
                 <w:sz w:val="19"/>
                 <w:szCs w:val="19"/>
               </w:rPr>
-              <w:t xml:space="preserve">Maximum</w:t>
+              <w:t xml:space="preserve">No canvas — always smooth</w:t>
             </w:r>
           </w:p>
         </w:tc>
@@ -901,7 +901,7 @@
                 <w:sz w:val="19"/>
                 <w:szCs w:val="19"/>
               </w:rPr>
-              <w:t xml:space="preserve">LG Smart TVs, older browsers, all devices</w:t>
+              <w:t xml:space="preserve">Floating CSS flame shapes</w:t>
             </w:r>
           </w:p>
         </w:tc>
@@ -930,7 +930,7 @@
                 <w:sz w:val="19"/>
                 <w:szCs w:val="19"/>
               </w:rPr>
-              <w:t xml:space="preserve">Floating torches (CSS)</w:t>
+              <w:t xml:space="preserve">LG Smart TV, any browser</w:t>
             </w:r>
           </w:p>
         </w:tc>
@@ -959,7 +959,7 @@
                 <w:sz w:val="19"/>
                 <w:szCs w:val="19"/>
               </w:rPr>
-              <w:t xml:space="preserve">Maximum</w:t>
+              <w:t xml:space="preserve">No canvas — always smooth</w:t>
             </w:r>
           </w:p>
         </w:tc>
@@ -967,7 +967,7 @@
     </w:tbl>
     <w:p>
       <w:pPr>
-        <w:spacing w:after="220" w:before="0"/>
+        <w:spacing w:after="110" w:before="0"/>
       </w:pPr>
       <w:r>
         <w:t xml:space="preserve"/>
@@ -991,7 +991,7 @@
           <w:sz w:val="20"/>
           <w:szCs w:val="20"/>
         </w:rPr>
-        <w:t xml:space="preserve">If the full version runs slowly or stops responding on the TV, switch to the Light version. Both show the same content from the same Google Sheet.</w:t>
+        <w:t xml:space="preserve">Light versions show an info slide first, then cycle through your sheet content with a schedule recap card every 5 posts. No left panel — full-width content.</w:t>
       </w:r>
     </w:p>
     <w:p>
@@ -1045,7 +1045,7 @@
                 <w:sz w:val="24"/>
                 <w:szCs w:val="24"/>
               </w:rPr>
-              <w:t xml:space="preserve">GOOGLE SHEETS SETUP — Maximum Compatibility</w:t>
+              <w:t xml:space="preserve">THE GOOGLE SHEET — 5 COLUMN SETUP</w:t>
             </w:r>
           </w:p>
         </w:tc>
@@ -1076,7 +1076,7 @@
           <w:sz w:val="34"/>
           <w:szCs w:val="34"/>
         </w:rPr>
-        <w:t xml:space="preserve">Sheet Structure — 5 Columns</w:t>
+        <w:t xml:space="preserve">Column Layout</w:t>
       </w:r>
     </w:p>
     <w:p>
@@ -1090,7 +1090,7 @@
           <w:sz w:val="22"/>
           <w:szCs w:val="22"/>
         </w:rPr>
-        <w:t xml:space="preserve">Both the Full and Light versions use the same Google Sheet. Columns must be in this exact order:</w:t>
+        <w:t xml:space="preserve">Both Full and Light versions read the same sheet. Columns must be in this exact order. Row 1 can have headers or be the first post.</w:t>
       </w:r>
     </w:p>
     <w:p>
@@ -1103,7 +1103,7 @@
     </w:p>
     <w:tbl>
       <w:tblPr>
-        <w:tblW w:type="dxa" w:w="8006"/>
+        <w:tblW w:type="dxa" w:w="7606"/>
         <w:tblBorders>
           <w:top w:val="single" w:color="auto" w:sz="4"/>
           <w:left w:val="single" w:color="auto" w:sz="4"/>
@@ -1117,7 +1117,7 @@
         <w:gridCol w:w="400"/>
         <w:gridCol w:w="1600"/>
         <w:gridCol w:w="4000"/>
-        <w:gridCol w:w="2000"/>
+        <w:gridCol w:w="1600"/>
         <w:gridCol w:w="6"/>
       </w:tblGrid>
       <w:tr>
@@ -1179,7 +1179,7 @@
                 <w:sz w:val="20"/>
                 <w:szCs w:val="20"/>
               </w:rPr>
-              <w:t xml:space="preserve">Header (Row 1)</w:t>
+              <w:t xml:space="preserve">Suggested Header</w:t>
             </w:r>
           </w:p>
         </w:tc>
@@ -1216,7 +1216,7 @@
         </w:tc>
         <w:tc>
           <w:tcPr>
-            <w:tcW w:type="dxa" w:w="2000"/>
+            <w:tcW w:type="dxa" w:w="1600"/>
             <w:tcBorders>
               <w:top w:val="single" w:color="CCCCCC" w:sz="1"/>
               <w:left w:val="single" w:color="CCCCCC" w:sz="1"/>
@@ -1330,13 +1330,13 @@
                 <w:sz w:val="19"/>
                 <w:szCs w:val="19"/>
               </w:rPr>
-              <w:t xml:space="preserve">Optional title shown large at top of slide. Leave blank for no title.</w:t>
-            </w:r>
-          </w:p>
-        </w:tc>
-        <w:tc>
-          <w:tcPr>
-            <w:tcW w:type="dxa" w:w="2000"/>
+              <w:t xml:space="preserve">Optional post title shown large. Leave blank for no heading.</w:t>
+            </w:r>
+          </w:p>
+        </w:tc>
+        <w:tc>
+          <w:tcPr>
+            <w:tcW w:type="dxa" w:w="1600"/>
             <w:tcBorders>
               <w:top w:val="single" w:color="CCCCCC" w:sz="1"/>
               <w:left w:val="single" w:color="CCCCCC" w:sz="1"/>
@@ -1477,13 +1477,13 @@
                 <w:sz w:val="19"/>
                 <w:szCs w:val="19"/>
               </w:rPr>
-              <w:t xml:space="preserve">Post text, link, Facebook embed code, YouTube link, or Google Slides link. Up to 6000 characters.</w:t>
-            </w:r>
-          </w:p>
-        </w:tc>
-        <w:tc>
-          <w:tcPr>
-            <w:tcW w:type="dxa" w:w="2000"/>
+              <w:t xml:space="preserve">Post text (up to 6000 chars), YouTube link, Google Slides link, Facebook embed code, or iframe code.</w:t>
+            </w:r>
+          </w:p>
+        </w:tc>
+        <w:tc>
+          <w:tcPr>
+            <w:tcW w:type="dxa" w:w="1600"/>
             <w:tcBorders>
               <w:top w:val="single" w:color="CCCCCC" w:sz="1"/>
               <w:left w:val="single" w:color="CCCCCC" w:sz="1"/>
@@ -1624,13 +1624,13 @@
                 <w:sz w:val="19"/>
                 <w:szCs w:val="19"/>
               </w:rPr>
-              <w:t xml:space="preserve">Direct link to image ending in .jpg .png .gif .webp. Leave blank for text-only.</w:t>
-            </w:r>
-          </w:p>
-        </w:tc>
-        <w:tc>
-          <w:tcPr>
-            <w:tcW w:type="dxa" w:w="2000"/>
+              <w:t xml:space="preserve">Direct link to image ending in .jpg .png .gif .webp .svg. Leave blank for text-only.</w:t>
+            </w:r>
+          </w:p>
+        </w:tc>
+        <w:tc>
+          <w:tcPr>
+            <w:tcW w:type="dxa" w:w="1600"/>
             <w:tcBorders>
               <w:top w:val="single" w:color="CCCCCC" w:sz="1"/>
               <w:left w:val="single" w:color="CCCCCC" w:sz="1"/>
@@ -1771,13 +1771,13 @@
                 <w:sz w:val="19"/>
                 <w:szCs w:val="19"/>
               </w:rPr>
-              <w:t xml:space="preserve">Special link — shows a flame-outlined QR code at bottom right.</w:t>
-            </w:r>
-          </w:p>
-        </w:tc>
-        <w:tc>
-          <w:tcPr>
-            <w:tcW w:type="dxa" w:w="2000"/>
+              <w:t xml:space="preserve">Optional special link — creates a glowing QR code at bottom right.</w:t>
+            </w:r>
+          </w:p>
+        </w:tc>
+        <w:tc>
+          <w:tcPr>
+            <w:tcW w:type="dxa" w:w="1600"/>
             <w:tcBorders>
               <w:top w:val="single" w:color="CCCCCC" w:sz="1"/>
               <w:left w:val="single" w:color="CCCCCC" w:sz="1"/>
@@ -1918,13 +1918,13 @@
                 <w:sz w:val="19"/>
                 <w:szCs w:val="19"/>
               </w:rPr>
-              <w:t xml:space="preserve">Leave blank or type any text to show. Type hide (any case) to hide a draft post.</w:t>
-            </w:r>
-          </w:p>
-        </w:tc>
-        <w:tc>
-          <w:tcPr>
-            <w:tcW w:type="dxa" w:w="2000"/>
+              <w:t xml:space="preserve">Leave blank or type any text to SHOW the post. Type hide to draft/hide it.</w:t>
+            </w:r>
+          </w:p>
+        </w:tc>
+        <w:tc>
+          <w:tcPr>
+            <w:tcW w:type="dxa" w:w="1600"/>
             <w:tcBorders>
               <w:top w:val="single" w:color="CCCCCC" w:sz="1"/>
               <w:left w:val="single" w:color="CCCCCC" w:sz="1"/>
@@ -2008,7 +2008,7 @@
           <w:sz w:val="20"/>
           <w:szCs w:val="20"/>
         </w:rPr>
-        <w:t xml:space="preserve">Column E: type hide to hide a post. Leave it blank or type any other text (yes, active, 1, etc.) to show the post. This changed from earlier versions.</w:t>
+        <w:t xml:space="preserve">IMPORTANT CHANGE from earlier versions: Column E no longer needs "yes". Leave it blank or type anything to show. Type hide (any case) to hide a draft post.</w:t>
       </w:r>
     </w:p>
     <w:p>
@@ -2036,7 +2036,7 @@
           <w:sz w:val="34"/>
           <w:szCs w:val="34"/>
         </w:rPr>
-        <w:t xml:space="preserve">Publishing Your Sheet</w:t>
+        <w:t xml:space="preserve">Publishing the Sheet as a CSV</w:t>
       </w:r>
     </w:p>
     <w:tbl>
@@ -2120,7 +2120,7 @@
                 <w:sz w:val="22"/>
                 <w:szCs w:val="22"/>
               </w:rPr>
-              <w:t xml:space="preserve">In Google Sheets: File → Share → Publish to web</w:t>
+              <w:t xml:space="preserve">File → Share → Publish to web</w:t>
             </w:r>
           </w:p>
         </w:tc>
@@ -2310,7 +2310,7 @@
                 <w:sz w:val="22"/>
                 <w:szCs w:val="22"/>
               </w:rPr>
-              <w:t xml:space="preserve">Second dropdown: select Comma-separated values (.csv)</w:t>
+              <w:t xml:space="preserve">Second dropdown: Comma-separated values (.csv)</w:t>
             </w:r>
           </w:p>
         </w:tc>
@@ -2405,7 +2405,7 @@
                 <w:sz w:val="22"/>
                 <w:szCs w:val="22"/>
               </w:rPr>
-              <w:t xml:space="preserve">Click Publish. Click OK on the confirmation popup.</w:t>
+              <w:t xml:space="preserve">Click Publish → OK</w:t>
             </w:r>
           </w:p>
         </w:tc>
@@ -2500,7 +2500,7 @@
                 <w:sz w:val="22"/>
                 <w:szCs w:val="22"/>
               </w:rPr>
-              <w:t xml:space="preserve">Copy the URL shown. It looks like:</w:t>
+              <w:t xml:space="preserve">Copy the URL shown — it looks like:</w:t>
             </w:r>
           </w:p>
         </w:tc>
@@ -2548,7 +2548,7 @@
           <w:sz w:val="20"/>
           <w:szCs w:val="20"/>
         </w:rPr>
-        <w:t xml:space="preserve">The sheet URL is already pre-configured in all four HTML files. You do not need to change it.</w:t>
+        <w:t xml:space="preserve">The sheet URLs for KDS and HNRH are already pre-configured in all four HTML files. You do not need to change them.</w:t>
       </w:r>
     </w:p>
     <w:p>
@@ -2602,7 +2602,7 @@
                 <w:sz w:val="24"/>
                 <w:szCs w:val="24"/>
               </w:rPr>
-              <w:t xml:space="preserve">CONTENT TYPES — What Works Where</w:t>
+              <w:t xml:space="preserve">CONTENT TYPES — WHAT TO PUT IN COLUMN B</w:t>
             </w:r>
           </w:p>
         </w:tc>
@@ -2633,12 +2633,12 @@
           <w:sz w:val="34"/>
           <w:szCs w:val="34"/>
         </w:rPr>
-        <w:t xml:space="preserve">What to Put in Column B (Content)</w:t>
+        <w:t xml:space="preserve">All Supported Content Types</w:t>
       </w:r>
     </w:p>
     <w:tbl>
       <w:tblPr>
-        <w:tblW w:type="dxa" w:w="7800"/>
+        <w:tblW w:type="dxa" w:w="9360"/>
         <w:tblBorders>
           <w:top w:val="single" w:color="auto" w:sz="4"/>
           <w:left w:val="single" w:color="auto" w:sz="4"/>
@@ -2650,9 +2650,9 @@
       </w:tblPr>
       <w:tblGrid>
         <w:gridCol w:w="2200"/>
-        <w:gridCol w:w="4000"/>
-        <w:gridCol w:w="800"/>
-        <w:gridCol w:w="800"/>
+        <w:gridCol w:w="4200"/>
+        <w:gridCol w:w="1400"/>
+        <w:gridCol w:w="1560"/>
       </w:tblGrid>
       <w:tr>
         <w:tc>
@@ -2682,13 +2682,13 @@
                 <w:sz w:val="20"/>
                 <w:szCs w:val="20"/>
               </w:rPr>
-              <w:t xml:space="preserve">Content type</w:t>
-            </w:r>
-          </w:p>
-        </w:tc>
-        <w:tc>
-          <w:tcPr>
-            <w:tcW w:type="dxa" w:w="4000"/>
+              <w:t xml:space="preserve">What you want</w:t>
+            </w:r>
+          </w:p>
+        </w:tc>
+        <w:tc>
+          <w:tcPr>
+            <w:tcW w:type="dxa" w:w="4200"/>
             <w:tcBorders>
               <w:top w:val="single" w:color="CCCCCC" w:sz="1"/>
               <w:left w:val="single" w:color="CCCCCC" w:sz="1"/>
@@ -2719,7 +2719,7 @@
         </w:tc>
         <w:tc>
           <w:tcPr>
-            <w:tcW w:type="dxa" w:w="800"/>
+            <w:tcW w:type="dxa" w:w="1400"/>
             <w:tcBorders>
               <w:top w:val="single" w:color="CCCCCC" w:sz="1"/>
               <w:left w:val="single" w:color="CCCCCC" w:sz="1"/>
@@ -2744,13 +2744,13 @@
                 <w:sz w:val="20"/>
                 <w:szCs w:val="20"/>
               </w:rPr>
-              <w:t xml:space="preserve">Full</w:t>
-            </w:r>
-          </w:p>
-        </w:tc>
-        <w:tc>
-          <w:tcPr>
-            <w:tcW w:type="dxa" w:w="800"/>
+              <w:t xml:space="preserve">Auto QR?</w:t>
+            </w:r>
+          </w:p>
+        </w:tc>
+        <w:tc>
+          <w:tcPr>
+            <w:tcW w:type="dxa" w:w="1560"/>
             <w:tcBorders>
               <w:top w:val="single" w:color="CCCCCC" w:sz="1"/>
               <w:left w:val="single" w:color="CCCCCC" w:sz="1"/>
@@ -2775,7 +2775,7 @@
                 <w:sz w:val="20"/>
                 <w:szCs w:val="20"/>
               </w:rPr>
-              <w:t xml:space="preserve">Light</w:t>
+              <w:t xml:space="preserve">Fullscreen?</w:t>
             </w:r>
           </w:p>
         </w:tc>
@@ -2806,13 +2806,13 @@
                 <w:sz w:val="19"/>
                 <w:szCs w:val="19"/>
               </w:rPr>
-              <w:t xml:space="preserve">Plain text post</w:t>
-            </w:r>
-          </w:p>
-        </w:tc>
-        <w:tc>
-          <w:tcPr>
-            <w:tcW w:type="dxa" w:w="4000"/>
+              <w:t xml:space="preserve">Plain text</w:t>
+            </w:r>
+          </w:p>
+        </w:tc>
+        <w:tc>
+          <w:tcPr>
+            <w:tcW w:type="dxa" w:w="4200"/>
             <w:tcBorders>
               <w:top w:val="single" w:color="CCCCCC" w:sz="1"/>
               <w:left w:val="single" w:color="CCCCCC" w:sz="1"/>
@@ -2841,7 +2841,7 @@
         </w:tc>
         <w:tc>
           <w:tcPr>
-            <w:tcW w:type="dxa" w:w="800"/>
+            <w:tcW w:type="dxa" w:w="1400"/>
             <w:tcBorders>
               <w:top w:val="single" w:color="CCCCCC" w:sz="1"/>
               <w:left w:val="single" w:color="CCCCCC" w:sz="1"/>
@@ -2864,13 +2864,13 @@
                 <w:sz w:val="19"/>
                 <w:szCs w:val="19"/>
               </w:rPr>
-              <w:t xml:space="preserve">✓</w:t>
-            </w:r>
-          </w:p>
-        </w:tc>
-        <w:tc>
-          <w:tcPr>
-            <w:tcW w:type="dxa" w:w="800"/>
+              <w:t xml:space="preserve">If URL present</w:t>
+            </w:r>
+          </w:p>
+        </w:tc>
+        <w:tc>
+          <w:tcPr>
+            <w:tcW w:type="dxa" w:w="1560"/>
             <w:tcBorders>
               <w:top w:val="single" w:color="CCCCCC" w:sz="1"/>
               <w:left w:val="single" w:color="CCCCCC" w:sz="1"/>
@@ -2893,7 +2893,7 @@
                 <w:sz w:val="19"/>
                 <w:szCs w:val="19"/>
               </w:rPr>
-              <w:t xml:space="preserve">✓</w:t>
+              <w:t xml:space="preserve">No</w:t>
             </w:r>
           </w:p>
         </w:tc>
@@ -2924,13 +2924,13 @@
                 <w:sz w:val="19"/>
                 <w:szCs w:val="19"/>
               </w:rPr>
-              <w:t xml:space="preserve">Text with title</w:t>
-            </w:r>
-          </w:p>
-        </w:tc>
-        <w:tc>
-          <w:tcPr>
-            <w:tcW w:type="dxa" w:w="4000"/>
+              <w:t xml:space="preserve">Text with heading</w:t>
+            </w:r>
+          </w:p>
+        </w:tc>
+        <w:tc>
+          <w:tcPr>
+            <w:tcW w:type="dxa" w:w="4200"/>
             <w:tcBorders>
               <w:top w:val="single" w:color="CCCCCC" w:sz="1"/>
               <w:left w:val="single" w:color="CCCCCC" w:sz="1"/>
@@ -2953,13 +2953,13 @@
                 <w:sz w:val="19"/>
                 <w:szCs w:val="19"/>
               </w:rPr>
-              <w:t xml:space="preserve">Title in Col A, text in Col B</w:t>
-            </w:r>
-          </w:p>
-        </w:tc>
-        <w:tc>
-          <w:tcPr>
-            <w:tcW w:type="dxa" w:w="800"/>
+              <w:t xml:space="preserve">Title in Col A, body text in Col B. Both show.</w:t>
+            </w:r>
+          </w:p>
+        </w:tc>
+        <w:tc>
+          <w:tcPr>
+            <w:tcW w:type="dxa" w:w="1400"/>
             <w:tcBorders>
               <w:top w:val="single" w:color="CCCCCC" w:sz="1"/>
               <w:left w:val="single" w:color="CCCCCC" w:sz="1"/>
@@ -2982,13 +2982,13 @@
                 <w:sz w:val="19"/>
                 <w:szCs w:val="19"/>
               </w:rPr>
-              <w:t xml:space="preserve">✓</w:t>
-            </w:r>
-          </w:p>
-        </w:tc>
-        <w:tc>
-          <w:tcPr>
-            <w:tcW w:type="dxa" w:w="800"/>
+              <w:t xml:space="preserve">If URL present</w:t>
+            </w:r>
+          </w:p>
+        </w:tc>
+        <w:tc>
+          <w:tcPr>
+            <w:tcW w:type="dxa" w:w="1560"/>
             <w:tcBorders>
               <w:top w:val="single" w:color="CCCCCC" w:sz="1"/>
               <w:left w:val="single" w:color="CCCCCC" w:sz="1"/>
@@ -3011,7 +3011,7 @@
                 <w:sz w:val="19"/>
                 <w:szCs w:val="19"/>
               </w:rPr>
-              <w:t xml:space="preserve">✓</w:t>
+              <w:t xml:space="preserve">No</w:t>
             </w:r>
           </w:p>
         </w:tc>
@@ -3026,7 +3026,7 @@
               <w:bottom w:val="single" w:color="CCCCCC" w:sz="1"/>
               <w:right w:val="single" w:color="CCCCCC" w:sz="1"/>
             </w:tcBorders>
-            <w:shd w:fill="E8F8F0" w:val="clear"/>
+            <w:shd w:fill="E8F3FB" w:val="clear"/>
             <w:tcMar>
               <w:top w:type="dxa" w:w="72"/>
               <w:left w:type="dxa" w:w="130"/>
@@ -3048,88 +3048,88 @@
         </w:tc>
         <w:tc>
           <w:tcPr>
-            <w:tcW w:type="dxa" w:w="4000"/>
-            <w:tcBorders>
-              <w:top w:val="single" w:color="CCCCCC" w:sz="1"/>
-              <w:left w:val="single" w:color="CCCCCC" w:sz="1"/>
-              <w:bottom w:val="single" w:color="CCCCCC" w:sz="1"/>
-              <w:right w:val="single" w:color="CCCCCC" w:sz="1"/>
-            </w:tcBorders>
-            <w:shd w:fill="E8F8F0" w:val="clear"/>
-            <w:tcMar>
-              <w:top w:type="dxa" w:w="72"/>
-              <w:left w:type="dxa" w:w="130"/>
-              <w:bottom w:type="dxa" w:w="72"/>
-              <w:right w:type="dxa" w:w="130"/>
-            </w:tcMar>
-          </w:tcPr>
-          <w:p>
-            <w:r>
-              <w:rPr>
-                <w:rFonts w:ascii="Arial" w:cs="Arial" w:eastAsia="Arial" w:hAnsi="Arial"/>
-                <w:color w:val="222222"/>
-                <w:sz w:val="19"/>
-                <w:szCs w:val="19"/>
-              </w:rPr>
-              <w:t xml:space="preserve">https://youtu.be/VIDEO_ID or https://youtube.com/watch?v=ID</w:t>
-            </w:r>
-          </w:p>
-        </w:tc>
-        <w:tc>
-          <w:tcPr>
-            <w:tcW w:type="dxa" w:w="800"/>
-            <w:tcBorders>
-              <w:top w:val="single" w:color="CCCCCC" w:sz="1"/>
-              <w:left w:val="single" w:color="CCCCCC" w:sz="1"/>
-              <w:bottom w:val="single" w:color="CCCCCC" w:sz="1"/>
-              <w:right w:val="single" w:color="CCCCCC" w:sz="1"/>
-            </w:tcBorders>
-            <w:shd w:fill="E8F8F0" w:val="clear"/>
-            <w:tcMar>
-              <w:top w:type="dxa" w:w="72"/>
-              <w:left w:type="dxa" w:w="130"/>
-              <w:bottom w:type="dxa" w:w="72"/>
-              <w:right w:type="dxa" w:w="130"/>
-            </w:tcMar>
-          </w:tcPr>
-          <w:p>
-            <w:r>
-              <w:rPr>
-                <w:rFonts w:ascii="Arial" w:cs="Arial" w:eastAsia="Arial" w:hAnsi="Arial"/>
-                <w:color w:val="222222"/>
-                <w:sz w:val="19"/>
-                <w:szCs w:val="19"/>
-              </w:rPr>
-              <w:t xml:space="preserve">✓</w:t>
-            </w:r>
-          </w:p>
-        </w:tc>
-        <w:tc>
-          <w:tcPr>
-            <w:tcW w:type="dxa" w:w="800"/>
-            <w:tcBorders>
-              <w:top w:val="single" w:color="CCCCCC" w:sz="1"/>
-              <w:left w:val="single" w:color="CCCCCC" w:sz="1"/>
-              <w:bottom w:val="single" w:color="CCCCCC" w:sz="1"/>
-              <w:right w:val="single" w:color="CCCCCC" w:sz="1"/>
-            </w:tcBorders>
-            <w:shd w:fill="E8F8F0" w:val="clear"/>
-            <w:tcMar>
-              <w:top w:type="dxa" w:w="72"/>
-              <w:left w:type="dxa" w:w="130"/>
-              <w:bottom w:type="dxa" w:w="72"/>
-              <w:right w:type="dxa" w:w="130"/>
-            </w:tcMar>
-          </w:tcPr>
-          <w:p>
-            <w:r>
-              <w:rPr>
-                <w:rFonts w:ascii="Arial" w:cs="Arial" w:eastAsia="Arial" w:hAnsi="Arial"/>
-                <w:color w:val="222222"/>
-                <w:sz w:val="19"/>
-                <w:szCs w:val="19"/>
-              </w:rPr>
-              <w:t xml:space="preserve">✓</w:t>
+            <w:tcW w:type="dxa" w:w="4200"/>
+            <w:tcBorders>
+              <w:top w:val="single" w:color="CCCCCC" w:sz="1"/>
+              <w:left w:val="single" w:color="CCCCCC" w:sz="1"/>
+              <w:bottom w:val="single" w:color="CCCCCC" w:sz="1"/>
+              <w:right w:val="single" w:color="CCCCCC" w:sz="1"/>
+            </w:tcBorders>
+            <w:shd w:fill="E8F3FB" w:val="clear"/>
+            <w:tcMar>
+              <w:top w:type="dxa" w:w="72"/>
+              <w:left w:type="dxa" w:w="130"/>
+              <w:bottom w:type="dxa" w:w="72"/>
+              <w:right w:type="dxa" w:w="130"/>
+            </w:tcMar>
+          </w:tcPr>
+          <w:p>
+            <w:r>
+              <w:rPr>
+                <w:rFonts w:ascii="Arial" w:cs="Arial" w:eastAsia="Arial" w:hAnsi="Arial"/>
+                <w:color w:val="222222"/>
+                <w:sz w:val="19"/>
+                <w:szCs w:val="19"/>
+              </w:rPr>
+              <w:t xml:space="preserve">https://youtu.be/VIDEO_ID or https://youtube.com/live/ID</w:t>
+            </w:r>
+          </w:p>
+        </w:tc>
+        <w:tc>
+          <w:tcPr>
+            <w:tcW w:type="dxa" w:w="1400"/>
+            <w:tcBorders>
+              <w:top w:val="single" w:color="CCCCCC" w:sz="1"/>
+              <w:left w:val="single" w:color="CCCCCC" w:sz="1"/>
+              <w:bottom w:val="single" w:color="CCCCCC" w:sz="1"/>
+              <w:right w:val="single" w:color="CCCCCC" w:sz="1"/>
+            </w:tcBorders>
+            <w:shd w:fill="E8F3FB" w:val="clear"/>
+            <w:tcMar>
+              <w:top w:type="dxa" w:w="72"/>
+              <w:left w:type="dxa" w:w="130"/>
+              <w:bottom w:type="dxa" w:w="72"/>
+              <w:right w:type="dxa" w:w="130"/>
+            </w:tcMar>
+          </w:tcPr>
+          <w:p>
+            <w:r>
+              <w:rPr>
+                <w:rFonts w:ascii="Arial" w:cs="Arial" w:eastAsia="Arial" w:hAnsi="Arial"/>
+                <w:color w:val="222222"/>
+                <w:sz w:val="19"/>
+                <w:szCs w:val="19"/>
+              </w:rPr>
+              <w:t xml:space="preserve">Yes (YouTube URL)</w:t>
+            </w:r>
+          </w:p>
+        </w:tc>
+        <w:tc>
+          <w:tcPr>
+            <w:tcW w:type="dxa" w:w="1560"/>
+            <w:tcBorders>
+              <w:top w:val="single" w:color="CCCCCC" w:sz="1"/>
+              <w:left w:val="single" w:color="CCCCCC" w:sz="1"/>
+              <w:bottom w:val="single" w:color="CCCCCC" w:sz="1"/>
+              <w:right w:val="single" w:color="CCCCCC" w:sz="1"/>
+            </w:tcBorders>
+            <w:shd w:fill="E8F3FB" w:val="clear"/>
+            <w:tcMar>
+              <w:top w:type="dxa" w:w="72"/>
+              <w:left w:type="dxa" w:w="130"/>
+              <w:bottom w:type="dxa" w:w="72"/>
+              <w:right w:type="dxa" w:w="130"/>
+            </w:tcMar>
+          </w:tcPr>
+          <w:p>
+            <w:r>
+              <w:rPr>
+                <w:rFonts w:ascii="Arial" w:cs="Arial" w:eastAsia="Arial" w:hAnsi="Arial"/>
+                <w:color w:val="222222"/>
+                <w:sz w:val="19"/>
+                <w:szCs w:val="19"/>
+              </w:rPr>
+              <w:t xml:space="preserve">Yes — 1 min Full / 2 min Light</w:t>
             </w:r>
           </w:p>
         </w:tc>
@@ -3144,110 +3144,110 @@
               <w:bottom w:val="single" w:color="CCCCCC" w:sz="1"/>
               <w:right w:val="single" w:color="CCCCCC" w:sz="1"/>
             </w:tcBorders>
-            <w:shd w:fill="E8F8F0" w:val="clear"/>
-            <w:tcMar>
-              <w:top w:type="dxa" w:w="72"/>
-              <w:left w:type="dxa" w:w="130"/>
-              <w:bottom w:type="dxa" w:w="72"/>
-              <w:right w:type="dxa" w:w="130"/>
-            </w:tcMar>
-          </w:tcPr>
-          <w:p>
-            <w:r>
-              <w:rPr>
-                <w:rFonts w:ascii="Arial" w:cs="Arial" w:eastAsia="Arial" w:hAnsi="Arial"/>
-                <w:color w:val="222222"/>
-                <w:sz w:val="19"/>
-                <w:szCs w:val="19"/>
-              </w:rPr>
-              <w:t xml:space="preserve">YouTube live/shorts</w:t>
-            </w:r>
-          </w:p>
-        </w:tc>
-        <w:tc>
-          <w:tcPr>
-            <w:tcW w:type="dxa" w:w="4000"/>
-            <w:tcBorders>
-              <w:top w:val="single" w:color="CCCCCC" w:sz="1"/>
-              <w:left w:val="single" w:color="CCCCCC" w:sz="1"/>
-              <w:bottom w:val="single" w:color="CCCCCC" w:sz="1"/>
-              <w:right w:val="single" w:color="CCCCCC" w:sz="1"/>
-            </w:tcBorders>
-            <w:shd w:fill="E8F8F0" w:val="clear"/>
-            <w:tcMar>
-              <w:top w:type="dxa" w:w="72"/>
-              <w:left w:type="dxa" w:w="130"/>
-              <w:bottom w:type="dxa" w:w="72"/>
-              <w:right w:type="dxa" w:w="130"/>
-            </w:tcMar>
-          </w:tcPr>
-          <w:p>
-            <w:r>
-              <w:rPr>
-                <w:rFonts w:ascii="Arial" w:cs="Arial" w:eastAsia="Arial" w:hAnsi="Arial"/>
-                <w:color w:val="222222"/>
-                <w:sz w:val="19"/>
-                <w:szCs w:val="19"/>
-              </w:rPr>
-              <w:t xml:space="preserve">https://youtube.com/live/ID or /shorts/ID</w:t>
-            </w:r>
-          </w:p>
-        </w:tc>
-        <w:tc>
-          <w:tcPr>
-            <w:tcW w:type="dxa" w:w="800"/>
-            <w:tcBorders>
-              <w:top w:val="single" w:color="CCCCCC" w:sz="1"/>
-              <w:left w:val="single" w:color="CCCCCC" w:sz="1"/>
-              <w:bottom w:val="single" w:color="CCCCCC" w:sz="1"/>
-              <w:right w:val="single" w:color="CCCCCC" w:sz="1"/>
-            </w:tcBorders>
-            <w:shd w:fill="E8F8F0" w:val="clear"/>
-            <w:tcMar>
-              <w:top w:type="dxa" w:w="72"/>
-              <w:left w:type="dxa" w:w="130"/>
-              <w:bottom w:type="dxa" w:w="72"/>
-              <w:right w:type="dxa" w:w="130"/>
-            </w:tcMar>
-          </w:tcPr>
-          <w:p>
-            <w:r>
-              <w:rPr>
-                <w:rFonts w:ascii="Arial" w:cs="Arial" w:eastAsia="Arial" w:hAnsi="Arial"/>
-                <w:color w:val="222222"/>
-                <w:sz w:val="19"/>
-                <w:szCs w:val="19"/>
-              </w:rPr>
-              <w:t xml:space="preserve">✓</w:t>
-            </w:r>
-          </w:p>
-        </w:tc>
-        <w:tc>
-          <w:tcPr>
-            <w:tcW w:type="dxa" w:w="800"/>
-            <w:tcBorders>
-              <w:top w:val="single" w:color="CCCCCC" w:sz="1"/>
-              <w:left w:val="single" w:color="CCCCCC" w:sz="1"/>
-              <w:bottom w:val="single" w:color="CCCCCC" w:sz="1"/>
-              <w:right w:val="single" w:color="CCCCCC" w:sz="1"/>
-            </w:tcBorders>
-            <w:shd w:fill="E8F8F0" w:val="clear"/>
-            <w:tcMar>
-              <w:top w:type="dxa" w:w="72"/>
-              <w:left w:type="dxa" w:w="130"/>
-              <w:bottom w:type="dxa" w:w="72"/>
-              <w:right w:type="dxa" w:w="130"/>
-            </w:tcMar>
-          </w:tcPr>
-          <w:p>
-            <w:r>
-              <w:rPr>
-                <w:rFonts w:ascii="Arial" w:cs="Arial" w:eastAsia="Arial" w:hAnsi="Arial"/>
-                <w:color w:val="222222"/>
-                <w:sz w:val="19"/>
-                <w:szCs w:val="19"/>
-              </w:rPr>
-              <w:t xml:space="preserve">✓</w:t>
+            <w:shd w:fill="E8F3FB" w:val="clear"/>
+            <w:tcMar>
+              <w:top w:type="dxa" w:w="72"/>
+              <w:left w:type="dxa" w:w="130"/>
+              <w:bottom w:type="dxa" w:w="72"/>
+              <w:right w:type="dxa" w:w="130"/>
+            </w:tcMar>
+          </w:tcPr>
+          <w:p>
+            <w:r>
+              <w:rPr>
+                <w:rFonts w:ascii="Arial" w:cs="Arial" w:eastAsia="Arial" w:hAnsi="Arial"/>
+                <w:color w:val="222222"/>
+                <w:sz w:val="19"/>
+                <w:szCs w:val="19"/>
+              </w:rPr>
+              <w:t xml:space="preserve">YouTube iframe</w:t>
+            </w:r>
+          </w:p>
+        </w:tc>
+        <w:tc>
+          <w:tcPr>
+            <w:tcW w:type="dxa" w:w="4200"/>
+            <w:tcBorders>
+              <w:top w:val="single" w:color="CCCCCC" w:sz="1"/>
+              <w:left w:val="single" w:color="CCCCCC" w:sz="1"/>
+              <w:bottom w:val="single" w:color="CCCCCC" w:sz="1"/>
+              <w:right w:val="single" w:color="CCCCCC" w:sz="1"/>
+            </w:tcBorders>
+            <w:shd w:fill="E8F3FB" w:val="clear"/>
+            <w:tcMar>
+              <w:top w:type="dxa" w:w="72"/>
+              <w:left w:type="dxa" w:w="130"/>
+              <w:bottom w:type="dxa" w:w="72"/>
+              <w:right w:type="dxa" w:w="130"/>
+            </w:tcMar>
+          </w:tcPr>
+          <w:p>
+            <w:r>
+              <w:rPr>
+                <w:rFonts w:ascii="Arial" w:cs="Arial" w:eastAsia="Arial" w:hAnsi="Arial"/>
+                <w:color w:val="222222"/>
+                <w:sz w:val="19"/>
+                <w:szCs w:val="19"/>
+              </w:rPr>
+              <w:t xml:space="preserve">Paste &lt;iframe src="https://youtube-nocookie.com/embed/..."&gt; from YouTube → Share → Embed</w:t>
+            </w:r>
+          </w:p>
+        </w:tc>
+        <w:tc>
+          <w:tcPr>
+            <w:tcW w:type="dxa" w:w="1400"/>
+            <w:tcBorders>
+              <w:top w:val="single" w:color="CCCCCC" w:sz="1"/>
+              <w:left w:val="single" w:color="CCCCCC" w:sz="1"/>
+              <w:bottom w:val="single" w:color="CCCCCC" w:sz="1"/>
+              <w:right w:val="single" w:color="CCCCCC" w:sz="1"/>
+            </w:tcBorders>
+            <w:shd w:fill="E8F3FB" w:val="clear"/>
+            <w:tcMar>
+              <w:top w:type="dxa" w:w="72"/>
+              <w:left w:type="dxa" w:w="130"/>
+              <w:bottom w:type="dxa" w:w="72"/>
+              <w:right w:type="dxa" w:w="130"/>
+            </w:tcMar>
+          </w:tcPr>
+          <w:p>
+            <w:r>
+              <w:rPr>
+                <w:rFonts w:ascii="Arial" w:cs="Arial" w:eastAsia="Arial" w:hAnsi="Arial"/>
+                <w:color w:val="222222"/>
+                <w:sz w:val="19"/>
+                <w:szCs w:val="19"/>
+              </w:rPr>
+              <w:t xml:space="preserve">Yes (URL)</w:t>
+            </w:r>
+          </w:p>
+        </w:tc>
+        <w:tc>
+          <w:tcPr>
+            <w:tcW w:type="dxa" w:w="1560"/>
+            <w:tcBorders>
+              <w:top w:val="single" w:color="CCCCCC" w:sz="1"/>
+              <w:left w:val="single" w:color="CCCCCC" w:sz="1"/>
+              <w:bottom w:val="single" w:color="CCCCCC" w:sz="1"/>
+              <w:right w:val="single" w:color="CCCCCC" w:sz="1"/>
+            </w:tcBorders>
+            <w:shd w:fill="E8F3FB" w:val="clear"/>
+            <w:tcMar>
+              <w:top w:type="dxa" w:w="72"/>
+              <w:left w:type="dxa" w:w="130"/>
+              <w:bottom w:type="dxa" w:w="72"/>
+              <w:right w:type="dxa" w:w="130"/>
+            </w:tcMar>
+          </w:tcPr>
+          <w:p>
+            <w:r>
+              <w:rPr>
+                <w:rFonts w:ascii="Arial" w:cs="Arial" w:eastAsia="Arial" w:hAnsi="Arial"/>
+                <w:color w:val="222222"/>
+                <w:sz w:val="19"/>
+                <w:szCs w:val="19"/>
+              </w:rPr>
+              <w:t xml:space="preserve">Yes</w:t>
             </w:r>
           </w:p>
         </w:tc>
@@ -3262,7 +3262,7 @@
               <w:bottom w:val="single" w:color="CCCCCC" w:sz="1"/>
               <w:right w:val="single" w:color="CCCCCC" w:sz="1"/>
             </w:tcBorders>
-            <w:shd w:fill="E8F8F0" w:val="clear"/>
+            <w:shd w:fill="EAD9F5" w:val="clear"/>
             <w:tcMar>
               <w:top w:type="dxa" w:w="72"/>
               <w:left w:type="dxa" w:w="130"/>
@@ -3284,88 +3284,88 @@
         </w:tc>
         <w:tc>
           <w:tcPr>
-            <w:tcW w:type="dxa" w:w="4000"/>
-            <w:tcBorders>
-              <w:top w:val="single" w:color="CCCCCC" w:sz="1"/>
-              <w:left w:val="single" w:color="CCCCCC" w:sz="1"/>
-              <w:bottom w:val="single" w:color="CCCCCC" w:sz="1"/>
-              <w:right w:val="single" w:color="CCCCCC" w:sz="1"/>
-            </w:tcBorders>
-            <w:shd w:fill="E8F8F0" w:val="clear"/>
-            <w:tcMar>
-              <w:top w:type="dxa" w:w="72"/>
-              <w:left w:type="dxa" w:w="130"/>
-              <w:bottom w:type="dxa" w:w="72"/>
-              <w:right w:type="dxa" w:w="130"/>
-            </w:tcMar>
-          </w:tcPr>
-          <w:p>
-            <w:r>
-              <w:rPr>
-                <w:rFonts w:ascii="Arial" w:cs="Arial" w:eastAsia="Arial" w:hAnsi="Arial"/>
-                <w:color w:val="222222"/>
-                <w:sz w:val="19"/>
-                <w:szCs w:val="19"/>
-              </w:rPr>
-              <w:t xml:space="preserve">https://docs.google.com/presentation/d/e/.../pub?...</w:t>
-            </w:r>
-          </w:p>
-        </w:tc>
-        <w:tc>
-          <w:tcPr>
-            <w:tcW w:type="dxa" w:w="800"/>
-            <w:tcBorders>
-              <w:top w:val="single" w:color="CCCCCC" w:sz="1"/>
-              <w:left w:val="single" w:color="CCCCCC" w:sz="1"/>
-              <w:bottom w:val="single" w:color="CCCCCC" w:sz="1"/>
-              <w:right w:val="single" w:color="CCCCCC" w:sz="1"/>
-            </w:tcBorders>
-            <w:shd w:fill="E8F8F0" w:val="clear"/>
-            <w:tcMar>
-              <w:top w:type="dxa" w:w="72"/>
-              <w:left w:type="dxa" w:w="130"/>
-              <w:bottom w:type="dxa" w:w="72"/>
-              <w:right w:type="dxa" w:w="130"/>
-            </w:tcMar>
-          </w:tcPr>
-          <w:p>
-            <w:r>
-              <w:rPr>
-                <w:rFonts w:ascii="Arial" w:cs="Arial" w:eastAsia="Arial" w:hAnsi="Arial"/>
-                <w:color w:val="222222"/>
-                <w:sz w:val="19"/>
-                <w:szCs w:val="19"/>
-              </w:rPr>
-              <w:t xml:space="preserve">✓</w:t>
-            </w:r>
-          </w:p>
-        </w:tc>
-        <w:tc>
-          <w:tcPr>
-            <w:tcW w:type="dxa" w:w="800"/>
-            <w:tcBorders>
-              <w:top w:val="single" w:color="CCCCCC" w:sz="1"/>
-              <w:left w:val="single" w:color="CCCCCC" w:sz="1"/>
-              <w:bottom w:val="single" w:color="CCCCCC" w:sz="1"/>
-              <w:right w:val="single" w:color="CCCCCC" w:sz="1"/>
-            </w:tcBorders>
-            <w:shd w:fill="E8F8F0" w:val="clear"/>
-            <w:tcMar>
-              <w:top w:type="dxa" w:w="72"/>
-              <w:left w:type="dxa" w:w="130"/>
-              <w:bottom w:type="dxa" w:w="72"/>
-              <w:right w:type="dxa" w:w="130"/>
-            </w:tcMar>
-          </w:tcPr>
-          <w:p>
-            <w:r>
-              <w:rPr>
-                <w:rFonts w:ascii="Arial" w:cs="Arial" w:eastAsia="Arial" w:hAnsi="Arial"/>
-                <w:color w:val="222222"/>
-                <w:sz w:val="19"/>
-                <w:szCs w:val="19"/>
-              </w:rPr>
-              <w:t xml:space="preserve">✓</w:t>
+            <w:tcW w:type="dxa" w:w="4200"/>
+            <w:tcBorders>
+              <w:top w:val="single" w:color="CCCCCC" w:sz="1"/>
+              <w:left w:val="single" w:color="CCCCCC" w:sz="1"/>
+              <w:bottom w:val="single" w:color="CCCCCC" w:sz="1"/>
+              <w:right w:val="single" w:color="CCCCCC" w:sz="1"/>
+            </w:tcBorders>
+            <w:shd w:fill="EAD9F5" w:val="clear"/>
+            <w:tcMar>
+              <w:top w:type="dxa" w:w="72"/>
+              <w:left w:type="dxa" w:w="130"/>
+              <w:bottom w:type="dxa" w:w="72"/>
+              <w:right w:type="dxa" w:w="130"/>
+            </w:tcMar>
+          </w:tcPr>
+          <w:p>
+            <w:r>
+              <w:rPr>
+                <w:rFonts w:ascii="Arial" w:cs="Arial" w:eastAsia="Arial" w:hAnsi="Arial"/>
+                <w:color w:val="222222"/>
+                <w:sz w:val="19"/>
+                <w:szCs w:val="19"/>
+              </w:rPr>
+              <w:t xml:space="preserve">https://docs.google.com/presentation/d/e/.../pub?start=false...</w:t>
+            </w:r>
+          </w:p>
+        </w:tc>
+        <w:tc>
+          <w:tcPr>
+            <w:tcW w:type="dxa" w:w="1400"/>
+            <w:tcBorders>
+              <w:top w:val="single" w:color="CCCCCC" w:sz="1"/>
+              <w:left w:val="single" w:color="CCCCCC" w:sz="1"/>
+              <w:bottom w:val="single" w:color="CCCCCC" w:sz="1"/>
+              <w:right w:val="single" w:color="CCCCCC" w:sz="1"/>
+            </w:tcBorders>
+            <w:shd w:fill="EAD9F5" w:val="clear"/>
+            <w:tcMar>
+              <w:top w:type="dxa" w:w="72"/>
+              <w:left w:type="dxa" w:w="130"/>
+              <w:bottom w:type="dxa" w:w="72"/>
+              <w:right w:type="dxa" w:w="130"/>
+            </w:tcMar>
+          </w:tcPr>
+          <w:p>
+            <w:r>
+              <w:rPr>
+                <w:rFonts w:ascii="Arial" w:cs="Arial" w:eastAsia="Arial" w:hAnsi="Arial"/>
+                <w:color w:val="222222"/>
+                <w:sz w:val="19"/>
+                <w:szCs w:val="19"/>
+              </w:rPr>
+              <w:t xml:space="preserve">Yes</w:t>
+            </w:r>
+          </w:p>
+        </w:tc>
+        <w:tc>
+          <w:tcPr>
+            <w:tcW w:type="dxa" w:w="1560"/>
+            <w:tcBorders>
+              <w:top w:val="single" w:color="CCCCCC" w:sz="1"/>
+              <w:left w:val="single" w:color="CCCCCC" w:sz="1"/>
+              <w:bottom w:val="single" w:color="CCCCCC" w:sz="1"/>
+              <w:right w:val="single" w:color="CCCCCC" w:sz="1"/>
+            </w:tcBorders>
+            <w:shd w:fill="EAD9F5" w:val="clear"/>
+            <w:tcMar>
+              <w:top w:type="dxa" w:w="72"/>
+              <w:left w:type="dxa" w:w="130"/>
+              <w:bottom w:type="dxa" w:w="72"/>
+              <w:right w:type="dxa" w:w="130"/>
+            </w:tcMar>
+          </w:tcPr>
+          <w:p>
+            <w:r>
+              <w:rPr>
+                <w:rFonts w:ascii="Arial" w:cs="Arial" w:eastAsia="Arial" w:hAnsi="Arial"/>
+                <w:color w:val="222222"/>
+                <w:sz w:val="19"/>
+                <w:szCs w:val="19"/>
+              </w:rPr>
+              <w:t xml:space="preserve">Yes — 1 min Full / 40 sec Light</w:t>
             </w:r>
           </w:p>
         </w:tc>
@@ -3380,7 +3380,7 @@
               <w:bottom w:val="single" w:color="CCCCCC" w:sz="1"/>
               <w:right w:val="single" w:color="CCCCCC" w:sz="1"/>
             </w:tcBorders>
-            <w:shd w:fill="E8F8F0" w:val="clear"/>
+            <w:shd w:fill="EAD9F5" w:val="clear"/>
             <w:tcMar>
               <w:top w:type="dxa" w:w="72"/>
               <w:left w:type="dxa" w:w="130"/>
@@ -3402,88 +3402,88 @@
         </w:tc>
         <w:tc>
           <w:tcPr>
-            <w:tcW w:type="dxa" w:w="4000"/>
-            <w:tcBorders>
-              <w:top w:val="single" w:color="CCCCCC" w:sz="1"/>
-              <w:left w:val="single" w:color="CCCCCC" w:sz="1"/>
-              <w:bottom w:val="single" w:color="CCCCCC" w:sz="1"/>
-              <w:right w:val="single" w:color="CCCCCC" w:sz="1"/>
-            </w:tcBorders>
-            <w:shd w:fill="E8F8F0" w:val="clear"/>
-            <w:tcMar>
-              <w:top w:type="dxa" w:w="72"/>
-              <w:left w:type="dxa" w:w="130"/>
-              <w:bottom w:type="dxa" w:w="72"/>
-              <w:right w:type="dxa" w:w="130"/>
-            </w:tcMar>
-          </w:tcPr>
-          <w:p>
-            <w:r>
-              <w:rPr>
-                <w:rFonts w:ascii="Arial" w:cs="Arial" w:eastAsia="Arial" w:hAnsi="Arial"/>
-                <w:color w:val="222222"/>
-                <w:sz w:val="19"/>
-                <w:szCs w:val="19"/>
-              </w:rPr>
-              <w:t xml:space="preserve">Paste &lt;iframe src="...pubembed..."&gt; from Google Slides → Publish to web</w:t>
-            </w:r>
-          </w:p>
-        </w:tc>
-        <w:tc>
-          <w:tcPr>
-            <w:tcW w:type="dxa" w:w="800"/>
-            <w:tcBorders>
-              <w:top w:val="single" w:color="CCCCCC" w:sz="1"/>
-              <w:left w:val="single" w:color="CCCCCC" w:sz="1"/>
-              <w:bottom w:val="single" w:color="CCCCCC" w:sz="1"/>
-              <w:right w:val="single" w:color="CCCCCC" w:sz="1"/>
-            </w:tcBorders>
-            <w:shd w:fill="E8F8F0" w:val="clear"/>
-            <w:tcMar>
-              <w:top w:type="dxa" w:w="72"/>
-              <w:left w:type="dxa" w:w="130"/>
-              <w:bottom w:type="dxa" w:w="72"/>
-              <w:right w:type="dxa" w:w="130"/>
-            </w:tcMar>
-          </w:tcPr>
-          <w:p>
-            <w:r>
-              <w:rPr>
-                <w:rFonts w:ascii="Arial" w:cs="Arial" w:eastAsia="Arial" w:hAnsi="Arial"/>
-                <w:color w:val="222222"/>
-                <w:sz w:val="19"/>
-                <w:szCs w:val="19"/>
-              </w:rPr>
-              <w:t xml:space="preserve">✓</w:t>
-            </w:r>
-          </w:p>
-        </w:tc>
-        <w:tc>
-          <w:tcPr>
-            <w:tcW w:type="dxa" w:w="800"/>
-            <w:tcBorders>
-              <w:top w:val="single" w:color="CCCCCC" w:sz="1"/>
-              <w:left w:val="single" w:color="CCCCCC" w:sz="1"/>
-              <w:bottom w:val="single" w:color="CCCCCC" w:sz="1"/>
-              <w:right w:val="single" w:color="CCCCCC" w:sz="1"/>
-            </w:tcBorders>
-            <w:shd w:fill="E8F8F0" w:val="clear"/>
-            <w:tcMar>
-              <w:top w:type="dxa" w:w="72"/>
-              <w:left w:type="dxa" w:w="130"/>
-              <w:bottom w:type="dxa" w:w="72"/>
-              <w:right w:type="dxa" w:w="130"/>
-            </w:tcMar>
-          </w:tcPr>
-          <w:p>
-            <w:r>
-              <w:rPr>
-                <w:rFonts w:ascii="Arial" w:cs="Arial" w:eastAsia="Arial" w:hAnsi="Arial"/>
-                <w:color w:val="222222"/>
-                <w:sz w:val="19"/>
-                <w:szCs w:val="19"/>
-              </w:rPr>
-              <w:t xml:space="preserve">✓</w:t>
+            <w:tcW w:type="dxa" w:w="4200"/>
+            <w:tcBorders>
+              <w:top w:val="single" w:color="CCCCCC" w:sz="1"/>
+              <w:left w:val="single" w:color="CCCCCC" w:sz="1"/>
+              <w:bottom w:val="single" w:color="CCCCCC" w:sz="1"/>
+              <w:right w:val="single" w:color="CCCCCC" w:sz="1"/>
+            </w:tcBorders>
+            <w:shd w:fill="EAD9F5" w:val="clear"/>
+            <w:tcMar>
+              <w:top w:type="dxa" w:w="72"/>
+              <w:left w:type="dxa" w:w="130"/>
+              <w:bottom w:type="dxa" w:w="72"/>
+              <w:right w:type="dxa" w:w="130"/>
+            </w:tcMar>
+          </w:tcPr>
+          <w:p>
+            <w:r>
+              <w:rPr>
+                <w:rFonts w:ascii="Arial" w:cs="Arial" w:eastAsia="Arial" w:hAnsi="Arial"/>
+                <w:color w:val="222222"/>
+                <w:sz w:val="19"/>
+                <w:szCs w:val="19"/>
+              </w:rPr>
+              <w:t xml:space="preserve">Paste full &lt;iframe src="...pubembed?..."&gt; from Google Slides → File → Share → Publish to web</w:t>
+            </w:r>
+          </w:p>
+        </w:tc>
+        <w:tc>
+          <w:tcPr>
+            <w:tcW w:type="dxa" w:w="1400"/>
+            <w:tcBorders>
+              <w:top w:val="single" w:color="CCCCCC" w:sz="1"/>
+              <w:left w:val="single" w:color="CCCCCC" w:sz="1"/>
+              <w:bottom w:val="single" w:color="CCCCCC" w:sz="1"/>
+              <w:right w:val="single" w:color="CCCCCC" w:sz="1"/>
+            </w:tcBorders>
+            <w:shd w:fill="EAD9F5" w:val="clear"/>
+            <w:tcMar>
+              <w:top w:type="dxa" w:w="72"/>
+              <w:left w:type="dxa" w:w="130"/>
+              <w:bottom w:type="dxa" w:w="72"/>
+              <w:right w:type="dxa" w:w="130"/>
+            </w:tcMar>
+          </w:tcPr>
+          <w:p>
+            <w:r>
+              <w:rPr>
+                <w:rFonts w:ascii="Arial" w:cs="Arial" w:eastAsia="Arial" w:hAnsi="Arial"/>
+                <w:color w:val="222222"/>
+                <w:sz w:val="19"/>
+                <w:szCs w:val="19"/>
+              </w:rPr>
+              <w:t xml:space="preserve">Yes</w:t>
+            </w:r>
+          </w:p>
+        </w:tc>
+        <w:tc>
+          <w:tcPr>
+            <w:tcW w:type="dxa" w:w="1560"/>
+            <w:tcBorders>
+              <w:top w:val="single" w:color="CCCCCC" w:sz="1"/>
+              <w:left w:val="single" w:color="CCCCCC" w:sz="1"/>
+              <w:bottom w:val="single" w:color="CCCCCC" w:sz="1"/>
+              <w:right w:val="single" w:color="CCCCCC" w:sz="1"/>
+            </w:tcBorders>
+            <w:shd w:fill="EAD9F5" w:val="clear"/>
+            <w:tcMar>
+              <w:top w:type="dxa" w:w="72"/>
+              <w:left w:type="dxa" w:w="130"/>
+              <w:bottom w:type="dxa" w:w="72"/>
+              <w:right w:type="dxa" w:w="130"/>
+            </w:tcMar>
+          </w:tcPr>
+          <w:p>
+            <w:r>
+              <w:rPr>
+                <w:rFonts w:ascii="Arial" w:cs="Arial" w:eastAsia="Arial" w:hAnsi="Arial"/>
+                <w:color w:val="222222"/>
+                <w:sz w:val="19"/>
+                <w:szCs w:val="19"/>
+              </w:rPr>
+              <w:t xml:space="preserve">Yes</w:t>
             </w:r>
           </w:p>
         </w:tc>
@@ -3520,7 +3520,7 @@
         </w:tc>
         <w:tc>
           <w:tcPr>
-            <w:tcW w:type="dxa" w:w="4000"/>
+            <w:tcW w:type="dxa" w:w="4200"/>
             <w:tcBorders>
               <w:top w:val="single" w:color="CCCCCC" w:sz="1"/>
               <w:left w:val="single" w:color="CCCCCC" w:sz="1"/>
@@ -3543,13 +3543,13 @@
                 <w:sz w:val="19"/>
                 <w:szCs w:val="19"/>
               </w:rPr>
-              <w:t xml:space="preserve">Paste full &lt;div class="fb-post" data-href="..."&gt;&lt;/div&gt; embed code</w:t>
-            </w:r>
-          </w:p>
-        </w:tc>
-        <w:tc>
-          <w:tcPr>
-            <w:tcW w:type="dxa" w:w="800"/>
+              <w:t xml:space="preserve">Paste &lt;div class="fb-post" data-href="..."&gt;&lt;/div&gt; from Facebook → ⋯ → Embed</w:t>
+            </w:r>
+          </w:p>
+        </w:tc>
+        <w:tc>
+          <w:tcPr>
+            <w:tcW w:type="dxa" w:w="1400"/>
             <w:tcBorders>
               <w:top w:val="single" w:color="CCCCCC" w:sz="1"/>
               <w:left w:val="single" w:color="CCCCCC" w:sz="1"/>
@@ -3572,13 +3572,13 @@
                 <w:sz w:val="19"/>
                 <w:szCs w:val="19"/>
               </w:rPr>
-              <w:t xml:space="preserve">✓</w:t>
-            </w:r>
-          </w:p>
-        </w:tc>
-        <w:tc>
-          <w:tcPr>
-            <w:tcW w:type="dxa" w:w="800"/>
+              <w:t xml:space="preserve">Yes (post URL)</w:t>
+            </w:r>
+          </w:p>
+        </w:tc>
+        <w:tc>
+          <w:tcPr>
+            <w:tcW w:type="dxa" w:w="1560"/>
             <w:tcBorders>
               <w:top w:val="single" w:color="CCCCCC" w:sz="1"/>
               <w:left w:val="single" w:color="CCCCCC" w:sz="1"/>
@@ -3601,7 +3601,7 @@
                 <w:sz w:val="19"/>
                 <w:szCs w:val="19"/>
               </w:rPr>
-              <w:t xml:space="preserve">✓ (may vary)</w:t>
+              <w:t xml:space="preserve">No (inline card)</w:t>
             </w:r>
           </w:p>
         </w:tc>
@@ -3616,110 +3616,110 @@
               <w:bottom w:val="single" w:color="CCCCCC" w:sz="1"/>
               <w:right w:val="single" w:color="CCCCCC" w:sz="1"/>
             </w:tcBorders>
-            <w:shd w:fill="E8F8F0" w:val="clear"/>
-            <w:tcMar>
-              <w:top w:type="dxa" w:w="72"/>
-              <w:left w:type="dxa" w:w="130"/>
-              <w:bottom w:type="dxa" w:w="72"/>
-              <w:right w:type="dxa" w:w="130"/>
-            </w:tcMar>
-          </w:tcPr>
-          <w:p>
-            <w:r>
-              <w:rPr>
-                <w:rFonts w:ascii="Arial" w:cs="Arial" w:eastAsia="Arial" w:hAnsi="Arial"/>
-                <w:color w:val="222222"/>
-                <w:sz w:val="19"/>
-                <w:szCs w:val="19"/>
-              </w:rPr>
-              <w:t xml:space="preserve">Image (via Col C)</w:t>
-            </w:r>
-          </w:p>
-        </w:tc>
-        <w:tc>
-          <w:tcPr>
-            <w:tcW w:type="dxa" w:w="4000"/>
-            <w:tcBorders>
-              <w:top w:val="single" w:color="CCCCCC" w:sz="1"/>
-              <w:left w:val="single" w:color="CCCCCC" w:sz="1"/>
-              <w:bottom w:val="single" w:color="CCCCCC" w:sz="1"/>
-              <w:right w:val="single" w:color="CCCCCC" w:sz="1"/>
-            </w:tcBorders>
-            <w:shd w:fill="E8F8F0" w:val="clear"/>
-            <w:tcMar>
-              <w:top w:type="dxa" w:w="72"/>
-              <w:left w:type="dxa" w:w="130"/>
-              <w:bottom w:type="dxa" w:w="72"/>
-              <w:right w:type="dxa" w:w="130"/>
-            </w:tcMar>
-          </w:tcPr>
-          <w:p>
-            <w:r>
-              <w:rPr>
-                <w:rFonts w:ascii="Arial" w:cs="Arial" w:eastAsia="Arial" w:hAnsi="Arial"/>
-                <w:color w:val="222222"/>
-                <w:sz w:val="19"/>
-                <w:szCs w:val="19"/>
-              </w:rPr>
-              <w:t xml:space="preserve">Leave Col B text, put direct image URL in Col C</w:t>
-            </w:r>
-          </w:p>
-        </w:tc>
-        <w:tc>
-          <w:tcPr>
-            <w:tcW w:type="dxa" w:w="800"/>
-            <w:tcBorders>
-              <w:top w:val="single" w:color="CCCCCC" w:sz="1"/>
-              <w:left w:val="single" w:color="CCCCCC" w:sz="1"/>
-              <w:bottom w:val="single" w:color="CCCCCC" w:sz="1"/>
-              <w:right w:val="single" w:color="CCCCCC" w:sz="1"/>
-            </w:tcBorders>
-            <w:shd w:fill="E8F8F0" w:val="clear"/>
-            <w:tcMar>
-              <w:top w:type="dxa" w:w="72"/>
-              <w:left w:type="dxa" w:w="130"/>
-              <w:bottom w:type="dxa" w:w="72"/>
-              <w:right w:type="dxa" w:w="130"/>
-            </w:tcMar>
-          </w:tcPr>
-          <w:p>
-            <w:r>
-              <w:rPr>
-                <w:rFonts w:ascii="Arial" w:cs="Arial" w:eastAsia="Arial" w:hAnsi="Arial"/>
-                <w:color w:val="222222"/>
-                <w:sz w:val="19"/>
-                <w:szCs w:val="19"/>
-              </w:rPr>
-              <w:t xml:space="preserve">✓</w:t>
-            </w:r>
-          </w:p>
-        </w:tc>
-        <w:tc>
-          <w:tcPr>
-            <w:tcW w:type="dxa" w:w="800"/>
-            <w:tcBorders>
-              <w:top w:val="single" w:color="CCCCCC" w:sz="1"/>
-              <w:left w:val="single" w:color="CCCCCC" w:sz="1"/>
-              <w:bottom w:val="single" w:color="CCCCCC" w:sz="1"/>
-              <w:right w:val="single" w:color="CCCCCC" w:sz="1"/>
-            </w:tcBorders>
-            <w:shd w:fill="E8F8F0" w:val="clear"/>
-            <w:tcMar>
-              <w:top w:type="dxa" w:w="72"/>
-              <w:left w:type="dxa" w:w="130"/>
-              <w:bottom w:type="dxa" w:w="72"/>
-              <w:right w:type="dxa" w:w="130"/>
-            </w:tcMar>
-          </w:tcPr>
-          <w:p>
-            <w:r>
-              <w:rPr>
-                <w:rFonts w:ascii="Arial" w:cs="Arial" w:eastAsia="Arial" w:hAnsi="Arial"/>
-                <w:color w:val="222222"/>
-                <w:sz w:val="19"/>
-                <w:szCs w:val="19"/>
-              </w:rPr>
-              <w:t xml:space="preserve">✓</w:t>
+            <w:shd w:fill="E8F3FB" w:val="clear"/>
+            <w:tcMar>
+              <w:top w:type="dxa" w:w="72"/>
+              <w:left w:type="dxa" w:w="130"/>
+              <w:bottom w:type="dxa" w:w="72"/>
+              <w:right w:type="dxa" w:w="130"/>
+            </w:tcMar>
+          </w:tcPr>
+          <w:p>
+            <w:r>
+              <w:rPr>
+                <w:rFonts w:ascii="Arial" w:cs="Arial" w:eastAsia="Arial" w:hAnsi="Arial"/>
+                <w:color w:val="222222"/>
+                <w:sz w:val="19"/>
+                <w:szCs w:val="19"/>
+              </w:rPr>
+              <w:t xml:space="preserve">Image (in Col C)</w:t>
+            </w:r>
+          </w:p>
+        </w:tc>
+        <w:tc>
+          <w:tcPr>
+            <w:tcW w:type="dxa" w:w="4200"/>
+            <w:tcBorders>
+              <w:top w:val="single" w:color="CCCCCC" w:sz="1"/>
+              <w:left w:val="single" w:color="CCCCCC" w:sz="1"/>
+              <w:bottom w:val="single" w:color="CCCCCC" w:sz="1"/>
+              <w:right w:val="single" w:color="CCCCCC" w:sz="1"/>
+            </w:tcBorders>
+            <w:shd w:fill="E8F3FB" w:val="clear"/>
+            <w:tcMar>
+              <w:top w:type="dxa" w:w="72"/>
+              <w:left w:type="dxa" w:w="130"/>
+              <w:bottom w:type="dxa" w:w="72"/>
+              <w:right w:type="dxa" w:w="130"/>
+            </w:tcMar>
+          </w:tcPr>
+          <w:p>
+            <w:r>
+              <w:rPr>
+                <w:rFonts w:ascii="Arial" w:cs="Arial" w:eastAsia="Arial" w:hAnsi="Arial"/>
+                <w:color w:val="222222"/>
+                <w:sz w:val="19"/>
+                <w:szCs w:val="19"/>
+              </w:rPr>
+              <w:t xml:space="preserve">Leave Col B blank or add caption. Put image URL in Col C.</w:t>
+            </w:r>
+          </w:p>
+        </w:tc>
+        <w:tc>
+          <w:tcPr>
+            <w:tcW w:type="dxa" w:w="1400"/>
+            <w:tcBorders>
+              <w:top w:val="single" w:color="CCCCCC" w:sz="1"/>
+              <w:left w:val="single" w:color="CCCCCC" w:sz="1"/>
+              <w:bottom w:val="single" w:color="CCCCCC" w:sz="1"/>
+              <w:right w:val="single" w:color="CCCCCC" w:sz="1"/>
+            </w:tcBorders>
+            <w:shd w:fill="E8F3FB" w:val="clear"/>
+            <w:tcMar>
+              <w:top w:type="dxa" w:w="72"/>
+              <w:left w:type="dxa" w:w="130"/>
+              <w:bottom w:type="dxa" w:w="72"/>
+              <w:right w:type="dxa" w:w="130"/>
+            </w:tcMar>
+          </w:tcPr>
+          <w:p>
+            <w:r>
+              <w:rPr>
+                <w:rFonts w:ascii="Arial" w:cs="Arial" w:eastAsia="Arial" w:hAnsi="Arial"/>
+                <w:color w:val="222222"/>
+                <w:sz w:val="19"/>
+                <w:szCs w:val="19"/>
+              </w:rPr>
+              <w:t xml:space="preserve">No</w:t>
+            </w:r>
+          </w:p>
+        </w:tc>
+        <w:tc>
+          <w:tcPr>
+            <w:tcW w:type="dxa" w:w="1560"/>
+            <w:tcBorders>
+              <w:top w:val="single" w:color="CCCCCC" w:sz="1"/>
+              <w:left w:val="single" w:color="CCCCCC" w:sz="1"/>
+              <w:bottom w:val="single" w:color="CCCCCC" w:sz="1"/>
+              <w:right w:val="single" w:color="CCCCCC" w:sz="1"/>
+            </w:tcBorders>
+            <w:shd w:fill="E8F3FB" w:val="clear"/>
+            <w:tcMar>
+              <w:top w:type="dxa" w:w="72"/>
+              <w:left w:type="dxa" w:w="130"/>
+              <w:bottom w:type="dxa" w:w="72"/>
+              <w:right w:type="dxa" w:w="130"/>
+            </w:tcMar>
+          </w:tcPr>
+          <w:p>
+            <w:r>
+              <w:rPr>
+                <w:rFonts w:ascii="Arial" w:cs="Arial" w:eastAsia="Arial" w:hAnsi="Arial"/>
+                <w:color w:val="222222"/>
+                <w:sz w:val="19"/>
+                <w:szCs w:val="19"/>
+              </w:rPr>
+              <w:t xml:space="preserve">No (inline)</w:t>
             </w:r>
           </w:p>
         </w:tc>
@@ -3734,144 +3734,115 @@
               <w:bottom w:val="single" w:color="CCCCCC" w:sz="1"/>
               <w:right w:val="single" w:color="CCCCCC" w:sz="1"/>
             </w:tcBorders>
-            <w:shd w:fill="E8F8F0" w:val="clear"/>
-            <w:tcMar>
-              <w:top w:type="dxa" w:w="72"/>
-              <w:left w:type="dxa" w:w="130"/>
-              <w:bottom w:type="dxa" w:w="72"/>
-              <w:right w:type="dxa" w:w="130"/>
-            </w:tcMar>
-          </w:tcPr>
-          <w:p>
-            <w:r>
-              <w:rPr>
-                <w:rFonts w:ascii="Arial" w:cs="Arial" w:eastAsia="Arial" w:hAnsi="Arial"/>
-                <w:color w:val="222222"/>
-                <w:sz w:val="19"/>
-                <w:szCs w:val="19"/>
-              </w:rPr>
-              <w:t xml:space="preserve">Image (bare URL in B)</w:t>
-            </w:r>
-          </w:p>
-        </w:tc>
-        <w:tc>
-          <w:tcPr>
-            <w:tcW w:type="dxa" w:w="4000"/>
-            <w:tcBorders>
-              <w:top w:val="single" w:color="CCCCCC" w:sz="1"/>
-              <w:left w:val="single" w:color="CCCCCC" w:sz="1"/>
-              <w:bottom w:val="single" w:color="CCCCCC" w:sz="1"/>
-              <w:right w:val="single" w:color="CCCCCC" w:sz="1"/>
-            </w:tcBorders>
-            <w:shd w:fill="E8F8F0" w:val="clear"/>
-            <w:tcMar>
-              <w:top w:type="dxa" w:w="72"/>
-              <w:left w:type="dxa" w:w="130"/>
-              <w:bottom w:type="dxa" w:w="72"/>
-              <w:right w:type="dxa" w:w="130"/>
-            </w:tcMar>
-          </w:tcPr>
-          <w:p>
-            <w:r>
-              <w:rPr>
-                <w:rFonts w:ascii="Arial" w:cs="Arial" w:eastAsia="Arial" w:hAnsi="Arial"/>
-                <w:color w:val="222222"/>
-                <w:sz w:val="19"/>
-                <w:szCs w:val="19"/>
-              </w:rPr>
-              <w:t xml:space="preserve">https://example.com/photo.jpg</w:t>
-            </w:r>
-          </w:p>
-        </w:tc>
-        <w:tc>
-          <w:tcPr>
-            <w:tcW w:type="dxa" w:w="800"/>
-            <w:tcBorders>
-              <w:top w:val="single" w:color="CCCCCC" w:sz="1"/>
-              <w:left w:val="single" w:color="CCCCCC" w:sz="1"/>
-              <w:bottom w:val="single" w:color="CCCCCC" w:sz="1"/>
-              <w:right w:val="single" w:color="CCCCCC" w:sz="1"/>
-            </w:tcBorders>
-            <w:shd w:fill="E8F8F0" w:val="clear"/>
-            <w:tcMar>
-              <w:top w:type="dxa" w:w="72"/>
-              <w:left w:type="dxa" w:w="130"/>
-              <w:bottom w:type="dxa" w:w="72"/>
-              <w:right w:type="dxa" w:w="130"/>
-            </w:tcMar>
-          </w:tcPr>
-          <w:p>
-            <w:r>
-              <w:rPr>
-                <w:rFonts w:ascii="Arial" w:cs="Arial" w:eastAsia="Arial" w:hAnsi="Arial"/>
-                <w:color w:val="222222"/>
-                <w:sz w:val="19"/>
-                <w:szCs w:val="19"/>
-              </w:rPr>
-              <w:t xml:space="preserve">✓</w:t>
-            </w:r>
-          </w:p>
-        </w:tc>
-        <w:tc>
-          <w:tcPr>
-            <w:tcW w:type="dxa" w:w="800"/>
-            <w:tcBorders>
-              <w:top w:val="single" w:color="CCCCCC" w:sz="1"/>
-              <w:left w:val="single" w:color="CCCCCC" w:sz="1"/>
-              <w:bottom w:val="single" w:color="CCCCCC" w:sz="1"/>
-              <w:right w:val="single" w:color="CCCCCC" w:sz="1"/>
-            </w:tcBorders>
-            <w:shd w:fill="E8F8F0" w:val="clear"/>
-            <w:tcMar>
-              <w:top w:type="dxa" w:w="72"/>
-              <w:left w:type="dxa" w:w="130"/>
-              <w:bottom w:type="dxa" w:w="72"/>
-              <w:right w:type="dxa" w:w="130"/>
-            </w:tcMar>
-          </w:tcPr>
-          <w:p>
-            <w:r>
-              <w:rPr>
-                <w:rFonts w:ascii="Arial" w:cs="Arial" w:eastAsia="Arial" w:hAnsi="Arial"/>
-                <w:color w:val="222222"/>
-                <w:sz w:val="19"/>
-                <w:szCs w:val="19"/>
-              </w:rPr>
-              <w:t xml:space="preserve">✓</w:t>
+            <w:shd w:fill="E8F3FB" w:val="clear"/>
+            <w:tcMar>
+              <w:top w:type="dxa" w:w="72"/>
+              <w:left w:type="dxa" w:w="130"/>
+              <w:bottom w:type="dxa" w:w="72"/>
+              <w:right w:type="dxa" w:w="130"/>
+            </w:tcMar>
+          </w:tcPr>
+          <w:p>
+            <w:r>
+              <w:rPr>
+                <w:rFonts w:ascii="Arial" w:cs="Arial" w:eastAsia="Arial" w:hAnsi="Arial"/>
+                <w:color w:val="222222"/>
+                <w:sz w:val="19"/>
+                <w:szCs w:val="19"/>
+              </w:rPr>
+              <w:t xml:space="preserve">Image (bare URL in Col B)</w:t>
+            </w:r>
+          </w:p>
+        </w:tc>
+        <w:tc>
+          <w:tcPr>
+            <w:tcW w:type="dxa" w:w="4200"/>
+            <w:tcBorders>
+              <w:top w:val="single" w:color="CCCCCC" w:sz="1"/>
+              <w:left w:val="single" w:color="CCCCCC" w:sz="1"/>
+              <w:bottom w:val="single" w:color="CCCCCC" w:sz="1"/>
+              <w:right w:val="single" w:color="CCCCCC" w:sz="1"/>
+            </w:tcBorders>
+            <w:shd w:fill="E8F3FB" w:val="clear"/>
+            <w:tcMar>
+              <w:top w:type="dxa" w:w="72"/>
+              <w:left w:type="dxa" w:w="130"/>
+              <w:bottom w:type="dxa" w:w="72"/>
+              <w:right w:type="dxa" w:w="130"/>
+            </w:tcMar>
+          </w:tcPr>
+          <w:p>
+            <w:r>
+              <w:rPr>
+                <w:rFonts w:ascii="Arial" w:cs="Arial" w:eastAsia="Arial" w:hAnsi="Arial"/>
+                <w:color w:val="222222"/>
+                <w:sz w:val="19"/>
+                <w:szCs w:val="19"/>
+              </w:rPr>
+              <w:t xml:space="preserve">https://example.com/photo.jpg (ends in .jpg/.png/.gif/.webp)</w:t>
+            </w:r>
+          </w:p>
+        </w:tc>
+        <w:tc>
+          <w:tcPr>
+            <w:tcW w:type="dxa" w:w="1400"/>
+            <w:tcBorders>
+              <w:top w:val="single" w:color="CCCCCC" w:sz="1"/>
+              <w:left w:val="single" w:color="CCCCCC" w:sz="1"/>
+              <w:bottom w:val="single" w:color="CCCCCC" w:sz="1"/>
+              <w:right w:val="single" w:color="CCCCCC" w:sz="1"/>
+            </w:tcBorders>
+            <w:shd w:fill="E8F3FB" w:val="clear"/>
+            <w:tcMar>
+              <w:top w:type="dxa" w:w="72"/>
+              <w:left w:type="dxa" w:w="130"/>
+              <w:bottom w:type="dxa" w:w="72"/>
+              <w:right w:type="dxa" w:w="130"/>
+            </w:tcMar>
+          </w:tcPr>
+          <w:p>
+            <w:r>
+              <w:rPr>
+                <w:rFonts w:ascii="Arial" w:cs="Arial" w:eastAsia="Arial" w:hAnsi="Arial"/>
+                <w:color w:val="222222"/>
+                <w:sz w:val="19"/>
+                <w:szCs w:val="19"/>
+              </w:rPr>
+              <w:t xml:space="preserve">No</w:t>
+            </w:r>
+          </w:p>
+        </w:tc>
+        <w:tc>
+          <w:tcPr>
+            <w:tcW w:type="dxa" w:w="1560"/>
+            <w:tcBorders>
+              <w:top w:val="single" w:color="CCCCCC" w:sz="1"/>
+              <w:left w:val="single" w:color="CCCCCC" w:sz="1"/>
+              <w:bottom w:val="single" w:color="CCCCCC" w:sz="1"/>
+              <w:right w:val="single" w:color="CCCCCC" w:sz="1"/>
+            </w:tcBorders>
+            <w:shd w:fill="E8F3FB" w:val="clear"/>
+            <w:tcMar>
+              <w:top w:type="dxa" w:w="72"/>
+              <w:left w:type="dxa" w:w="130"/>
+              <w:bottom w:type="dxa" w:w="72"/>
+              <w:right w:type="dxa" w:w="130"/>
+            </w:tcMar>
+          </w:tcPr>
+          <w:p>
+            <w:r>
+              <w:rPr>
+                <w:rFonts w:ascii="Arial" w:cs="Arial" w:eastAsia="Arial" w:hAnsi="Arial"/>
+                <w:color w:val="222222"/>
+                <w:sz w:val="19"/>
+                <w:szCs w:val="19"/>
+              </w:rPr>
+              <w:t xml:space="preserve">No (inline)</w:t>
             </w:r>
           </w:p>
         </w:tc>
       </w:tr>
     </w:tbl>
-    <w:p>
-      <w:pPr>
-        <w:spacing w:after="220" w:before="0"/>
-      </w:pPr>
-      <w:r>
-        <w:t xml:space="preserve"/>
-      </w:r>
-    </w:p>
-    <w:p>
-      <w:pPr>
-        <w:pBdr>
-          <w:left w:val="single" w:color="C0392B" w:sz="16" w:space="8"/>
-        </w:pBdr>
-        <w:shd w:fill="FDEDEC" w:val="clear"/>
-        <w:spacing w:after="80" w:before="80"/>
-        <w:ind w:left="400"/>
-      </w:pPr>
-      <w:r>
-        <w:rPr>
-          <w:rFonts w:ascii="Arial" w:cs="Arial" w:eastAsia="Arial" w:hAnsi="Arial"/>
-          <w:b/>
-          <w:bCs/>
-          <w:color w:val="C0392B"/>
-          <w:sz w:val="20"/>
-          <w:szCs w:val="20"/>
-        </w:rPr>
-        <w:t xml:space="preserve">Facebook embeds may not load on LG Smart TV browsers due to network restrictions. Google Slides and YouTube are the most reliable video content on all devices.</w:t>
-      </w:r>
-    </w:p>
     <w:p>
       <w:pPr>
         <w:spacing w:after="220" w:before="0"/>
@@ -3897,2414 +3868,24 @@
           <w:sz w:val="34"/>
           <w:szCs w:val="34"/>
         </w:rPr>
-        <w:t xml:space="preserve">Post Display Timing</w:t>
-      </w:r>
-    </w:p>
-    <w:tbl>
-      <w:tblPr>
-        <w:tblW w:type="dxa" w:w="9360"/>
-        <w:tblBorders>
-          <w:top w:val="single" w:color="auto" w:sz="4"/>
-          <w:left w:val="single" w:color="auto" w:sz="4"/>
-          <w:bottom w:val="single" w:color="auto" w:sz="4"/>
-          <w:right w:val="single" w:color="auto" w:sz="4"/>
-          <w:insideH w:val="single" w:color="auto" w:sz="4"/>
-          <w:insideV w:val="single" w:color="auto" w:sz="4"/>
-        </w:tblBorders>
-      </w:tblPr>
-      <w:tblGrid>
-        <w:gridCol w:w="3000"/>
-        <w:gridCol w:w="3000"/>
-        <w:gridCol w:w="3360"/>
-      </w:tblGrid>
-      <w:tr>
-        <w:tc>
-          <w:tcPr>
-            <w:tcW w:type="dxa" w:w="3000"/>
-            <w:tcBorders>
-              <w:top w:val="single" w:color="CCCCCC" w:sz="1"/>
-              <w:left w:val="single" w:color="CCCCCC" w:sz="1"/>
-              <w:bottom w:val="single" w:color="CCCCCC" w:sz="1"/>
-              <w:right w:val="single" w:color="CCCCCC" w:sz="1"/>
-            </w:tcBorders>
-            <w:shd w:fill="0D2B4E" w:val="clear"/>
-            <w:tcMar>
-              <w:top w:type="dxa" w:w="80"/>
-              <w:left w:type="dxa" w:w="130"/>
-              <w:bottom w:type="dxa" w:w="80"/>
-              <w:right w:type="dxa" w:w="130"/>
-            </w:tcMar>
-          </w:tcPr>
-          <w:p>
-            <w:r>
-              <w:rPr>
-                <w:rFonts w:ascii="Arial" w:cs="Arial" w:eastAsia="Arial" w:hAnsi="Arial"/>
-                <w:b/>
-                <w:bCs/>
-                <w:color w:val="FFFFFF"/>
-                <w:sz w:val="20"/>
-                <w:szCs w:val="20"/>
-              </w:rPr>
-              <w:t xml:space="preserve">Content type</w:t>
-            </w:r>
-          </w:p>
-        </w:tc>
-        <w:tc>
-          <w:tcPr>
-            <w:tcW w:type="dxa" w:w="3000"/>
-            <w:tcBorders>
-              <w:top w:val="single" w:color="CCCCCC" w:sz="1"/>
-              <w:left w:val="single" w:color="CCCCCC" w:sz="1"/>
-              <w:bottom w:val="single" w:color="CCCCCC" w:sz="1"/>
-              <w:right w:val="single" w:color="CCCCCC" w:sz="1"/>
-            </w:tcBorders>
-            <w:shd w:fill="0D2B4E" w:val="clear"/>
-            <w:tcMar>
-              <w:top w:type="dxa" w:w="80"/>
-              <w:left w:type="dxa" w:w="130"/>
-              <w:bottom w:type="dxa" w:w="80"/>
-              <w:right w:type="dxa" w:w="130"/>
-            </w:tcMar>
-          </w:tcPr>
-          <w:p>
-            <w:r>
-              <w:rPr>
-                <w:rFonts w:ascii="Arial" w:cs="Arial" w:eastAsia="Arial" w:hAnsi="Arial"/>
-                <w:b/>
-                <w:bCs/>
-                <w:color w:val="FFFFFF"/>
-                <w:sz w:val="20"/>
-                <w:szCs w:val="20"/>
-              </w:rPr>
-              <w:t xml:space="preserve">Full version</w:t>
-            </w:r>
-          </w:p>
-        </w:tc>
-        <w:tc>
-          <w:tcPr>
-            <w:tcW w:type="dxa" w:w="3360"/>
-            <w:tcBorders>
-              <w:top w:val="single" w:color="CCCCCC" w:sz="1"/>
-              <w:left w:val="single" w:color="CCCCCC" w:sz="1"/>
-              <w:bottom w:val="single" w:color="CCCCCC" w:sz="1"/>
-              <w:right w:val="single" w:color="CCCCCC" w:sz="1"/>
-            </w:tcBorders>
-            <w:shd w:fill="0D2B4E" w:val="clear"/>
-            <w:tcMar>
-              <w:top w:type="dxa" w:w="80"/>
-              <w:left w:type="dxa" w:w="130"/>
-              <w:bottom w:type="dxa" w:w="80"/>
-              <w:right w:type="dxa" w:w="130"/>
-            </w:tcMar>
-          </w:tcPr>
-          <w:p>
-            <w:r>
-              <w:rPr>
-                <w:rFonts w:ascii="Arial" w:cs="Arial" w:eastAsia="Arial" w:hAnsi="Arial"/>
-                <w:b/>
-                <w:bCs/>
-                <w:color w:val="FFFFFF"/>
-                <w:sz w:val="20"/>
-                <w:szCs w:val="20"/>
-              </w:rPr>
-              <w:t xml:space="preserve">Light version</w:t>
-            </w:r>
-          </w:p>
-        </w:tc>
-      </w:tr>
-      <w:tr>
-        <w:tc>
-          <w:tcPr>
-            <w:tcW w:type="dxa" w:w="3000"/>
-            <w:tcBorders>
-              <w:top w:val="single" w:color="CCCCCC" w:sz="1"/>
-              <w:left w:val="single" w:color="CCCCCC" w:sz="1"/>
-              <w:bottom w:val="single" w:color="CCCCCC" w:sz="1"/>
-              <w:right w:val="single" w:color="CCCCCC" w:sz="1"/>
-            </w:tcBorders>
-            <w:shd w:fill="E8F3FB" w:val="clear"/>
-            <w:tcMar>
-              <w:top w:type="dxa" w:w="72"/>
-              <w:left w:type="dxa" w:w="130"/>
-              <w:bottom w:type="dxa" w:w="72"/>
-              <w:right w:type="dxa" w:w="130"/>
-            </w:tcMar>
-          </w:tcPr>
-          <w:p>
-            <w:r>
-              <w:rPr>
-                <w:rFonts w:ascii="Arial" w:cs="Arial" w:eastAsia="Arial" w:hAnsi="Arial"/>
-                <w:color w:val="222222"/>
-                <w:sz w:val="19"/>
-                <w:szCs w:val="19"/>
-              </w:rPr>
-              <w:t xml:space="preserve">Text / title post</w:t>
-            </w:r>
-          </w:p>
-        </w:tc>
-        <w:tc>
-          <w:tcPr>
-            <w:tcW w:type="dxa" w:w="3000"/>
-            <w:tcBorders>
-              <w:top w:val="single" w:color="CCCCCC" w:sz="1"/>
-              <w:left w:val="single" w:color="CCCCCC" w:sz="1"/>
-              <w:bottom w:val="single" w:color="CCCCCC" w:sz="1"/>
-              <w:right w:val="single" w:color="CCCCCC" w:sz="1"/>
-            </w:tcBorders>
-            <w:shd w:fill="E8F3FB" w:val="clear"/>
-            <w:tcMar>
-              <w:top w:type="dxa" w:w="72"/>
-              <w:left w:type="dxa" w:w="130"/>
-              <w:bottom w:type="dxa" w:w="72"/>
-              <w:right w:type="dxa" w:w="130"/>
-            </w:tcMar>
-          </w:tcPr>
-          <w:p>
-            <w:r>
-              <w:rPr>
-                <w:rFonts w:ascii="Arial" w:cs="Arial" w:eastAsia="Arial" w:hAnsi="Arial"/>
-                <w:color w:val="222222"/>
-                <w:sz w:val="19"/>
-                <w:szCs w:val="19"/>
-              </w:rPr>
-              <w:t xml:space="preserve">10 seconds</w:t>
-            </w:r>
-          </w:p>
-        </w:tc>
-        <w:tc>
-          <w:tcPr>
-            <w:tcW w:type="dxa" w:w="3360"/>
-            <w:tcBorders>
-              <w:top w:val="single" w:color="CCCCCC" w:sz="1"/>
-              <w:left w:val="single" w:color="CCCCCC" w:sz="1"/>
-              <w:bottom w:val="single" w:color="CCCCCC" w:sz="1"/>
-              <w:right w:val="single" w:color="CCCCCC" w:sz="1"/>
-            </w:tcBorders>
-            <w:shd w:fill="E8F3FB" w:val="clear"/>
-            <w:tcMar>
-              <w:top w:type="dxa" w:w="72"/>
-              <w:left w:type="dxa" w:w="130"/>
-              <w:bottom w:type="dxa" w:w="72"/>
-              <w:right w:type="dxa" w:w="130"/>
-            </w:tcMar>
-          </w:tcPr>
-          <w:p>
-            <w:r>
-              <w:rPr>
-                <w:rFonts w:ascii="Arial" w:cs="Arial" w:eastAsia="Arial" w:hAnsi="Arial"/>
-                <w:color w:val="222222"/>
-                <w:sz w:val="19"/>
-                <w:szCs w:val="19"/>
-              </w:rPr>
-              <w:t xml:space="preserve">10 seconds</w:t>
-            </w:r>
-          </w:p>
-        </w:tc>
-      </w:tr>
-      <w:tr>
-        <w:tc>
-          <w:tcPr>
-            <w:tcW w:type="dxa" w:w="3000"/>
-            <w:tcBorders>
-              <w:top w:val="single" w:color="CCCCCC" w:sz="1"/>
-              <w:left w:val="single" w:color="CCCCCC" w:sz="1"/>
-              <w:bottom w:val="single" w:color="CCCCCC" w:sz="1"/>
-              <w:right w:val="single" w:color="CCCCCC" w:sz="1"/>
-            </w:tcBorders>
-            <w:shd w:fill="E8F3FB" w:val="clear"/>
-            <w:tcMar>
-              <w:top w:type="dxa" w:w="72"/>
-              <w:left w:type="dxa" w:w="130"/>
-              <w:bottom w:type="dxa" w:w="72"/>
-              <w:right w:type="dxa" w:w="130"/>
-            </w:tcMar>
-          </w:tcPr>
-          <w:p>
-            <w:r>
-              <w:rPr>
-                <w:rFonts w:ascii="Arial" w:cs="Arial" w:eastAsia="Arial" w:hAnsi="Arial"/>
-                <w:color w:val="222222"/>
-                <w:sz w:val="19"/>
-                <w:szCs w:val="19"/>
-              </w:rPr>
-              <w:t xml:space="preserve">Facebook / iframe embed</w:t>
-            </w:r>
-          </w:p>
-        </w:tc>
-        <w:tc>
-          <w:tcPr>
-            <w:tcW w:type="dxa" w:w="3000"/>
-            <w:tcBorders>
-              <w:top w:val="single" w:color="CCCCCC" w:sz="1"/>
-              <w:left w:val="single" w:color="CCCCCC" w:sz="1"/>
-              <w:bottom w:val="single" w:color="CCCCCC" w:sz="1"/>
-              <w:right w:val="single" w:color="CCCCCC" w:sz="1"/>
-            </w:tcBorders>
-            <w:shd w:fill="E8F3FB" w:val="clear"/>
-            <w:tcMar>
-              <w:top w:type="dxa" w:w="72"/>
-              <w:left w:type="dxa" w:w="130"/>
-              <w:bottom w:type="dxa" w:w="72"/>
-              <w:right w:type="dxa" w:w="130"/>
-            </w:tcMar>
-          </w:tcPr>
-          <w:p>
-            <w:r>
-              <w:rPr>
-                <w:rFonts w:ascii="Arial" w:cs="Arial" w:eastAsia="Arial" w:hAnsi="Arial"/>
-                <w:color w:val="222222"/>
-                <w:sz w:val="19"/>
-                <w:szCs w:val="19"/>
-              </w:rPr>
-              <w:t xml:space="preserve">20 seconds</w:t>
-            </w:r>
-          </w:p>
-        </w:tc>
-        <w:tc>
-          <w:tcPr>
-            <w:tcW w:type="dxa" w:w="3360"/>
-            <w:tcBorders>
-              <w:top w:val="single" w:color="CCCCCC" w:sz="1"/>
-              <w:left w:val="single" w:color="CCCCCC" w:sz="1"/>
-              <w:bottom w:val="single" w:color="CCCCCC" w:sz="1"/>
-              <w:right w:val="single" w:color="CCCCCC" w:sz="1"/>
-            </w:tcBorders>
-            <w:shd w:fill="E8F3FB" w:val="clear"/>
-            <w:tcMar>
-              <w:top w:type="dxa" w:w="72"/>
-              <w:left w:type="dxa" w:w="130"/>
-              <w:bottom w:type="dxa" w:w="72"/>
-              <w:right w:type="dxa" w:w="130"/>
-            </w:tcMar>
-          </w:tcPr>
-          <w:p>
-            <w:r>
-              <w:rPr>
-                <w:rFonts w:ascii="Arial" w:cs="Arial" w:eastAsia="Arial" w:hAnsi="Arial"/>
-                <w:color w:val="222222"/>
-                <w:sz w:val="19"/>
-                <w:szCs w:val="19"/>
-              </w:rPr>
-              <w:t xml:space="preserve">20 seconds</w:t>
-            </w:r>
-          </w:p>
-        </w:tc>
-      </w:tr>
-      <w:tr>
-        <w:tc>
-          <w:tcPr>
-            <w:tcW w:type="dxa" w:w="3000"/>
-            <w:tcBorders>
-              <w:top w:val="single" w:color="CCCCCC" w:sz="1"/>
-              <w:left w:val="single" w:color="CCCCCC" w:sz="1"/>
-              <w:bottom w:val="single" w:color="CCCCCC" w:sz="1"/>
-              <w:right w:val="single" w:color="CCCCCC" w:sz="1"/>
-            </w:tcBorders>
-            <w:shd w:fill="E8F3FB" w:val="clear"/>
-            <w:tcMar>
-              <w:top w:type="dxa" w:w="72"/>
-              <w:left w:type="dxa" w:w="130"/>
-              <w:bottom w:type="dxa" w:w="72"/>
-              <w:right w:type="dxa" w:w="130"/>
-            </w:tcMar>
-          </w:tcPr>
-          <w:p>
-            <w:r>
-              <w:rPr>
-                <w:rFonts w:ascii="Arial" w:cs="Arial" w:eastAsia="Arial" w:hAnsi="Arial"/>
-                <w:color w:val="222222"/>
-                <w:sz w:val="19"/>
-                <w:szCs w:val="19"/>
-              </w:rPr>
-              <w:t xml:space="preserve">YouTube video</w:t>
-            </w:r>
-          </w:p>
-        </w:tc>
-        <w:tc>
-          <w:tcPr>
-            <w:tcW w:type="dxa" w:w="3000"/>
-            <w:tcBorders>
-              <w:top w:val="single" w:color="CCCCCC" w:sz="1"/>
-              <w:left w:val="single" w:color="CCCCCC" w:sz="1"/>
-              <w:bottom w:val="single" w:color="CCCCCC" w:sz="1"/>
-              <w:right w:val="single" w:color="CCCCCC" w:sz="1"/>
-            </w:tcBorders>
-            <w:shd w:fill="E8F3FB" w:val="clear"/>
-            <w:tcMar>
-              <w:top w:type="dxa" w:w="72"/>
-              <w:left w:type="dxa" w:w="130"/>
-              <w:bottom w:type="dxa" w:w="72"/>
-              <w:right w:type="dxa" w:w="130"/>
-            </w:tcMar>
-          </w:tcPr>
-          <w:p>
-            <w:r>
-              <w:rPr>
-                <w:rFonts w:ascii="Arial" w:cs="Arial" w:eastAsia="Arial" w:hAnsi="Arial"/>
-                <w:color w:val="222222"/>
-                <w:sz w:val="19"/>
-                <w:szCs w:val="19"/>
-              </w:rPr>
-              <w:t xml:space="preserve">1 minute</w:t>
-            </w:r>
-          </w:p>
-        </w:tc>
-        <w:tc>
-          <w:tcPr>
-            <w:tcW w:type="dxa" w:w="3360"/>
-            <w:tcBorders>
-              <w:top w:val="single" w:color="CCCCCC" w:sz="1"/>
-              <w:left w:val="single" w:color="CCCCCC" w:sz="1"/>
-              <w:bottom w:val="single" w:color="CCCCCC" w:sz="1"/>
-              <w:right w:val="single" w:color="CCCCCC" w:sz="1"/>
-            </w:tcBorders>
-            <w:shd w:fill="E8F3FB" w:val="clear"/>
-            <w:tcMar>
-              <w:top w:type="dxa" w:w="72"/>
-              <w:left w:type="dxa" w:w="130"/>
-              <w:bottom w:type="dxa" w:w="72"/>
-              <w:right w:type="dxa" w:w="130"/>
-            </w:tcMar>
-          </w:tcPr>
-          <w:p>
-            <w:r>
-              <w:rPr>
-                <w:rFonts w:ascii="Arial" w:cs="Arial" w:eastAsia="Arial" w:hAnsi="Arial"/>
-                <w:color w:val="222222"/>
-                <w:sz w:val="19"/>
-                <w:szCs w:val="19"/>
-              </w:rPr>
-              <w:t xml:space="preserve">2 minutes</w:t>
-            </w:r>
-          </w:p>
-        </w:tc>
-      </w:tr>
-      <w:tr>
-        <w:tc>
-          <w:tcPr>
-            <w:tcW w:type="dxa" w:w="3000"/>
-            <w:tcBorders>
-              <w:top w:val="single" w:color="CCCCCC" w:sz="1"/>
-              <w:left w:val="single" w:color="CCCCCC" w:sz="1"/>
-              <w:bottom w:val="single" w:color="CCCCCC" w:sz="1"/>
-              <w:right w:val="single" w:color="CCCCCC" w:sz="1"/>
-            </w:tcBorders>
-            <w:shd w:fill="E8F3FB" w:val="clear"/>
-            <w:tcMar>
-              <w:top w:type="dxa" w:w="72"/>
-              <w:left w:type="dxa" w:w="130"/>
-              <w:bottom w:type="dxa" w:w="72"/>
-              <w:right w:type="dxa" w:w="130"/>
-            </w:tcMar>
-          </w:tcPr>
-          <w:p>
-            <w:r>
-              <w:rPr>
-                <w:rFonts w:ascii="Arial" w:cs="Arial" w:eastAsia="Arial" w:hAnsi="Arial"/>
-                <w:color w:val="222222"/>
-                <w:sz w:val="19"/>
-                <w:szCs w:val="19"/>
-              </w:rPr>
-              <w:t xml:space="preserve">Google Slides presentation</w:t>
-            </w:r>
-          </w:p>
-        </w:tc>
-        <w:tc>
-          <w:tcPr>
-            <w:tcW w:type="dxa" w:w="3000"/>
-            <w:tcBorders>
-              <w:top w:val="single" w:color="CCCCCC" w:sz="1"/>
-              <w:left w:val="single" w:color="CCCCCC" w:sz="1"/>
-              <w:bottom w:val="single" w:color="CCCCCC" w:sz="1"/>
-              <w:right w:val="single" w:color="CCCCCC" w:sz="1"/>
-            </w:tcBorders>
-            <w:shd w:fill="E8F3FB" w:val="clear"/>
-            <w:tcMar>
-              <w:top w:type="dxa" w:w="72"/>
-              <w:left w:type="dxa" w:w="130"/>
-              <w:bottom w:type="dxa" w:w="72"/>
-              <w:right w:type="dxa" w:w="130"/>
-            </w:tcMar>
-          </w:tcPr>
-          <w:p>
-            <w:r>
-              <w:rPr>
-                <w:rFonts w:ascii="Arial" w:cs="Arial" w:eastAsia="Arial" w:hAnsi="Arial"/>
-                <w:color w:val="222222"/>
-                <w:sz w:val="19"/>
-                <w:szCs w:val="19"/>
-              </w:rPr>
-              <w:t xml:space="preserve">1 minute</w:t>
-            </w:r>
-          </w:p>
-        </w:tc>
-        <w:tc>
-          <w:tcPr>
-            <w:tcW w:type="dxa" w:w="3360"/>
-            <w:tcBorders>
-              <w:top w:val="single" w:color="CCCCCC" w:sz="1"/>
-              <w:left w:val="single" w:color="CCCCCC" w:sz="1"/>
-              <w:bottom w:val="single" w:color="CCCCCC" w:sz="1"/>
-              <w:right w:val="single" w:color="CCCCCC" w:sz="1"/>
-            </w:tcBorders>
-            <w:shd w:fill="E8F3FB" w:val="clear"/>
-            <w:tcMar>
-              <w:top w:type="dxa" w:w="72"/>
-              <w:left w:type="dxa" w:w="130"/>
-              <w:bottom w:type="dxa" w:w="72"/>
-              <w:right w:type="dxa" w:w="130"/>
-            </w:tcMar>
-          </w:tcPr>
-          <w:p>
-            <w:r>
-              <w:rPr>
-                <w:rFonts w:ascii="Arial" w:cs="Arial" w:eastAsia="Arial" w:hAnsi="Arial"/>
-                <w:color w:val="222222"/>
-                <w:sz w:val="19"/>
-                <w:szCs w:val="19"/>
-              </w:rPr>
-              <w:t xml:space="preserve">40 seconds</w:t>
-            </w:r>
-          </w:p>
-        </w:tc>
-      </w:tr>
-      <w:tr>
-        <w:tc>
-          <w:tcPr>
-            <w:tcW w:type="dxa" w:w="3000"/>
-            <w:tcBorders>
-              <w:top w:val="single" w:color="CCCCCC" w:sz="1"/>
-              <w:left w:val="single" w:color="CCCCCC" w:sz="1"/>
-              <w:bottom w:val="single" w:color="CCCCCC" w:sz="1"/>
-              <w:right w:val="single" w:color="CCCCCC" w:sz="1"/>
-            </w:tcBorders>
-            <w:shd w:fill="E8F3FB" w:val="clear"/>
-            <w:tcMar>
-              <w:top w:type="dxa" w:w="72"/>
-              <w:left w:type="dxa" w:w="130"/>
-              <w:bottom w:type="dxa" w:w="72"/>
-              <w:right w:type="dxa" w:w="130"/>
-            </w:tcMar>
-          </w:tcPr>
-          <w:p>
-            <w:r>
-              <w:rPr>
-                <w:rFonts w:ascii="Arial" w:cs="Arial" w:eastAsia="Arial" w:hAnsi="Arial"/>
-                <w:color w:val="222222"/>
-                <w:sz w:val="19"/>
-                <w:szCs w:val="19"/>
-              </w:rPr>
-              <w:t xml:space="preserve">Schedule card (Light only)</w:t>
-            </w:r>
-          </w:p>
-        </w:tc>
-        <w:tc>
-          <w:tcPr>
-            <w:tcW w:type="dxa" w:w="3000"/>
-            <w:tcBorders>
-              <w:top w:val="single" w:color="CCCCCC" w:sz="1"/>
-              <w:left w:val="single" w:color="CCCCCC" w:sz="1"/>
-              <w:bottom w:val="single" w:color="CCCCCC" w:sz="1"/>
-              <w:right w:val="single" w:color="CCCCCC" w:sz="1"/>
-            </w:tcBorders>
-            <w:shd w:fill="E8F3FB" w:val="clear"/>
-            <w:tcMar>
-              <w:top w:type="dxa" w:w="72"/>
-              <w:left w:type="dxa" w:w="130"/>
-              <w:bottom w:type="dxa" w:w="72"/>
-              <w:right w:type="dxa" w:w="130"/>
-            </w:tcMar>
-          </w:tcPr>
-          <w:p>
-            <w:r>
-              <w:rPr>
-                <w:rFonts w:ascii="Arial" w:cs="Arial" w:eastAsia="Arial" w:hAnsi="Arial"/>
-                <w:color w:val="222222"/>
-                <w:sz w:val="19"/>
-                <w:szCs w:val="19"/>
-              </w:rPr>
-              <w:t xml:space="preserve">n/a</w:t>
-            </w:r>
-          </w:p>
-        </w:tc>
-        <w:tc>
-          <w:tcPr>
-            <w:tcW w:type="dxa" w:w="3360"/>
-            <w:tcBorders>
-              <w:top w:val="single" w:color="CCCCCC" w:sz="1"/>
-              <w:left w:val="single" w:color="CCCCCC" w:sz="1"/>
-              <w:bottom w:val="single" w:color="CCCCCC" w:sz="1"/>
-              <w:right w:val="single" w:color="CCCCCC" w:sz="1"/>
-            </w:tcBorders>
-            <w:shd w:fill="E8F3FB" w:val="clear"/>
-            <w:tcMar>
-              <w:top w:type="dxa" w:w="72"/>
-              <w:left w:type="dxa" w:w="130"/>
-              <w:bottom w:type="dxa" w:w="72"/>
-              <w:right w:type="dxa" w:w="130"/>
-            </w:tcMar>
-          </w:tcPr>
-          <w:p>
-            <w:r>
-              <w:rPr>
-                <w:rFonts w:ascii="Arial" w:cs="Arial" w:eastAsia="Arial" w:hAnsi="Arial"/>
-                <w:color w:val="222222"/>
-                <w:sz w:val="19"/>
-                <w:szCs w:val="19"/>
-              </w:rPr>
-              <w:t xml:space="preserve">10 seconds, every 5 posts</w:t>
-            </w:r>
-          </w:p>
-        </w:tc>
-      </w:tr>
-    </w:tbl>
-    <w:p>
-      <w:pPr>
-        <w:spacing w:after="220" w:before="0"/>
-      </w:pPr>
-      <w:r>
-        <w:t xml:space="preserve"/>
-      </w:r>
-    </w:p>
-    <w:tbl>
-      <w:tblPr>
-        <w:tblW w:type="dxa" w:w="9360"/>
-        <w:tblBorders>
-          <w:top w:val="single" w:color="auto" w:sz="4"/>
-          <w:left w:val="single" w:color="auto" w:sz="4"/>
-          <w:bottom w:val="single" w:color="auto" w:sz="4"/>
-          <w:right w:val="single" w:color="auto" w:sz="4"/>
-          <w:insideH w:val="single" w:color="auto" w:sz="4"/>
-          <w:insideV w:val="single" w:color="auto" w:sz="4"/>
-        </w:tblBorders>
-      </w:tblPr>
-      <w:tblGrid>
-        <w:gridCol w:w="9360"/>
-      </w:tblGrid>
-      <w:tr>
-        <w:tc>
-          <w:tcPr>
-            <w:tcW w:type="dxa" w:w="9360"/>
-            <w:tcBorders>
-              <w:top w:val="none" w:color="FFFFFF" w:sz="0"/>
-              <w:left w:val="none" w:color="FFFFFF" w:sz="0"/>
-              <w:bottom w:val="none" w:color="FFFFFF" w:sz="0"/>
-              <w:right w:val="none" w:color="FFFFFF" w:sz="0"/>
-            </w:tcBorders>
-            <w:shd w:fill="C0392B" w:val="clear"/>
-            <w:tcMar>
-              <w:top w:type="dxa" w:w="120"/>
-              <w:left w:type="dxa" w:w="240"/>
-              <w:bottom w:type="dxa" w:w="120"/>
-              <w:right w:type="dxa" w:w="240"/>
-            </w:tcMar>
-          </w:tcPr>
-          <w:p>
-            <w:r>
-              <w:rPr>
-                <w:rFonts w:ascii="Arial" w:cs="Arial" w:eastAsia="Arial" w:hAnsi="Arial"/>
-                <w:b/>
-                <w:bCs/>
-                <w:color w:val="FFFFFF"/>
-                <w:sz w:val="24"/>
-                <w:szCs w:val="24"/>
-              </w:rPr>
-              <w:t xml:space="preserve">SMART TV NETWORK REQUIREMENTS</w:t>
-            </w:r>
-          </w:p>
-        </w:tc>
-      </w:tr>
-    </w:tbl>
-    <w:p>
-      <w:pPr>
-        <w:spacing w:after="110" w:before="0"/>
-      </w:pPr>
-      <w:r>
-        <w:t xml:space="preserve"/>
+        <w:t xml:space="preserve">How to Get a Google Slides Embed</w:t>
       </w:r>
     </w:p>
     <w:p>
       <w:pPr>
-        <w:pStyle w:val="Heading1"/>
-        <w:pBdr>
-          <w:bottom w:val="single" w:color="0D2B4E" w:sz="10" w:space="4"/>
-        </w:pBdr>
-        <w:spacing w:after="120" w:before="360"/>
+        <w:pStyle w:val="Heading2"/>
+        <w:spacing w:after="80" w:before="260"/>
       </w:pPr>
       <w:r>
         <w:rPr>
           <w:rFonts w:ascii="Arial" w:cs="Arial" w:eastAsia="Arial" w:hAnsi="Arial"/>
           <w:b/>
           <w:bCs/>
-          <w:color w:val="0D2B4E"/>
-          <w:sz w:val="34"/>
-          <w:szCs w:val="34"/>
+          <w:color w:val="0A6E56"/>
+          <w:sz w:val="26"/>
+          <w:szCs w:val="26"/>
         </w:rPr>
-        <w:t xml:space="preserve">What the Display Needs to Reach</w:t>
-      </w:r>
-    </w:p>
-    <w:tbl>
-      <w:tblPr>
-        <w:tblW w:type="dxa" w:w="9360"/>
-        <w:tblBorders>
-          <w:top w:val="single" w:color="auto" w:sz="4"/>
-          <w:left w:val="single" w:color="auto" w:sz="4"/>
-          <w:bottom w:val="single" w:color="auto" w:sz="4"/>
-          <w:right w:val="single" w:color="auto" w:sz="4"/>
-          <w:insideH w:val="single" w:color="auto" w:sz="4"/>
-          <w:insideV w:val="single" w:color="auto" w:sz="4"/>
-        </w:tblBorders>
-      </w:tblPr>
-      <w:tblGrid>
-        <w:gridCol w:w="1800"/>
-        <w:gridCol w:w="2400"/>
-        <w:gridCol w:w="1800"/>
-        <w:gridCol w:w="3360"/>
-      </w:tblGrid>
-      <w:tr>
-        <w:tc>
-          <w:tcPr>
-            <w:tcW w:type="dxa" w:w="1800"/>
-            <w:tcBorders>
-              <w:top w:val="single" w:color="CCCCCC" w:sz="1"/>
-              <w:left w:val="single" w:color="CCCCCC" w:sz="1"/>
-              <w:bottom w:val="single" w:color="CCCCCC" w:sz="1"/>
-              <w:right w:val="single" w:color="CCCCCC" w:sz="1"/>
-            </w:tcBorders>
-            <w:shd w:fill="0D2B4E" w:val="clear"/>
-            <w:tcMar>
-              <w:top w:type="dxa" w:w="80"/>
-              <w:left w:type="dxa" w:w="130"/>
-              <w:bottom w:type="dxa" w:w="80"/>
-              <w:right w:type="dxa" w:w="130"/>
-            </w:tcMar>
-          </w:tcPr>
-          <w:p>
-            <w:r>
-              <w:rPr>
-                <w:rFonts w:ascii="Arial" w:cs="Arial" w:eastAsia="Arial" w:hAnsi="Arial"/>
-                <w:b/>
-                <w:bCs/>
-                <w:color w:val="FFFFFF"/>
-                <w:sz w:val="20"/>
-                <w:szCs w:val="20"/>
-              </w:rPr>
-              <w:t xml:space="preserve">Service</w:t>
-            </w:r>
-          </w:p>
-        </w:tc>
-        <w:tc>
-          <w:tcPr>
-            <w:tcW w:type="dxa" w:w="2400"/>
-            <w:tcBorders>
-              <w:top w:val="single" w:color="CCCCCC" w:sz="1"/>
-              <w:left w:val="single" w:color="CCCCCC" w:sz="1"/>
-              <w:bottom w:val="single" w:color="CCCCCC" w:sz="1"/>
-              <w:right w:val="single" w:color="CCCCCC" w:sz="1"/>
-            </w:tcBorders>
-            <w:shd w:fill="0D2B4E" w:val="clear"/>
-            <w:tcMar>
-              <w:top w:type="dxa" w:w="80"/>
-              <w:left w:type="dxa" w:w="130"/>
-              <w:bottom w:type="dxa" w:w="80"/>
-              <w:right w:type="dxa" w:w="130"/>
-            </w:tcMar>
-          </w:tcPr>
-          <w:p>
-            <w:r>
-              <w:rPr>
-                <w:rFonts w:ascii="Arial" w:cs="Arial" w:eastAsia="Arial" w:hAnsi="Arial"/>
-                <w:b/>
-                <w:bCs/>
-                <w:color w:val="FFFFFF"/>
-                <w:sz w:val="20"/>
-                <w:szCs w:val="20"/>
-              </w:rPr>
-              <w:t xml:space="preserve">URL</w:t>
-            </w:r>
-          </w:p>
-        </w:tc>
-        <w:tc>
-          <w:tcPr>
-            <w:tcW w:type="dxa" w:w="1800"/>
-            <w:tcBorders>
-              <w:top w:val="single" w:color="CCCCCC" w:sz="1"/>
-              <w:left w:val="single" w:color="CCCCCC" w:sz="1"/>
-              <w:bottom w:val="single" w:color="CCCCCC" w:sz="1"/>
-              <w:right w:val="single" w:color="CCCCCC" w:sz="1"/>
-            </w:tcBorders>
-            <w:shd w:fill="0D2B4E" w:val="clear"/>
-            <w:tcMar>
-              <w:top w:type="dxa" w:w="80"/>
-              <w:left w:type="dxa" w:w="130"/>
-              <w:bottom w:type="dxa" w:w="80"/>
-              <w:right w:type="dxa" w:w="130"/>
-            </w:tcMar>
-          </w:tcPr>
-          <w:p>
-            <w:r>
-              <w:rPr>
-                <w:rFonts w:ascii="Arial" w:cs="Arial" w:eastAsia="Arial" w:hAnsi="Arial"/>
-                <w:b/>
-                <w:bCs/>
-                <w:color w:val="FFFFFF"/>
-                <w:sz w:val="20"/>
-                <w:szCs w:val="20"/>
-              </w:rPr>
-              <w:t xml:space="preserve">Feature</w:t>
-            </w:r>
-          </w:p>
-        </w:tc>
-        <w:tc>
-          <w:tcPr>
-            <w:tcW w:type="dxa" w:w="3360"/>
-            <w:tcBorders>
-              <w:top w:val="single" w:color="CCCCCC" w:sz="1"/>
-              <w:left w:val="single" w:color="CCCCCC" w:sz="1"/>
-              <w:bottom w:val="single" w:color="CCCCCC" w:sz="1"/>
-              <w:right w:val="single" w:color="CCCCCC" w:sz="1"/>
-            </w:tcBorders>
-            <w:shd w:fill="0D2B4E" w:val="clear"/>
-            <w:tcMar>
-              <w:top w:type="dxa" w:w="80"/>
-              <w:left w:type="dxa" w:w="130"/>
-              <w:bottom w:type="dxa" w:w="80"/>
-              <w:right w:type="dxa" w:w="130"/>
-            </w:tcMar>
-          </w:tcPr>
-          <w:p>
-            <w:r>
-              <w:rPr>
-                <w:rFonts w:ascii="Arial" w:cs="Arial" w:eastAsia="Arial" w:hAnsi="Arial"/>
-                <w:b/>
-                <w:bCs/>
-                <w:color w:val="FFFFFF"/>
-                <w:sz w:val="20"/>
-                <w:szCs w:val="20"/>
-              </w:rPr>
-              <w:t xml:space="preserve">If blocked</w:t>
-            </w:r>
-          </w:p>
-        </w:tc>
-      </w:tr>
-      <w:tr>
-        <w:tc>
-          <w:tcPr>
-            <w:tcW w:type="dxa" w:w="1800"/>
-            <w:tcBorders>
-              <w:top w:val="single" w:color="CCCCCC" w:sz="1"/>
-              <w:left w:val="single" w:color="CCCCCC" w:sz="1"/>
-              <w:bottom w:val="single" w:color="CCCCCC" w:sz="1"/>
-              <w:right w:val="single" w:color="CCCCCC" w:sz="1"/>
-            </w:tcBorders>
-            <w:shd w:fill="E8F3FB" w:val="clear"/>
-            <w:tcMar>
-              <w:top w:type="dxa" w:w="72"/>
-              <w:left w:type="dxa" w:w="130"/>
-              <w:bottom w:type="dxa" w:w="72"/>
-              <w:right w:type="dxa" w:w="130"/>
-            </w:tcMar>
-          </w:tcPr>
-          <w:p>
-            <w:r>
-              <w:rPr>
-                <w:rFonts w:ascii="Arial" w:cs="Arial" w:eastAsia="Arial" w:hAnsi="Arial"/>
-                <w:color w:val="222222"/>
-                <w:sz w:val="19"/>
-                <w:szCs w:val="19"/>
-              </w:rPr>
-              <w:t xml:space="preserve">Google Sheets</w:t>
-            </w:r>
-          </w:p>
-        </w:tc>
-        <w:tc>
-          <w:tcPr>
-            <w:tcW w:type="dxa" w:w="2400"/>
-            <w:tcBorders>
-              <w:top w:val="single" w:color="CCCCCC" w:sz="1"/>
-              <w:left w:val="single" w:color="CCCCCC" w:sz="1"/>
-              <w:bottom w:val="single" w:color="CCCCCC" w:sz="1"/>
-              <w:right w:val="single" w:color="CCCCCC" w:sz="1"/>
-            </w:tcBorders>
-            <w:shd w:fill="E8F3FB" w:val="clear"/>
-            <w:tcMar>
-              <w:top w:type="dxa" w:w="72"/>
-              <w:left w:type="dxa" w:w="130"/>
-              <w:bottom w:type="dxa" w:w="72"/>
-              <w:right w:type="dxa" w:w="130"/>
-            </w:tcMar>
-          </w:tcPr>
-          <w:p>
-            <w:r>
-              <w:rPr>
-                <w:rFonts w:ascii="Arial" w:cs="Arial" w:eastAsia="Arial" w:hAnsi="Arial"/>
-                <w:color w:val="222222"/>
-                <w:sz w:val="19"/>
-                <w:szCs w:val="19"/>
-              </w:rPr>
-              <w:t xml:space="preserve">docs.google.com</w:t>
-            </w:r>
-          </w:p>
-        </w:tc>
-        <w:tc>
-          <w:tcPr>
-            <w:tcW w:type="dxa" w:w="1800"/>
-            <w:tcBorders>
-              <w:top w:val="single" w:color="CCCCCC" w:sz="1"/>
-              <w:left w:val="single" w:color="CCCCCC" w:sz="1"/>
-              <w:bottom w:val="single" w:color="CCCCCC" w:sz="1"/>
-              <w:right w:val="single" w:color="CCCCCC" w:sz="1"/>
-            </w:tcBorders>
-            <w:shd w:fill="E8F3FB" w:val="clear"/>
-            <w:tcMar>
-              <w:top w:type="dxa" w:w="72"/>
-              <w:left w:type="dxa" w:w="130"/>
-              <w:bottom w:type="dxa" w:w="72"/>
-              <w:right w:type="dxa" w:w="130"/>
-            </w:tcMar>
-          </w:tcPr>
-          <w:p>
-            <w:r>
-              <w:rPr>
-                <w:rFonts w:ascii="Arial" w:cs="Arial" w:eastAsia="Arial" w:hAnsi="Arial"/>
-                <w:color w:val="222222"/>
-                <w:sz w:val="19"/>
-                <w:szCs w:val="19"/>
-              </w:rPr>
-              <w:t xml:space="preserve">Slide content</w:t>
-            </w:r>
-          </w:p>
-        </w:tc>
-        <w:tc>
-          <w:tcPr>
-            <w:tcW w:type="dxa" w:w="3360"/>
-            <w:tcBorders>
-              <w:top w:val="single" w:color="CCCCCC" w:sz="1"/>
-              <w:left w:val="single" w:color="CCCCCC" w:sz="1"/>
-              <w:bottom w:val="single" w:color="CCCCCC" w:sz="1"/>
-              <w:right w:val="single" w:color="CCCCCC" w:sz="1"/>
-            </w:tcBorders>
-            <w:shd w:fill="E8F3FB" w:val="clear"/>
-            <w:tcMar>
-              <w:top w:type="dxa" w:w="72"/>
-              <w:left w:type="dxa" w:w="130"/>
-              <w:bottom w:type="dxa" w:w="72"/>
-              <w:right w:type="dxa" w:w="130"/>
-            </w:tcMar>
-          </w:tcPr>
-          <w:p>
-            <w:r>
-              <w:rPr>
-                <w:rFonts w:ascii="Arial" w:cs="Arial" w:eastAsia="Arial" w:hAnsi="Arial"/>
-                <w:color w:val="222222"/>
-                <w:sz w:val="19"/>
-                <w:szCs w:val="19"/>
-              </w:rPr>
-              <w:t xml:space="preserve">Slideshow freezes on last good data</w:t>
-            </w:r>
-          </w:p>
-        </w:tc>
-      </w:tr>
-      <w:tr>
-        <w:tc>
-          <w:tcPr>
-            <w:tcW w:type="dxa" w:w="1800"/>
-            <w:tcBorders>
-              <w:top w:val="single" w:color="CCCCCC" w:sz="1"/>
-              <w:left w:val="single" w:color="CCCCCC" w:sz="1"/>
-              <w:bottom w:val="single" w:color="CCCCCC" w:sz="1"/>
-              <w:right w:val="single" w:color="CCCCCC" w:sz="1"/>
-            </w:tcBorders>
-            <w:shd w:fill="FFFFFF" w:val="clear"/>
-            <w:tcMar>
-              <w:top w:type="dxa" w:w="72"/>
-              <w:left w:type="dxa" w:w="130"/>
-              <w:bottom w:type="dxa" w:w="72"/>
-              <w:right w:type="dxa" w:w="130"/>
-            </w:tcMar>
-          </w:tcPr>
-          <w:p>
-            <w:r>
-              <w:rPr>
-                <w:rFonts w:ascii="Arial" w:cs="Arial" w:eastAsia="Arial" w:hAnsi="Arial"/>
-                <w:color w:val="222222"/>
-                <w:sz w:val="19"/>
-                <w:szCs w:val="19"/>
-              </w:rPr>
-              <w:t xml:space="preserve">Open-Meteo</w:t>
-            </w:r>
-          </w:p>
-        </w:tc>
-        <w:tc>
-          <w:tcPr>
-            <w:tcW w:type="dxa" w:w="2400"/>
-            <w:tcBorders>
-              <w:top w:val="single" w:color="CCCCCC" w:sz="1"/>
-              <w:left w:val="single" w:color="CCCCCC" w:sz="1"/>
-              <w:bottom w:val="single" w:color="CCCCCC" w:sz="1"/>
-              <w:right w:val="single" w:color="CCCCCC" w:sz="1"/>
-            </w:tcBorders>
-            <w:shd w:fill="FFFFFF" w:val="clear"/>
-            <w:tcMar>
-              <w:top w:type="dxa" w:w="72"/>
-              <w:left w:type="dxa" w:w="130"/>
-              <w:bottom w:type="dxa" w:w="72"/>
-              <w:right w:type="dxa" w:w="130"/>
-            </w:tcMar>
-          </w:tcPr>
-          <w:p>
-            <w:r>
-              <w:rPr>
-                <w:rFonts w:ascii="Arial" w:cs="Arial" w:eastAsia="Arial" w:hAnsi="Arial"/>
-                <w:color w:val="222222"/>
-                <w:sz w:val="19"/>
-                <w:szCs w:val="19"/>
-              </w:rPr>
-              <w:t xml:space="preserve">api.open-meteo.com</w:t>
-            </w:r>
-          </w:p>
-        </w:tc>
-        <w:tc>
-          <w:tcPr>
-            <w:tcW w:type="dxa" w:w="1800"/>
-            <w:tcBorders>
-              <w:top w:val="single" w:color="CCCCCC" w:sz="1"/>
-              <w:left w:val="single" w:color="CCCCCC" w:sz="1"/>
-              <w:bottom w:val="single" w:color="CCCCCC" w:sz="1"/>
-              <w:right w:val="single" w:color="CCCCCC" w:sz="1"/>
-            </w:tcBorders>
-            <w:shd w:fill="FFFFFF" w:val="clear"/>
-            <w:tcMar>
-              <w:top w:type="dxa" w:w="72"/>
-              <w:left w:type="dxa" w:w="130"/>
-              <w:bottom w:type="dxa" w:w="72"/>
-              <w:right w:type="dxa" w:w="130"/>
-            </w:tcMar>
-          </w:tcPr>
-          <w:p>
-            <w:r>
-              <w:rPr>
-                <w:rFonts w:ascii="Arial" w:cs="Arial" w:eastAsia="Arial" w:hAnsi="Arial"/>
-                <w:color w:val="222222"/>
-                <w:sz w:val="19"/>
-                <w:szCs w:val="19"/>
-              </w:rPr>
-              <w:t xml:space="preserve">Weather widget</w:t>
-            </w:r>
-          </w:p>
-        </w:tc>
-        <w:tc>
-          <w:tcPr>
-            <w:tcW w:type="dxa" w:w="3360"/>
-            <w:tcBorders>
-              <w:top w:val="single" w:color="CCCCCC" w:sz="1"/>
-              <w:left w:val="single" w:color="CCCCCC" w:sz="1"/>
-              <w:bottom w:val="single" w:color="CCCCCC" w:sz="1"/>
-              <w:right w:val="single" w:color="CCCCCC" w:sz="1"/>
-            </w:tcBorders>
-            <w:shd w:fill="FFFFFF" w:val="clear"/>
-            <w:tcMar>
-              <w:top w:type="dxa" w:w="72"/>
-              <w:left w:type="dxa" w:w="130"/>
-              <w:bottom w:type="dxa" w:w="72"/>
-              <w:right w:type="dxa" w:w="130"/>
-            </w:tcMar>
-          </w:tcPr>
-          <w:p>
-            <w:r>
-              <w:rPr>
-                <w:rFonts w:ascii="Arial" w:cs="Arial" w:eastAsia="Arial" w:hAnsi="Arial"/>
-                <w:color w:val="222222"/>
-                <w:sz w:val="19"/>
-                <w:szCs w:val="19"/>
-              </w:rPr>
-              <w:t xml:space="preserve">Shows "Weather unavailable"</w:t>
-            </w:r>
-          </w:p>
-        </w:tc>
-      </w:tr>
-      <w:tr>
-        <w:tc>
-          <w:tcPr>
-            <w:tcW w:type="dxa" w:w="1800"/>
-            <w:tcBorders>
-              <w:top w:val="single" w:color="CCCCCC" w:sz="1"/>
-              <w:left w:val="single" w:color="CCCCCC" w:sz="1"/>
-              <w:bottom w:val="single" w:color="CCCCCC" w:sz="1"/>
-              <w:right w:val="single" w:color="CCCCCC" w:sz="1"/>
-            </w:tcBorders>
-            <w:shd w:fill="E8F3FB" w:val="clear"/>
-            <w:tcMar>
-              <w:top w:type="dxa" w:w="72"/>
-              <w:left w:type="dxa" w:w="130"/>
-              <w:bottom w:type="dxa" w:w="72"/>
-              <w:right w:type="dxa" w:w="130"/>
-            </w:tcMar>
-          </w:tcPr>
-          <w:p>
-            <w:r>
-              <w:rPr>
-                <w:rFonts w:ascii="Arial" w:cs="Arial" w:eastAsia="Arial" w:hAnsi="Arial"/>
-                <w:color w:val="222222"/>
-                <w:sz w:val="19"/>
-                <w:szCs w:val="19"/>
-              </w:rPr>
-              <w:t xml:space="preserve">QR Code library</w:t>
-            </w:r>
-          </w:p>
-        </w:tc>
-        <w:tc>
-          <w:tcPr>
-            <w:tcW w:type="dxa" w:w="2400"/>
-            <w:tcBorders>
-              <w:top w:val="single" w:color="CCCCCC" w:sz="1"/>
-              <w:left w:val="single" w:color="CCCCCC" w:sz="1"/>
-              <w:bottom w:val="single" w:color="CCCCCC" w:sz="1"/>
-              <w:right w:val="single" w:color="CCCCCC" w:sz="1"/>
-            </w:tcBorders>
-            <w:shd w:fill="E8F3FB" w:val="clear"/>
-            <w:tcMar>
-              <w:top w:type="dxa" w:w="72"/>
-              <w:left w:type="dxa" w:w="130"/>
-              <w:bottom w:type="dxa" w:w="72"/>
-              <w:right w:type="dxa" w:w="130"/>
-            </w:tcMar>
-          </w:tcPr>
-          <w:p>
-            <w:r>
-              <w:rPr>
-                <w:rFonts w:ascii="Arial" w:cs="Arial" w:eastAsia="Arial" w:hAnsi="Arial"/>
-                <w:color w:val="222222"/>
-                <w:sz w:val="19"/>
-                <w:szCs w:val="19"/>
-              </w:rPr>
-              <w:t xml:space="preserve">cdnjs.cloudflare.com</w:t>
-            </w:r>
-          </w:p>
-        </w:tc>
-        <w:tc>
-          <w:tcPr>
-            <w:tcW w:type="dxa" w:w="1800"/>
-            <w:tcBorders>
-              <w:top w:val="single" w:color="CCCCCC" w:sz="1"/>
-              <w:left w:val="single" w:color="CCCCCC" w:sz="1"/>
-              <w:bottom w:val="single" w:color="CCCCCC" w:sz="1"/>
-              <w:right w:val="single" w:color="CCCCCC" w:sz="1"/>
-            </w:tcBorders>
-            <w:shd w:fill="E8F3FB" w:val="clear"/>
-            <w:tcMar>
-              <w:top w:type="dxa" w:w="72"/>
-              <w:left w:type="dxa" w:w="130"/>
-              <w:bottom w:type="dxa" w:w="72"/>
-              <w:right w:type="dxa" w:w="130"/>
-            </w:tcMar>
-          </w:tcPr>
-          <w:p>
-            <w:r>
-              <w:rPr>
-                <w:rFonts w:ascii="Arial" w:cs="Arial" w:eastAsia="Arial" w:hAnsi="Arial"/>
-                <w:color w:val="222222"/>
-                <w:sz w:val="19"/>
-                <w:szCs w:val="19"/>
-              </w:rPr>
-              <w:t xml:space="preserve">QR codes</w:t>
-            </w:r>
-          </w:p>
-        </w:tc>
-        <w:tc>
-          <w:tcPr>
-            <w:tcW w:type="dxa" w:w="3360"/>
-            <w:tcBorders>
-              <w:top w:val="single" w:color="CCCCCC" w:sz="1"/>
-              <w:left w:val="single" w:color="CCCCCC" w:sz="1"/>
-              <w:bottom w:val="single" w:color="CCCCCC" w:sz="1"/>
-              <w:right w:val="single" w:color="CCCCCC" w:sz="1"/>
-            </w:tcBorders>
-            <w:shd w:fill="E8F3FB" w:val="clear"/>
-            <w:tcMar>
-              <w:top w:type="dxa" w:w="72"/>
-              <w:left w:type="dxa" w:w="130"/>
-              <w:bottom w:type="dxa" w:w="72"/>
-              <w:right w:type="dxa" w:w="130"/>
-            </w:tcMar>
-          </w:tcPr>
-          <w:p>
-            <w:r>
-              <w:rPr>
-                <w:rFonts w:ascii="Arial" w:cs="Arial" w:eastAsia="Arial" w:hAnsi="Arial"/>
-                <w:color w:val="222222"/>
-                <w:sz w:val="19"/>
-                <w:szCs w:val="19"/>
-              </w:rPr>
-              <w:t xml:space="preserve">Shows text URL instead of QR</w:t>
-            </w:r>
-          </w:p>
-        </w:tc>
-      </w:tr>
-      <w:tr>
-        <w:tc>
-          <w:tcPr>
-            <w:tcW w:type="dxa" w:w="1800"/>
-            <w:tcBorders>
-              <w:top w:val="single" w:color="CCCCCC" w:sz="1"/>
-              <w:left w:val="single" w:color="CCCCCC" w:sz="1"/>
-              <w:bottom w:val="single" w:color="CCCCCC" w:sz="1"/>
-              <w:right w:val="single" w:color="CCCCCC" w:sz="1"/>
-            </w:tcBorders>
-            <w:shd w:fill="FFFFFF" w:val="clear"/>
-            <w:tcMar>
-              <w:top w:type="dxa" w:w="72"/>
-              <w:left w:type="dxa" w:w="130"/>
-              <w:bottom w:type="dxa" w:w="72"/>
-              <w:right w:type="dxa" w:w="130"/>
-            </w:tcMar>
-          </w:tcPr>
-          <w:p>
-            <w:r>
-              <w:rPr>
-                <w:rFonts w:ascii="Arial" w:cs="Arial" w:eastAsia="Arial" w:hAnsi="Arial"/>
-                <w:color w:val="222222"/>
-                <w:sz w:val="19"/>
-                <w:szCs w:val="19"/>
-              </w:rPr>
-              <w:t xml:space="preserve">Facebook SDK</w:t>
-            </w:r>
-          </w:p>
-        </w:tc>
-        <w:tc>
-          <w:tcPr>
-            <w:tcW w:type="dxa" w:w="2400"/>
-            <w:tcBorders>
-              <w:top w:val="single" w:color="CCCCCC" w:sz="1"/>
-              <w:left w:val="single" w:color="CCCCCC" w:sz="1"/>
-              <w:bottom w:val="single" w:color="CCCCCC" w:sz="1"/>
-              <w:right w:val="single" w:color="CCCCCC" w:sz="1"/>
-            </w:tcBorders>
-            <w:shd w:fill="FFFFFF" w:val="clear"/>
-            <w:tcMar>
-              <w:top w:type="dxa" w:w="72"/>
-              <w:left w:type="dxa" w:w="130"/>
-              <w:bottom w:type="dxa" w:w="72"/>
-              <w:right w:type="dxa" w:w="130"/>
-            </w:tcMar>
-          </w:tcPr>
-          <w:p>
-            <w:r>
-              <w:rPr>
-                <w:rFonts w:ascii="Arial" w:cs="Arial" w:eastAsia="Arial" w:hAnsi="Arial"/>
-                <w:color w:val="222222"/>
-                <w:sz w:val="19"/>
-                <w:szCs w:val="19"/>
-              </w:rPr>
-              <w:t xml:space="preserve">connect.facebook.net</w:t>
-            </w:r>
-          </w:p>
-        </w:tc>
-        <w:tc>
-          <w:tcPr>
-            <w:tcW w:type="dxa" w:w="1800"/>
-            <w:tcBorders>
-              <w:top w:val="single" w:color="CCCCCC" w:sz="1"/>
-              <w:left w:val="single" w:color="CCCCCC" w:sz="1"/>
-              <w:bottom w:val="single" w:color="CCCCCC" w:sz="1"/>
-              <w:right w:val="single" w:color="CCCCCC" w:sz="1"/>
-            </w:tcBorders>
-            <w:shd w:fill="FFFFFF" w:val="clear"/>
-            <w:tcMar>
-              <w:top w:type="dxa" w:w="72"/>
-              <w:left w:type="dxa" w:w="130"/>
-              <w:bottom w:type="dxa" w:w="72"/>
-              <w:right w:type="dxa" w:w="130"/>
-            </w:tcMar>
-          </w:tcPr>
-          <w:p>
-            <w:r>
-              <w:rPr>
-                <w:rFonts w:ascii="Arial" w:cs="Arial" w:eastAsia="Arial" w:hAnsi="Arial"/>
-                <w:color w:val="222222"/>
-                <w:sz w:val="19"/>
-                <w:szCs w:val="19"/>
-              </w:rPr>
-              <w:t xml:space="preserve">Facebook posts</w:t>
-            </w:r>
-          </w:p>
-        </w:tc>
-        <w:tc>
-          <w:tcPr>
-            <w:tcW w:type="dxa" w:w="3360"/>
-            <w:tcBorders>
-              <w:top w:val="single" w:color="CCCCCC" w:sz="1"/>
-              <w:left w:val="single" w:color="CCCCCC" w:sz="1"/>
-              <w:bottom w:val="single" w:color="CCCCCC" w:sz="1"/>
-              <w:right w:val="single" w:color="CCCCCC" w:sz="1"/>
-            </w:tcBorders>
-            <w:shd w:fill="FFFFFF" w:val="clear"/>
-            <w:tcMar>
-              <w:top w:type="dxa" w:w="72"/>
-              <w:left w:type="dxa" w:w="130"/>
-              <w:bottom w:type="dxa" w:w="72"/>
-              <w:right w:type="dxa" w:w="130"/>
-            </w:tcMar>
-          </w:tcPr>
-          <w:p>
-            <w:r>
-              <w:rPr>
-                <w:rFonts w:ascii="Arial" w:cs="Arial" w:eastAsia="Arial" w:hAnsi="Arial"/>
-                <w:color w:val="222222"/>
-                <w:sz w:val="19"/>
-                <w:szCs w:val="19"/>
-              </w:rPr>
-              <w:t xml:space="preserve">Post shows blank or fails silently</w:t>
-            </w:r>
-          </w:p>
-        </w:tc>
-      </w:tr>
-      <w:tr>
-        <w:tc>
-          <w:tcPr>
-            <w:tcW w:type="dxa" w:w="1800"/>
-            <w:tcBorders>
-              <w:top w:val="single" w:color="CCCCCC" w:sz="1"/>
-              <w:left w:val="single" w:color="CCCCCC" w:sz="1"/>
-              <w:bottom w:val="single" w:color="CCCCCC" w:sz="1"/>
-              <w:right w:val="single" w:color="CCCCCC" w:sz="1"/>
-            </w:tcBorders>
-            <w:shd w:fill="E8F3FB" w:val="clear"/>
-            <w:tcMar>
-              <w:top w:type="dxa" w:w="72"/>
-              <w:left w:type="dxa" w:w="130"/>
-              <w:bottom w:type="dxa" w:w="72"/>
-              <w:right w:type="dxa" w:w="130"/>
-            </w:tcMar>
-          </w:tcPr>
-          <w:p>
-            <w:r>
-              <w:rPr>
-                <w:rFonts w:ascii="Arial" w:cs="Arial" w:eastAsia="Arial" w:hAnsi="Arial"/>
-                <w:color w:val="222222"/>
-                <w:sz w:val="19"/>
-                <w:szCs w:val="19"/>
-              </w:rPr>
-              <w:t xml:space="preserve">Google Fonts</w:t>
-            </w:r>
-          </w:p>
-        </w:tc>
-        <w:tc>
-          <w:tcPr>
-            <w:tcW w:type="dxa" w:w="2400"/>
-            <w:tcBorders>
-              <w:top w:val="single" w:color="CCCCCC" w:sz="1"/>
-              <w:left w:val="single" w:color="CCCCCC" w:sz="1"/>
-              <w:bottom w:val="single" w:color="CCCCCC" w:sz="1"/>
-              <w:right w:val="single" w:color="CCCCCC" w:sz="1"/>
-            </w:tcBorders>
-            <w:shd w:fill="E8F3FB" w:val="clear"/>
-            <w:tcMar>
-              <w:top w:type="dxa" w:w="72"/>
-              <w:left w:type="dxa" w:w="130"/>
-              <w:bottom w:type="dxa" w:w="72"/>
-              <w:right w:type="dxa" w:w="130"/>
-            </w:tcMar>
-          </w:tcPr>
-          <w:p>
-            <w:r>
-              <w:rPr>
-                <w:rFonts w:ascii="Arial" w:cs="Arial" w:eastAsia="Arial" w:hAnsi="Arial"/>
-                <w:color w:val="222222"/>
-                <w:sz w:val="19"/>
-                <w:szCs w:val="19"/>
-              </w:rPr>
-              <w:t xml:space="preserve">fonts.googleapis.com</w:t>
-            </w:r>
-          </w:p>
-        </w:tc>
-        <w:tc>
-          <w:tcPr>
-            <w:tcW w:type="dxa" w:w="1800"/>
-            <w:tcBorders>
-              <w:top w:val="single" w:color="CCCCCC" w:sz="1"/>
-              <w:left w:val="single" w:color="CCCCCC" w:sz="1"/>
-              <w:bottom w:val="single" w:color="CCCCCC" w:sz="1"/>
-              <w:right w:val="single" w:color="CCCCCC" w:sz="1"/>
-            </w:tcBorders>
-            <w:shd w:fill="E8F3FB" w:val="clear"/>
-            <w:tcMar>
-              <w:top w:type="dxa" w:w="72"/>
-              <w:left w:type="dxa" w:w="130"/>
-              <w:bottom w:type="dxa" w:w="72"/>
-              <w:right w:type="dxa" w:w="130"/>
-            </w:tcMar>
-          </w:tcPr>
-          <w:p>
-            <w:r>
-              <w:rPr>
-                <w:rFonts w:ascii="Arial" w:cs="Arial" w:eastAsia="Arial" w:hAnsi="Arial"/>
-                <w:color w:val="222222"/>
-                <w:sz w:val="19"/>
-                <w:szCs w:val="19"/>
-              </w:rPr>
-              <w:t xml:space="preserve">Nice fonts</w:t>
-            </w:r>
-          </w:p>
-        </w:tc>
-        <w:tc>
-          <w:tcPr>
-            <w:tcW w:type="dxa" w:w="3360"/>
-            <w:tcBorders>
-              <w:top w:val="single" w:color="CCCCCC" w:sz="1"/>
-              <w:left w:val="single" w:color="CCCCCC" w:sz="1"/>
-              <w:bottom w:val="single" w:color="CCCCCC" w:sz="1"/>
-              <w:right w:val="single" w:color="CCCCCC" w:sz="1"/>
-            </w:tcBorders>
-            <w:shd w:fill="E8F3FB" w:val="clear"/>
-            <w:tcMar>
-              <w:top w:type="dxa" w:w="72"/>
-              <w:left w:type="dxa" w:w="130"/>
-              <w:bottom w:type="dxa" w:w="72"/>
-              <w:right w:type="dxa" w:w="130"/>
-            </w:tcMar>
-          </w:tcPr>
-          <w:p>
-            <w:r>
-              <w:rPr>
-                <w:rFonts w:ascii="Arial" w:cs="Arial" w:eastAsia="Arial" w:hAnsi="Arial"/>
-                <w:color w:val="222222"/>
-                <w:sz w:val="19"/>
-                <w:szCs w:val="19"/>
-              </w:rPr>
-              <w:t xml:space="preserve">Falls back to system fonts</w:t>
-            </w:r>
-          </w:p>
-        </w:tc>
-      </w:tr>
-      <w:tr>
-        <w:tc>
-          <w:tcPr>
-            <w:tcW w:type="dxa" w:w="1800"/>
-            <w:tcBorders>
-              <w:top w:val="single" w:color="CCCCCC" w:sz="1"/>
-              <w:left w:val="single" w:color="CCCCCC" w:sz="1"/>
-              <w:bottom w:val="single" w:color="CCCCCC" w:sz="1"/>
-              <w:right w:val="single" w:color="CCCCCC" w:sz="1"/>
-            </w:tcBorders>
-            <w:shd w:fill="FFFFFF" w:val="clear"/>
-            <w:tcMar>
-              <w:top w:type="dxa" w:w="72"/>
-              <w:left w:type="dxa" w:w="130"/>
-              <w:bottom w:type="dxa" w:w="72"/>
-              <w:right w:type="dxa" w:w="130"/>
-            </w:tcMar>
-          </w:tcPr>
-          <w:p>
-            <w:r>
-              <w:rPr>
-                <w:rFonts w:ascii="Arial" w:cs="Arial" w:eastAsia="Arial" w:hAnsi="Arial"/>
-                <w:color w:val="222222"/>
-                <w:sz w:val="19"/>
-                <w:szCs w:val="19"/>
-              </w:rPr>
-              <w:t xml:space="preserve">YouTube embed</w:t>
-            </w:r>
-          </w:p>
-        </w:tc>
-        <w:tc>
-          <w:tcPr>
-            <w:tcW w:type="dxa" w:w="2400"/>
-            <w:tcBorders>
-              <w:top w:val="single" w:color="CCCCCC" w:sz="1"/>
-              <w:left w:val="single" w:color="CCCCCC" w:sz="1"/>
-              <w:bottom w:val="single" w:color="CCCCCC" w:sz="1"/>
-              <w:right w:val="single" w:color="CCCCCC" w:sz="1"/>
-            </w:tcBorders>
-            <w:shd w:fill="FFFFFF" w:val="clear"/>
-            <w:tcMar>
-              <w:top w:type="dxa" w:w="72"/>
-              <w:left w:type="dxa" w:w="130"/>
-              <w:bottom w:type="dxa" w:w="72"/>
-              <w:right w:type="dxa" w:w="130"/>
-            </w:tcMar>
-          </w:tcPr>
-          <w:p>
-            <w:r>
-              <w:rPr>
-                <w:rFonts w:ascii="Arial" w:cs="Arial" w:eastAsia="Arial" w:hAnsi="Arial"/>
-                <w:color w:val="222222"/>
-                <w:sz w:val="19"/>
-                <w:szCs w:val="19"/>
-              </w:rPr>
-              <w:t xml:space="preserve">youtube-nocookie.com</w:t>
-            </w:r>
-          </w:p>
-        </w:tc>
-        <w:tc>
-          <w:tcPr>
-            <w:tcW w:type="dxa" w:w="1800"/>
-            <w:tcBorders>
-              <w:top w:val="single" w:color="CCCCCC" w:sz="1"/>
-              <w:left w:val="single" w:color="CCCCCC" w:sz="1"/>
-              <w:bottom w:val="single" w:color="CCCCCC" w:sz="1"/>
-              <w:right w:val="single" w:color="CCCCCC" w:sz="1"/>
-            </w:tcBorders>
-            <w:shd w:fill="FFFFFF" w:val="clear"/>
-            <w:tcMar>
-              <w:top w:type="dxa" w:w="72"/>
-              <w:left w:type="dxa" w:w="130"/>
-              <w:bottom w:type="dxa" w:w="72"/>
-              <w:right w:type="dxa" w:w="130"/>
-            </w:tcMar>
-          </w:tcPr>
-          <w:p>
-            <w:r>
-              <w:rPr>
-                <w:rFonts w:ascii="Arial" w:cs="Arial" w:eastAsia="Arial" w:hAnsi="Arial"/>
-                <w:color w:val="222222"/>
-                <w:sz w:val="19"/>
-                <w:szCs w:val="19"/>
-              </w:rPr>
-              <w:t xml:space="preserve">Video playback</w:t>
-            </w:r>
-          </w:p>
-        </w:tc>
-        <w:tc>
-          <w:tcPr>
-            <w:tcW w:type="dxa" w:w="3360"/>
-            <w:tcBorders>
-              <w:top w:val="single" w:color="CCCCCC" w:sz="1"/>
-              <w:left w:val="single" w:color="CCCCCC" w:sz="1"/>
-              <w:bottom w:val="single" w:color="CCCCCC" w:sz="1"/>
-              <w:right w:val="single" w:color="CCCCCC" w:sz="1"/>
-            </w:tcBorders>
-            <w:shd w:fill="FFFFFF" w:val="clear"/>
-            <w:tcMar>
-              <w:top w:type="dxa" w:w="72"/>
-              <w:left w:type="dxa" w:w="130"/>
-              <w:bottom w:type="dxa" w:w="72"/>
-              <w:right w:type="dxa" w:w="130"/>
-            </w:tcMar>
-          </w:tcPr>
-          <w:p>
-            <w:r>
-              <w:rPr>
-                <w:rFonts w:ascii="Arial" w:cs="Arial" w:eastAsia="Arial" w:hAnsi="Arial"/>
-                <w:color w:val="222222"/>
-                <w:sz w:val="19"/>
-                <w:szCs w:val="19"/>
-              </w:rPr>
-              <w:t xml:space="preserve">Shows "Loading…" then skips</w:t>
-            </w:r>
-          </w:p>
-        </w:tc>
-      </w:tr>
-      <w:tr>
-        <w:tc>
-          <w:tcPr>
-            <w:tcW w:type="dxa" w:w="1800"/>
-            <w:tcBorders>
-              <w:top w:val="single" w:color="CCCCCC" w:sz="1"/>
-              <w:left w:val="single" w:color="CCCCCC" w:sz="1"/>
-              <w:bottom w:val="single" w:color="CCCCCC" w:sz="1"/>
-              <w:right w:val="single" w:color="CCCCCC" w:sz="1"/>
-            </w:tcBorders>
-            <w:shd w:fill="E8F3FB" w:val="clear"/>
-            <w:tcMar>
-              <w:top w:type="dxa" w:w="72"/>
-              <w:left w:type="dxa" w:w="130"/>
-              <w:bottom w:type="dxa" w:w="72"/>
-              <w:right w:type="dxa" w:w="130"/>
-            </w:tcMar>
-          </w:tcPr>
-          <w:p>
-            <w:r>
-              <w:rPr>
-                <w:rFonts w:ascii="Arial" w:cs="Arial" w:eastAsia="Arial" w:hAnsi="Arial"/>
-                <w:color w:val="222222"/>
-                <w:sz w:val="19"/>
-                <w:szCs w:val="19"/>
-              </w:rPr>
-              <w:t xml:space="preserve">Google Slides</w:t>
-            </w:r>
-          </w:p>
-        </w:tc>
-        <w:tc>
-          <w:tcPr>
-            <w:tcW w:type="dxa" w:w="2400"/>
-            <w:tcBorders>
-              <w:top w:val="single" w:color="CCCCCC" w:sz="1"/>
-              <w:left w:val="single" w:color="CCCCCC" w:sz="1"/>
-              <w:bottom w:val="single" w:color="CCCCCC" w:sz="1"/>
-              <w:right w:val="single" w:color="CCCCCC" w:sz="1"/>
-            </w:tcBorders>
-            <w:shd w:fill="E8F3FB" w:val="clear"/>
-            <w:tcMar>
-              <w:top w:type="dxa" w:w="72"/>
-              <w:left w:type="dxa" w:w="130"/>
-              <w:bottom w:type="dxa" w:w="72"/>
-              <w:right w:type="dxa" w:w="130"/>
-            </w:tcMar>
-          </w:tcPr>
-          <w:p>
-            <w:r>
-              <w:rPr>
-                <w:rFonts w:ascii="Arial" w:cs="Arial" w:eastAsia="Arial" w:hAnsi="Arial"/>
-                <w:color w:val="222222"/>
-                <w:sz w:val="19"/>
-                <w:szCs w:val="19"/>
-              </w:rPr>
-              <w:t xml:space="preserve">docs.google.com</w:t>
-            </w:r>
-          </w:p>
-        </w:tc>
-        <w:tc>
-          <w:tcPr>
-            <w:tcW w:type="dxa" w:w="1800"/>
-            <w:tcBorders>
-              <w:top w:val="single" w:color="CCCCCC" w:sz="1"/>
-              <w:left w:val="single" w:color="CCCCCC" w:sz="1"/>
-              <w:bottom w:val="single" w:color="CCCCCC" w:sz="1"/>
-              <w:right w:val="single" w:color="CCCCCC" w:sz="1"/>
-            </w:tcBorders>
-            <w:shd w:fill="E8F3FB" w:val="clear"/>
-            <w:tcMar>
-              <w:top w:type="dxa" w:w="72"/>
-              <w:left w:type="dxa" w:w="130"/>
-              <w:bottom w:type="dxa" w:w="72"/>
-              <w:right w:type="dxa" w:w="130"/>
-            </w:tcMar>
-          </w:tcPr>
-          <w:p>
-            <w:r>
-              <w:rPr>
-                <w:rFonts w:ascii="Arial" w:cs="Arial" w:eastAsia="Arial" w:hAnsi="Arial"/>
-                <w:color w:val="222222"/>
-                <w:sz w:val="19"/>
-                <w:szCs w:val="19"/>
-              </w:rPr>
-              <w:t xml:space="preserve">Presentation</w:t>
-            </w:r>
-          </w:p>
-        </w:tc>
-        <w:tc>
-          <w:tcPr>
-            <w:tcW w:type="dxa" w:w="3360"/>
-            <w:tcBorders>
-              <w:top w:val="single" w:color="CCCCCC" w:sz="1"/>
-              <w:left w:val="single" w:color="CCCCCC" w:sz="1"/>
-              <w:bottom w:val="single" w:color="CCCCCC" w:sz="1"/>
-              <w:right w:val="single" w:color="CCCCCC" w:sz="1"/>
-            </w:tcBorders>
-            <w:shd w:fill="E8F3FB" w:val="clear"/>
-            <w:tcMar>
-              <w:top w:type="dxa" w:w="72"/>
-              <w:left w:type="dxa" w:w="130"/>
-              <w:bottom w:type="dxa" w:w="72"/>
-              <w:right w:type="dxa" w:w="130"/>
-            </w:tcMar>
-          </w:tcPr>
-          <w:p>
-            <w:r>
-              <w:rPr>
-                <w:rFonts w:ascii="Arial" w:cs="Arial" w:eastAsia="Arial" w:hAnsi="Arial"/>
-                <w:color w:val="222222"/>
-                <w:sz w:val="19"/>
-                <w:szCs w:val="19"/>
-              </w:rPr>
-              <w:t xml:space="preserve">Shows "Loading…" then skips</w:t>
-            </w:r>
-          </w:p>
-        </w:tc>
-      </w:tr>
-    </w:tbl>
-    <w:p>
-      <w:pPr>
-        <w:spacing w:after="110" w:before="0"/>
-      </w:pPr>
-      <w:r>
-        <w:t xml:space="preserve"/>
-      </w:r>
-    </w:p>
-    <w:p>
-      <w:pPr>
-        <w:spacing w:after="100" w:before="60"/>
-      </w:pPr>
-      <w:r>
-        <w:rPr>
-          <w:rFonts w:ascii="Arial" w:cs="Arial" w:eastAsia="Arial" w:hAnsi="Arial"/>
-          <w:b/>
-          <w:bCs/>
-          <w:color w:val="111111"/>
-          <w:sz w:val="22"/>
-          <w:szCs w:val="22"/>
-        </w:rPr>
-        <w:t xml:space="preserve">Ask your IT department to whitelist these domains </w:t>
-      </w:r>
-      <w:r>
-        <w:rPr>
-          <w:rFonts w:ascii="Arial" w:cs="Arial" w:eastAsia="Arial" w:hAnsi="Arial"/>
-          <w:color w:val="222222"/>
-          <w:sz w:val="22"/>
-          <w:szCs w:val="22"/>
-        </w:rPr>
-        <w:t xml:space="preserve">on the TV's network connection. The display gracefully falls back for each blocked service — it will never freeze.</w:t>
-      </w:r>
-    </w:p>
-    <w:p>
-      <w:pPr>
-        <w:spacing w:after="220" w:before="0"/>
-      </w:pPr>
-      <w:r>
-        <w:t xml:space="preserve"/>
-      </w:r>
-    </w:p>
-    <w:p>
-      <w:pPr>
-        <w:pStyle w:val="Heading1"/>
-        <w:pBdr>
-          <w:bottom w:val="single" w:color="0D2B4E" w:sz="10" w:space="4"/>
-        </w:pBdr>
-        <w:spacing w:after="120" w:before="360"/>
-      </w:pPr>
-      <w:r>
-        <w:rPr>
-          <w:rFonts w:ascii="Arial" w:cs="Arial" w:eastAsia="Arial" w:hAnsi="Arial"/>
-          <w:b/>
-          <w:bCs/>
-          <w:color w:val="0D2B4E"/>
-          <w:sz w:val="34"/>
-          <w:szCs w:val="34"/>
-        </w:rPr>
-        <w:t xml:space="preserve">Why the Slideshow May Stop Updating</w:t>
-      </w:r>
-    </w:p>
-    <w:tbl>
-      <w:tblPr>
-        <w:tblW w:type="dxa" w:w="9360"/>
-        <w:tblBorders>
-          <w:top w:val="single" w:color="auto" w:sz="4"/>
-          <w:left w:val="single" w:color="auto" w:sz="4"/>
-          <w:bottom w:val="single" w:color="auto" w:sz="4"/>
-          <w:right w:val="single" w:color="auto" w:sz="4"/>
-          <w:insideH w:val="single" w:color="auto" w:sz="4"/>
-          <w:insideV w:val="single" w:color="auto" w:sz="4"/>
-        </w:tblBorders>
-      </w:tblPr>
-      <w:tblGrid>
-        <w:gridCol w:w="2200"/>
-        <w:gridCol w:w="2400"/>
-        <w:gridCol w:w="4760"/>
-      </w:tblGrid>
-      <w:tr>
-        <w:tc>
-          <w:tcPr>
-            <w:tcW w:type="dxa" w:w="2200"/>
-            <w:tcBorders>
-              <w:top w:val="single" w:color="CCCCCC" w:sz="1"/>
-              <w:left w:val="single" w:color="CCCCCC" w:sz="1"/>
-              <w:bottom w:val="single" w:color="CCCCCC" w:sz="1"/>
-              <w:right w:val="single" w:color="CCCCCC" w:sz="1"/>
-            </w:tcBorders>
-            <w:shd w:fill="0D2B4E" w:val="clear"/>
-            <w:tcMar>
-              <w:top w:type="dxa" w:w="80"/>
-              <w:left w:type="dxa" w:w="130"/>
-              <w:bottom w:type="dxa" w:w="80"/>
-              <w:right w:type="dxa" w:w="130"/>
-            </w:tcMar>
-          </w:tcPr>
-          <w:p>
-            <w:r>
-              <w:rPr>
-                <w:rFonts w:ascii="Arial" w:cs="Arial" w:eastAsia="Arial" w:hAnsi="Arial"/>
-                <w:b/>
-                <w:bCs/>
-                <w:color w:val="FFFFFF"/>
-                <w:sz w:val="20"/>
-                <w:szCs w:val="20"/>
-              </w:rPr>
-              <w:t xml:space="preserve">Symptom</w:t>
-            </w:r>
-          </w:p>
-        </w:tc>
-        <w:tc>
-          <w:tcPr>
-            <w:tcW w:type="dxa" w:w="2400"/>
-            <w:tcBorders>
-              <w:top w:val="single" w:color="CCCCCC" w:sz="1"/>
-              <w:left w:val="single" w:color="CCCCCC" w:sz="1"/>
-              <w:bottom w:val="single" w:color="CCCCCC" w:sz="1"/>
-              <w:right w:val="single" w:color="CCCCCC" w:sz="1"/>
-            </w:tcBorders>
-            <w:shd w:fill="0D2B4E" w:val="clear"/>
-            <w:tcMar>
-              <w:top w:type="dxa" w:w="80"/>
-              <w:left w:type="dxa" w:w="130"/>
-              <w:bottom w:type="dxa" w:w="80"/>
-              <w:right w:type="dxa" w:w="130"/>
-            </w:tcMar>
-          </w:tcPr>
-          <w:p>
-            <w:r>
-              <w:rPr>
-                <w:rFonts w:ascii="Arial" w:cs="Arial" w:eastAsia="Arial" w:hAnsi="Arial"/>
-                <w:b/>
-                <w:bCs/>
-                <w:color w:val="FFFFFF"/>
-                <w:sz w:val="20"/>
-                <w:szCs w:val="20"/>
-              </w:rPr>
-              <w:t xml:space="preserve">Likely cause</w:t>
-            </w:r>
-          </w:p>
-        </w:tc>
-        <w:tc>
-          <w:tcPr>
-            <w:tcW w:type="dxa" w:w="4760"/>
-            <w:tcBorders>
-              <w:top w:val="single" w:color="CCCCCC" w:sz="1"/>
-              <w:left w:val="single" w:color="CCCCCC" w:sz="1"/>
-              <w:bottom w:val="single" w:color="CCCCCC" w:sz="1"/>
-              <w:right w:val="single" w:color="CCCCCC" w:sz="1"/>
-            </w:tcBorders>
-            <w:shd w:fill="0D2B4E" w:val="clear"/>
-            <w:tcMar>
-              <w:top w:type="dxa" w:w="80"/>
-              <w:left w:type="dxa" w:w="130"/>
-              <w:bottom w:type="dxa" w:w="80"/>
-              <w:right w:type="dxa" w:w="130"/>
-            </w:tcMar>
-          </w:tcPr>
-          <w:p>
-            <w:r>
-              <w:rPr>
-                <w:rFonts w:ascii="Arial" w:cs="Arial" w:eastAsia="Arial" w:hAnsi="Arial"/>
-                <w:b/>
-                <w:bCs/>
-                <w:color w:val="FFFFFF"/>
-                <w:sz w:val="20"/>
-                <w:szCs w:val="20"/>
-              </w:rPr>
-              <w:t xml:space="preserve">Fix</w:t>
-            </w:r>
-          </w:p>
-        </w:tc>
-      </w:tr>
-      <w:tr>
-        <w:tc>
-          <w:tcPr>
-            <w:tcW w:type="dxa" w:w="2200"/>
-            <w:tcBorders>
-              <w:top w:val="single" w:color="CCCCCC" w:sz="1"/>
-              <w:left w:val="single" w:color="CCCCCC" w:sz="1"/>
-              <w:bottom w:val="single" w:color="CCCCCC" w:sz="1"/>
-              <w:right w:val="single" w:color="CCCCCC" w:sz="1"/>
-            </w:tcBorders>
-            <w:shd w:fill="FEF9E7" w:val="clear"/>
-            <w:tcMar>
-              <w:top w:type="dxa" w:w="72"/>
-              <w:left w:type="dxa" w:w="130"/>
-              <w:bottom w:type="dxa" w:w="72"/>
-              <w:right w:type="dxa" w:w="130"/>
-            </w:tcMar>
-          </w:tcPr>
-          <w:p>
-            <w:r>
-              <w:rPr>
-                <w:rFonts w:ascii="Arial" w:cs="Arial" w:eastAsia="Arial" w:hAnsi="Arial"/>
-                <w:color w:val="222222"/>
-                <w:sz w:val="19"/>
-                <w:szCs w:val="19"/>
-              </w:rPr>
-              <w:t xml:space="preserve">Same slides showing for hours</w:t>
-            </w:r>
-          </w:p>
-        </w:tc>
-        <w:tc>
-          <w:tcPr>
-            <w:tcW w:type="dxa" w:w="2400"/>
-            <w:tcBorders>
-              <w:top w:val="single" w:color="CCCCCC" w:sz="1"/>
-              <w:left w:val="single" w:color="CCCCCC" w:sz="1"/>
-              <w:bottom w:val="single" w:color="CCCCCC" w:sz="1"/>
-              <w:right w:val="single" w:color="CCCCCC" w:sz="1"/>
-            </w:tcBorders>
-            <w:shd w:fill="FEF9E7" w:val="clear"/>
-            <w:tcMar>
-              <w:top w:type="dxa" w:w="72"/>
-              <w:left w:type="dxa" w:w="130"/>
-              <w:bottom w:type="dxa" w:w="72"/>
-              <w:right w:type="dxa" w:w="130"/>
-            </w:tcMar>
-          </w:tcPr>
-          <w:p>
-            <w:r>
-              <w:rPr>
-                <w:rFonts w:ascii="Arial" w:cs="Arial" w:eastAsia="Arial" w:hAnsi="Arial"/>
-                <w:color w:val="222222"/>
-                <w:sz w:val="19"/>
-                <w:szCs w:val="19"/>
-              </w:rPr>
-              <w:t xml:space="preserve">TV browser aggressively caches CSV</w:t>
-            </w:r>
-          </w:p>
-        </w:tc>
-        <w:tc>
-          <w:tcPr>
-            <w:tcW w:type="dxa" w:w="4760"/>
-            <w:tcBorders>
-              <w:top w:val="single" w:color="CCCCCC" w:sz="1"/>
-              <w:left w:val="single" w:color="CCCCCC" w:sz="1"/>
-              <w:bottom w:val="single" w:color="CCCCCC" w:sz="1"/>
-              <w:right w:val="single" w:color="CCCCCC" w:sz="1"/>
-            </w:tcBorders>
-            <w:shd w:fill="FEF9E7" w:val="clear"/>
-            <w:tcMar>
-              <w:top w:type="dxa" w:w="72"/>
-              <w:left w:type="dxa" w:w="130"/>
-              <w:bottom w:type="dxa" w:w="72"/>
-              <w:right w:type="dxa" w:w="130"/>
-            </w:tcMar>
-          </w:tcPr>
-          <w:p>
-            <w:r>
-              <w:rPr>
-                <w:rFonts w:ascii="Arial" w:cs="Arial" w:eastAsia="Arial" w:hAnsi="Arial"/>
-                <w:color w:val="222222"/>
-                <w:sz w:val="19"/>
-                <w:szCs w:val="19"/>
-              </w:rPr>
-              <w:t xml:space="preserve">All files now add a timestamp to every fetch request — cache-busted automatically</w:t>
-            </w:r>
-          </w:p>
-        </w:tc>
-      </w:tr>
-      <w:tr>
-        <w:tc>
-          <w:tcPr>
-            <w:tcW w:type="dxa" w:w="2200"/>
-            <w:tcBorders>
-              <w:top w:val="single" w:color="CCCCCC" w:sz="1"/>
-              <w:left w:val="single" w:color="CCCCCC" w:sz="1"/>
-              <w:bottom w:val="single" w:color="CCCCCC" w:sz="1"/>
-              <w:right w:val="single" w:color="CCCCCC" w:sz="1"/>
-            </w:tcBorders>
-            <w:shd w:fill="FEF9E7" w:val="clear"/>
-            <w:tcMar>
-              <w:top w:type="dxa" w:w="72"/>
-              <w:left w:type="dxa" w:w="130"/>
-              <w:bottom w:type="dxa" w:w="72"/>
-              <w:right w:type="dxa" w:w="130"/>
-            </w:tcMar>
-          </w:tcPr>
-          <w:p>
-            <w:r>
-              <w:rPr>
-                <w:rFonts w:ascii="Arial" w:cs="Arial" w:eastAsia="Arial" w:hAnsi="Arial"/>
-                <w:color w:val="222222"/>
-                <w:sz w:val="19"/>
-                <w:szCs w:val="19"/>
-              </w:rPr>
-              <w:t xml:space="preserve">All slides disappeared</w:t>
-            </w:r>
-          </w:p>
-        </w:tc>
-        <w:tc>
-          <w:tcPr>
-            <w:tcW w:type="dxa" w:w="2400"/>
-            <w:tcBorders>
-              <w:top w:val="single" w:color="CCCCCC" w:sz="1"/>
-              <w:left w:val="single" w:color="CCCCCC" w:sz="1"/>
-              <w:bottom w:val="single" w:color="CCCCCC" w:sz="1"/>
-              <w:right w:val="single" w:color="CCCCCC" w:sz="1"/>
-            </w:tcBorders>
-            <w:shd w:fill="FEF9E7" w:val="clear"/>
-            <w:tcMar>
-              <w:top w:type="dxa" w:w="72"/>
-              <w:left w:type="dxa" w:w="130"/>
-              <w:bottom w:type="dxa" w:w="72"/>
-              <w:right w:type="dxa" w:w="130"/>
-            </w:tcMar>
-          </w:tcPr>
-          <w:p>
-            <w:r>
-              <w:rPr>
-                <w:rFonts w:ascii="Arial" w:cs="Arial" w:eastAsia="Arial" w:hAnsi="Arial"/>
-                <w:color w:val="222222"/>
-                <w:sz w:val="19"/>
-                <w:szCs w:val="19"/>
-              </w:rPr>
-              <w:t xml:space="preserve">Network timeout at startup</w:t>
-            </w:r>
-          </w:p>
-        </w:tc>
-        <w:tc>
-          <w:tcPr>
-            <w:tcW w:type="dxa" w:w="4760"/>
-            <w:tcBorders>
-              <w:top w:val="single" w:color="CCCCCC" w:sz="1"/>
-              <w:left w:val="single" w:color="CCCCCC" w:sz="1"/>
-              <w:bottom w:val="single" w:color="CCCCCC" w:sz="1"/>
-              <w:right w:val="single" w:color="CCCCCC" w:sz="1"/>
-            </w:tcBorders>
-            <w:shd w:fill="FEF9E7" w:val="clear"/>
-            <w:tcMar>
-              <w:top w:type="dxa" w:w="72"/>
-              <w:left w:type="dxa" w:w="130"/>
-              <w:bottom w:type="dxa" w:w="72"/>
-              <w:right w:type="dxa" w:w="130"/>
-            </w:tcMar>
-          </w:tcPr>
-          <w:p>
-            <w:r>
-              <w:rPr>
-                <w:rFonts w:ascii="Arial" w:cs="Arial" w:eastAsia="Arial" w:hAnsi="Arial"/>
-                <w:color w:val="222222"/>
-                <w:sz w:val="19"/>
-                <w:szCs w:val="19"/>
-              </w:rPr>
-              <w:t xml:space="preserve">Files now keep last-good slide data. Only switches to fallback if no data was ever loaded.</w:t>
-            </w:r>
-          </w:p>
-        </w:tc>
-      </w:tr>
-      <w:tr>
-        <w:tc>
-          <w:tcPr>
-            <w:tcW w:type="dxa" w:w="2200"/>
-            <w:tcBorders>
-              <w:top w:val="single" w:color="CCCCCC" w:sz="1"/>
-              <w:left w:val="single" w:color="CCCCCC" w:sz="1"/>
-              <w:bottom w:val="single" w:color="CCCCCC" w:sz="1"/>
-              <w:right w:val="single" w:color="CCCCCC" w:sz="1"/>
-            </w:tcBorders>
-            <w:shd w:fill="FEF9E7" w:val="clear"/>
-            <w:tcMar>
-              <w:top w:type="dxa" w:w="72"/>
-              <w:left w:type="dxa" w:w="130"/>
-              <w:bottom w:type="dxa" w:w="72"/>
-              <w:right w:type="dxa" w:w="130"/>
-            </w:tcMar>
-          </w:tcPr>
-          <w:p>
-            <w:r>
-              <w:rPr>
-                <w:rFonts w:ascii="Arial" w:cs="Arial" w:eastAsia="Arial" w:hAnsi="Arial"/>
-                <w:color w:val="222222"/>
-                <w:sz w:val="19"/>
-                <w:szCs w:val="19"/>
-              </w:rPr>
-              <w:t xml:space="preserve">Stuck on "Loading video…"</w:t>
-            </w:r>
-          </w:p>
-        </w:tc>
-        <w:tc>
-          <w:tcPr>
-            <w:tcW w:type="dxa" w:w="2400"/>
-            <w:tcBorders>
-              <w:top w:val="single" w:color="CCCCCC" w:sz="1"/>
-              <w:left w:val="single" w:color="CCCCCC" w:sz="1"/>
-              <w:bottom w:val="single" w:color="CCCCCC" w:sz="1"/>
-              <w:right w:val="single" w:color="CCCCCC" w:sz="1"/>
-            </w:tcBorders>
-            <w:shd w:fill="FEF9E7" w:val="clear"/>
-            <w:tcMar>
-              <w:top w:type="dxa" w:w="72"/>
-              <w:left w:type="dxa" w:w="130"/>
-              <w:bottom w:type="dxa" w:w="72"/>
-              <w:right w:type="dxa" w:w="130"/>
-            </w:tcMar>
-          </w:tcPr>
-          <w:p>
-            <w:r>
-              <w:rPr>
-                <w:rFonts w:ascii="Arial" w:cs="Arial" w:eastAsia="Arial" w:hAnsi="Arial"/>
-                <w:color w:val="222222"/>
-                <w:sz w:val="19"/>
-                <w:szCs w:val="19"/>
-              </w:rPr>
-              <w:t xml:space="preserve">YouTube/Slides URL extraction failed</w:t>
-            </w:r>
-          </w:p>
-        </w:tc>
-        <w:tc>
-          <w:tcPr>
-            <w:tcW w:type="dxa" w:w="4760"/>
-            <w:tcBorders>
-              <w:top w:val="single" w:color="CCCCCC" w:sz="1"/>
-              <w:left w:val="single" w:color="CCCCCC" w:sz="1"/>
-              <w:bottom w:val="single" w:color="CCCCCC" w:sz="1"/>
-              <w:right w:val="single" w:color="CCCCCC" w:sz="1"/>
-            </w:tcBorders>
-            <w:shd w:fill="FEF9E7" w:val="clear"/>
-            <w:tcMar>
-              <w:top w:type="dxa" w:w="72"/>
-              <w:left w:type="dxa" w:w="130"/>
-              <w:bottom w:type="dxa" w:w="72"/>
-              <w:right w:type="dxa" w:w="130"/>
-            </w:tcMar>
-          </w:tcPr>
-          <w:p>
-            <w:r>
-              <w:rPr>
-                <w:rFonts w:ascii="Arial" w:cs="Arial" w:eastAsia="Arial" w:hAnsi="Arial"/>
-                <w:color w:val="222222"/>
-                <w:sz w:val="19"/>
-                <w:szCs w:val="19"/>
-              </w:rPr>
-              <w:t xml:space="preserve">Fixed: failed extractions now fall through to a normal 10-second slide, never freeze.</w:t>
-            </w:r>
-          </w:p>
-        </w:tc>
-      </w:tr>
-      <w:tr>
-        <w:tc>
-          <w:tcPr>
-            <w:tcW w:type="dxa" w:w="2200"/>
-            <w:tcBorders>
-              <w:top w:val="single" w:color="CCCCCC" w:sz="1"/>
-              <w:left w:val="single" w:color="CCCCCC" w:sz="1"/>
-              <w:bottom w:val="single" w:color="CCCCCC" w:sz="1"/>
-              <w:right w:val="single" w:color="CCCCCC" w:sz="1"/>
-            </w:tcBorders>
-            <w:shd w:fill="FEF9E7" w:val="clear"/>
-            <w:tcMar>
-              <w:top w:type="dxa" w:w="72"/>
-              <w:left w:type="dxa" w:w="130"/>
-              <w:bottom w:type="dxa" w:w="72"/>
-              <w:right w:type="dxa" w:w="130"/>
-            </w:tcMar>
-          </w:tcPr>
-          <w:p>
-            <w:r>
-              <w:rPr>
-                <w:rFonts w:ascii="Arial" w:cs="Arial" w:eastAsia="Arial" w:hAnsi="Arial"/>
-                <w:color w:val="222222"/>
-                <w:sz w:val="19"/>
-                <w:szCs w:val="19"/>
-              </w:rPr>
-              <w:t xml:space="preserve">"Weather unavailable"</w:t>
-            </w:r>
-          </w:p>
-        </w:tc>
-        <w:tc>
-          <w:tcPr>
-            <w:tcW w:type="dxa" w:w="2400"/>
-            <w:tcBorders>
-              <w:top w:val="single" w:color="CCCCCC" w:sz="1"/>
-              <w:left w:val="single" w:color="CCCCCC" w:sz="1"/>
-              <w:bottom w:val="single" w:color="CCCCCC" w:sz="1"/>
-              <w:right w:val="single" w:color="CCCCCC" w:sz="1"/>
-            </w:tcBorders>
-            <w:shd w:fill="FEF9E7" w:val="clear"/>
-            <w:tcMar>
-              <w:top w:type="dxa" w:w="72"/>
-              <w:left w:type="dxa" w:w="130"/>
-              <w:bottom w:type="dxa" w:w="72"/>
-              <w:right w:type="dxa" w:w="130"/>
-            </w:tcMar>
-          </w:tcPr>
-          <w:p>
-            <w:r>
-              <w:rPr>
-                <w:rFonts w:ascii="Arial" w:cs="Arial" w:eastAsia="Arial" w:hAnsi="Arial"/>
-                <w:color w:val="222222"/>
-                <w:sz w:val="19"/>
-                <w:szCs w:val="19"/>
-              </w:rPr>
-              <w:t xml:space="preserve">Weather API blocked on school network</w:t>
-            </w:r>
-          </w:p>
-        </w:tc>
-        <w:tc>
-          <w:tcPr>
-            <w:tcW w:type="dxa" w:w="4760"/>
-            <w:tcBorders>
-              <w:top w:val="single" w:color="CCCCCC" w:sz="1"/>
-              <w:left w:val="single" w:color="CCCCCC" w:sz="1"/>
-              <w:bottom w:val="single" w:color="CCCCCC" w:sz="1"/>
-              <w:right w:val="single" w:color="CCCCCC" w:sz="1"/>
-            </w:tcBorders>
-            <w:shd w:fill="FEF9E7" w:val="clear"/>
-            <w:tcMar>
-              <w:top w:type="dxa" w:w="72"/>
-              <w:left w:type="dxa" w:w="130"/>
-              <w:bottom w:type="dxa" w:w="72"/>
-              <w:right w:type="dxa" w:w="130"/>
-            </w:tcMar>
-          </w:tcPr>
-          <w:p>
-            <w:r>
-              <w:rPr>
-                <w:rFonts w:ascii="Arial" w:cs="Arial" w:eastAsia="Arial" w:hAnsi="Arial"/>
-                <w:color w:val="222222"/>
-                <w:sz w:val="19"/>
-                <w:szCs w:val="19"/>
-              </w:rPr>
-              <w:t xml:space="preserve">Expected behaviour. Display continues normally without weather.</w:t>
-            </w:r>
-          </w:p>
-        </w:tc>
-      </w:tr>
-      <w:tr>
-        <w:tc>
-          <w:tcPr>
-            <w:tcW w:type="dxa" w:w="2200"/>
-            <w:tcBorders>
-              <w:top w:val="single" w:color="CCCCCC" w:sz="1"/>
-              <w:left w:val="single" w:color="CCCCCC" w:sz="1"/>
-              <w:bottom w:val="single" w:color="CCCCCC" w:sz="1"/>
-              <w:right w:val="single" w:color="CCCCCC" w:sz="1"/>
-            </w:tcBorders>
-            <w:shd w:fill="FEF9E7" w:val="clear"/>
-            <w:tcMar>
-              <w:top w:type="dxa" w:w="72"/>
-              <w:left w:type="dxa" w:w="130"/>
-              <w:bottom w:type="dxa" w:w="72"/>
-              <w:right w:type="dxa" w:w="130"/>
-            </w:tcMar>
-          </w:tcPr>
-          <w:p>
-            <w:r>
-              <w:rPr>
-                <w:rFonts w:ascii="Arial" w:cs="Arial" w:eastAsia="Arial" w:hAnsi="Arial"/>
-                <w:color w:val="222222"/>
-                <w:sz w:val="19"/>
-                <w:szCs w:val="19"/>
-              </w:rPr>
-              <w:t xml:space="preserve">QR codes missing</w:t>
-            </w:r>
-          </w:p>
-        </w:tc>
-        <w:tc>
-          <w:tcPr>
-            <w:tcW w:type="dxa" w:w="2400"/>
-            <w:tcBorders>
-              <w:top w:val="single" w:color="CCCCCC" w:sz="1"/>
-              <w:left w:val="single" w:color="CCCCCC" w:sz="1"/>
-              <w:bottom w:val="single" w:color="CCCCCC" w:sz="1"/>
-              <w:right w:val="single" w:color="CCCCCC" w:sz="1"/>
-            </w:tcBorders>
-            <w:shd w:fill="FEF9E7" w:val="clear"/>
-            <w:tcMar>
-              <w:top w:type="dxa" w:w="72"/>
-              <w:left w:type="dxa" w:w="130"/>
-              <w:bottom w:type="dxa" w:w="72"/>
-              <w:right w:type="dxa" w:w="130"/>
-            </w:tcMar>
-          </w:tcPr>
-          <w:p>
-            <w:r>
-              <w:rPr>
-                <w:rFonts w:ascii="Arial" w:cs="Arial" w:eastAsia="Arial" w:hAnsi="Arial"/>
-                <w:color w:val="222222"/>
-                <w:sz w:val="19"/>
-                <w:szCs w:val="19"/>
-              </w:rPr>
-              <w:t xml:space="preserve">QR library CDN blocked</w:t>
-            </w:r>
-          </w:p>
-        </w:tc>
-        <w:tc>
-          <w:tcPr>
-            <w:tcW w:type="dxa" w:w="4760"/>
-            <w:tcBorders>
-              <w:top w:val="single" w:color="CCCCCC" w:sz="1"/>
-              <w:left w:val="single" w:color="CCCCCC" w:sz="1"/>
-              <w:bottom w:val="single" w:color="CCCCCC" w:sz="1"/>
-              <w:right w:val="single" w:color="CCCCCC" w:sz="1"/>
-            </w:tcBorders>
-            <w:shd w:fill="FEF9E7" w:val="clear"/>
-            <w:tcMar>
-              <w:top w:type="dxa" w:w="72"/>
-              <w:left w:type="dxa" w:w="130"/>
-              <w:bottom w:type="dxa" w:w="72"/>
-              <w:right w:type="dxa" w:w="130"/>
-            </w:tcMar>
-          </w:tcPr>
-          <w:p>
-            <w:r>
-              <w:rPr>
-                <w:rFonts w:ascii="Arial" w:cs="Arial" w:eastAsia="Arial" w:hAnsi="Arial"/>
-                <w:color w:val="222222"/>
-                <w:sz w:val="19"/>
-                <w:szCs w:val="19"/>
-              </w:rPr>
-              <w:t xml:space="preserve">Expected behaviour. Shows short text URL instead. No crash.</w:t>
-            </w:r>
-          </w:p>
-        </w:tc>
-      </w:tr>
-      <w:tr>
-        <w:tc>
-          <w:tcPr>
-            <w:tcW w:type="dxa" w:w="2200"/>
-            <w:tcBorders>
-              <w:top w:val="single" w:color="CCCCCC" w:sz="1"/>
-              <w:left w:val="single" w:color="CCCCCC" w:sz="1"/>
-              <w:bottom w:val="single" w:color="CCCCCC" w:sz="1"/>
-              <w:right w:val="single" w:color="CCCCCC" w:sz="1"/>
-            </w:tcBorders>
-            <w:shd w:fill="FEF9E7" w:val="clear"/>
-            <w:tcMar>
-              <w:top w:type="dxa" w:w="72"/>
-              <w:left w:type="dxa" w:w="130"/>
-              <w:bottom w:type="dxa" w:w="72"/>
-              <w:right w:type="dxa" w:w="130"/>
-            </w:tcMar>
-          </w:tcPr>
-          <w:p>
-            <w:r>
-              <w:rPr>
-                <w:rFonts w:ascii="Arial" w:cs="Arial" w:eastAsia="Arial" w:hAnsi="Arial"/>
-                <w:color w:val="222222"/>
-                <w:sz w:val="19"/>
-                <w:szCs w:val="19"/>
-              </w:rPr>
-              <w:t xml:space="preserve">Video plays then loops back to same slide</w:t>
-            </w:r>
-          </w:p>
-        </w:tc>
-        <w:tc>
-          <w:tcPr>
-            <w:tcW w:type="dxa" w:w="2400"/>
-            <w:tcBorders>
-              <w:top w:val="single" w:color="CCCCCC" w:sz="1"/>
-              <w:left w:val="single" w:color="CCCCCC" w:sz="1"/>
-              <w:bottom w:val="single" w:color="CCCCCC" w:sz="1"/>
-              <w:right w:val="single" w:color="CCCCCC" w:sz="1"/>
-            </w:tcBorders>
-            <w:shd w:fill="FEF9E7" w:val="clear"/>
-            <w:tcMar>
-              <w:top w:type="dxa" w:w="72"/>
-              <w:left w:type="dxa" w:w="130"/>
-              <w:bottom w:type="dxa" w:w="72"/>
-              <w:right w:type="dxa" w:w="130"/>
-            </w:tcMar>
-          </w:tcPr>
-          <w:p>
-            <w:r>
-              <w:rPr>
-                <w:rFonts w:ascii="Arial" w:cs="Arial" w:eastAsia="Arial" w:hAnsi="Arial"/>
-                <w:color w:val="222222"/>
-                <w:sz w:val="19"/>
-                <w:szCs w:val="19"/>
-              </w:rPr>
-              <w:t xml:space="preserve">Old stale-closure timer bug</w:t>
-            </w:r>
-          </w:p>
-        </w:tc>
-        <w:tc>
-          <w:tcPr>
-            <w:tcW w:type="dxa" w:w="4760"/>
-            <w:tcBorders>
-              <w:top w:val="single" w:color="CCCCCC" w:sz="1"/>
-              <w:left w:val="single" w:color="CCCCCC" w:sz="1"/>
-              <w:bottom w:val="single" w:color="CCCCCC" w:sz="1"/>
-              <w:right w:val="single" w:color="CCCCCC" w:sz="1"/>
-            </w:tcBorders>
-            <w:shd w:fill="FEF9E7" w:val="clear"/>
-            <w:tcMar>
-              <w:top w:type="dxa" w:w="72"/>
-              <w:left w:type="dxa" w:w="130"/>
-              <w:bottom w:type="dxa" w:w="72"/>
-              <w:right w:type="dxa" w:w="130"/>
-            </w:tcMar>
-          </w:tcPr>
-          <w:p>
-            <w:r>
-              <w:rPr>
-                <w:rFonts w:ascii="Arial" w:cs="Arial" w:eastAsia="Arial" w:hAnsi="Arial"/>
-                <w:color w:val="222222"/>
-                <w:sz w:val="19"/>
-                <w:szCs w:val="19"/>
-              </w:rPr>
-              <w:t xml:space="preserve">Fixed: nextIdx is captured at slide-transition time, never stale.</w:t>
-            </w:r>
-          </w:p>
-        </w:tc>
-      </w:tr>
-    </w:tbl>
-    <w:p>
-      <w:pPr>
-        <w:spacing w:after="220" w:before="0"/>
-      </w:pPr>
-      <w:r>
-        <w:t xml:space="preserve"/>
-      </w:r>
-    </w:p>
-    <w:tbl>
-      <w:tblPr>
-        <w:tblW w:type="dxa" w:w="9360"/>
-        <w:tblBorders>
-          <w:top w:val="single" w:color="auto" w:sz="4"/>
-          <w:left w:val="single" w:color="auto" w:sz="4"/>
-          <w:bottom w:val="single" w:color="auto" w:sz="4"/>
-          <w:right w:val="single" w:color="auto" w:sz="4"/>
-          <w:insideH w:val="single" w:color="auto" w:sz="4"/>
-          <w:insideV w:val="single" w:color="auto" w:sz="4"/>
-        </w:tblBorders>
-      </w:tblPr>
-      <w:tblGrid>
-        <w:gridCol w:w="9360"/>
-      </w:tblGrid>
-      <w:tr>
-        <w:tc>
-          <w:tcPr>
-            <w:tcW w:type="dxa" w:w="9360"/>
-            <w:tcBorders>
-              <w:top w:val="none" w:color="FFFFFF" w:sz="0"/>
-              <w:left w:val="none" w:color="FFFFFF" w:sz="0"/>
-              <w:bottom w:val="none" w:color="FFFFFF" w:sz="0"/>
-              <w:right w:val="none" w:color="FFFFFF" w:sz="0"/>
-            </w:tcBorders>
-            <w:shd w:fill="0A4A8E" w:val="clear"/>
-            <w:tcMar>
-              <w:top w:type="dxa" w:w="120"/>
-              <w:left w:type="dxa" w:w="240"/>
-              <w:bottom w:type="dxa" w:w="120"/>
-              <w:right w:type="dxa" w:w="240"/>
-            </w:tcMar>
-          </w:tcPr>
-          <w:p>
-            <w:r>
-              <w:rPr>
-                <w:rFonts w:ascii="Arial" w:cs="Arial" w:eastAsia="Arial" w:hAnsi="Arial"/>
-                <w:b/>
-                <w:bCs/>
-                <w:color w:val="FFFFFF"/>
-                <w:sz w:val="24"/>
-                <w:szCs w:val="24"/>
-              </w:rPr>
-              <w:t xml:space="preserve">GOOGLE SLIDES — HOW TO EMBED CORRECTLY</w:t>
-            </w:r>
-          </w:p>
-        </w:tc>
-      </w:tr>
-    </w:tbl>
-    <w:p>
-      <w:pPr>
-        <w:spacing w:after="110" w:before="0"/>
-      </w:pPr>
-      <w:r>
-        <w:t xml:space="preserve"/>
-      </w:r>
-    </w:p>
-    <w:p>
-      <w:pPr>
-        <w:pStyle w:val="Heading1"/>
-        <w:pBdr>
-          <w:bottom w:val="single" w:color="0D2B4E" w:sz="10" w:space="4"/>
-        </w:pBdr>
-        <w:spacing w:after="120" w:before="360"/>
-      </w:pPr>
-      <w:r>
-        <w:rPr>
-          <w:rFonts w:ascii="Arial" w:cs="Arial" w:eastAsia="Arial" w:hAnsi="Arial"/>
-          <w:b/>
-          <w:bCs/>
-          <w:color w:val="0D2B4E"/>
-          <w:sz w:val="34"/>
-          <w:szCs w:val="34"/>
-        </w:rPr>
-        <w:t xml:space="preserve">Method 1 — Bare Link (Easiest, Recommended)</w:t>
+        <w:t xml:space="preserve">Method 1 — Published link (easiest)</w:t>
       </w:r>
     </w:p>
     <w:tbl>
@@ -6388,7 +3969,7 @@
                 <w:sz w:val="22"/>
                 <w:szCs w:val="22"/>
               </w:rPr>
-              <w:t xml:space="preserve">In Google Slides: File → Share → Publish to web</w:t>
+              <w:t xml:space="preserve">In Google Slides: File → Share → Publish to web → Link tab</w:t>
             </w:r>
           </w:p>
         </w:tc>
@@ -6483,102 +4064,7 @@
                 <w:sz w:val="22"/>
                 <w:szCs w:val="22"/>
               </w:rPr>
-              <w:t xml:space="preserve">Click Publish. Copy the link that appears (ends in ...pub?start=false&amp;loop=false&amp;delayms=3000)</w:t>
-            </w:r>
-          </w:p>
-        </w:tc>
-      </w:tr>
-    </w:tbl>
-    <w:p>
-      <w:pPr>
-        <w:spacing w:after="110" w:before="0"/>
-      </w:pPr>
-      <w:r>
-        <w:t xml:space="preserve"/>
-      </w:r>
-    </w:p>
-    <w:tbl>
-      <w:tblPr>
-        <w:tblW w:type="dxa" w:w="9360"/>
-        <w:tblBorders>
-          <w:top w:val="single" w:color="auto" w:sz="4"/>
-          <w:left w:val="single" w:color="auto" w:sz="4"/>
-          <w:bottom w:val="single" w:color="auto" w:sz="4"/>
-          <w:right w:val="single" w:color="auto" w:sz="4"/>
-          <w:insideH w:val="single" w:color="auto" w:sz="4"/>
-          <w:insideV w:val="single" w:color="auto" w:sz="4"/>
-        </w:tblBorders>
-      </w:tblPr>
-      <w:tblGrid>
-        <w:gridCol w:w="720"/>
-        <w:gridCol w:w="8640"/>
-      </w:tblGrid>
-      <w:tr>
-        <w:tc>
-          <w:tcPr>
-            <w:tcW w:type="dxa" w:w="720"/>
-            <w:tcBorders>
-              <w:top w:val="none" w:color="FFFFFF" w:sz="0"/>
-              <w:left w:val="none" w:color="FFFFFF" w:sz="0"/>
-              <w:bottom w:val="none" w:color="FFFFFF" w:sz="0"/>
-              <w:right w:val="none" w:color="FFFFFF" w:sz="0"/>
-            </w:tcBorders>
-            <w:shd w:fill="0D2B4E" w:val="clear"/>
-            <w:tcMar>
-              <w:top w:type="dxa" w:w="90"/>
-              <w:left w:type="dxa" w:w="120"/>
-              <w:bottom w:type="dxa" w:w="90"/>
-              <w:right w:type="dxa" w:w="120"/>
-            </w:tcMar>
-          </w:tcPr>
-          <w:p>
-            <w:pPr>
-              <w:jc w:val="center"/>
-            </w:pPr>
-            <w:r>
-              <w:rPr>
-                <w:rFonts w:ascii="Arial" w:cs="Arial" w:eastAsia="Arial" w:hAnsi="Arial"/>
-                <w:b/>
-                <w:bCs/>
-                <w:color w:val="F5C842"/>
-                <w:sz w:val="28"/>
-                <w:szCs w:val="28"/>
-              </w:rPr>
-              <w:t xml:space="preserve">3</w:t>
-            </w:r>
-          </w:p>
-        </w:tc>
-        <w:tc>
-          <w:tcPr>
-            <w:tcW w:type="dxa" w:w="8640"/>
-            <w:tcBorders>
-              <w:top w:val="none" w:color="FFFFFF" w:sz="0"/>
-              <w:left w:val="none" w:color="FFFFFF" w:sz="0"/>
-              <w:bottom w:val="none" w:color="FFFFFF" w:sz="0"/>
-              <w:right w:val="none" w:color="FFFFFF" w:sz="0"/>
-            </w:tcBorders>
-            <w:shd w:fill="E8F3FB" w:val="clear"/>
-            <w:tcMar>
-              <w:top w:type="dxa" w:w="80"/>
-              <w:left w:type="dxa" w:w="200"/>
-              <w:bottom w:type="dxa" w:w="80"/>
-              <w:right w:type="dxa" w:w="200"/>
-            </w:tcMar>
-          </w:tcPr>
-          <w:p>
-            <w:pPr>
-              <w:spacing w:after="0" w:before="0"/>
-            </w:pPr>
-            <w:r>
-              <w:rPr>
-                <w:rFonts w:ascii="Arial" w:cs="Arial" w:eastAsia="Arial" w:hAnsi="Arial"/>
-                <w:b/>
-                <w:bCs/>
-                <w:color w:val="0D2B4E"/>
-                <w:sz w:val="22"/>
-                <w:szCs w:val="22"/>
-              </w:rPr>
-              <w:t xml:space="preserve">Paste the link directly into Column B. Done.</w:t>
+              <w:t xml:space="preserve">Click Publish. Copy the link. Paste into Column B.</w:t>
             </w:r>
           </w:p>
         </w:tc>
@@ -6634,7 +4120,243 @@
           <w:sz w:val="20"/>
           <w:szCs w:val="20"/>
         </w:rPr>
-        <w:t xml:space="preserve">The display automatically converts this to an autoplay embed URL. You do not need to change any parameters.</w:t>
+        <w:t xml:space="preserve">The display automatically converts any /pub or /pubembed URL to an autoplay fullscreen embed. You do not need to change the parameters.</w:t>
+      </w:r>
+    </w:p>
+    <w:p>
+      <w:pPr>
+        <w:spacing w:after="110" w:before="0"/>
+      </w:pPr>
+      <w:r>
+        <w:t xml:space="preserve"/>
+      </w:r>
+    </w:p>
+    <w:p>
+      <w:pPr>
+        <w:pStyle w:val="Heading2"/>
+        <w:spacing w:after="80" w:before="260"/>
+      </w:pPr>
+      <w:r>
+        <w:rPr>
+          <w:rFonts w:ascii="Arial" w:cs="Arial" w:eastAsia="Arial" w:hAnsi="Arial"/>
+          <w:b/>
+          <w:bCs/>
+          <w:color w:val="0A6E56"/>
+          <w:sz w:val="26"/>
+          <w:szCs w:val="26"/>
+        </w:rPr>
+        <w:t xml:space="preserve">Method 2 — Embed code</w:t>
+      </w:r>
+    </w:p>
+    <w:tbl>
+      <w:tblPr>
+        <w:tblW w:type="dxa" w:w="9360"/>
+        <w:tblBorders>
+          <w:top w:val="single" w:color="auto" w:sz="4"/>
+          <w:left w:val="single" w:color="auto" w:sz="4"/>
+          <w:bottom w:val="single" w:color="auto" w:sz="4"/>
+          <w:right w:val="single" w:color="auto" w:sz="4"/>
+          <w:insideH w:val="single" w:color="auto" w:sz="4"/>
+          <w:insideV w:val="single" w:color="auto" w:sz="4"/>
+        </w:tblBorders>
+      </w:tblPr>
+      <w:tblGrid>
+        <w:gridCol w:w="720"/>
+        <w:gridCol w:w="8640"/>
+      </w:tblGrid>
+      <w:tr>
+        <w:tc>
+          <w:tcPr>
+            <w:tcW w:type="dxa" w:w="720"/>
+            <w:tcBorders>
+              <w:top w:val="none" w:color="FFFFFF" w:sz="0"/>
+              <w:left w:val="none" w:color="FFFFFF" w:sz="0"/>
+              <w:bottom w:val="none" w:color="FFFFFF" w:sz="0"/>
+              <w:right w:val="none" w:color="FFFFFF" w:sz="0"/>
+            </w:tcBorders>
+            <w:shd w:fill="0D2B4E" w:val="clear"/>
+            <w:tcMar>
+              <w:top w:type="dxa" w:w="90"/>
+              <w:left w:type="dxa" w:w="120"/>
+              <w:bottom w:type="dxa" w:w="90"/>
+              <w:right w:type="dxa" w:w="120"/>
+            </w:tcMar>
+          </w:tcPr>
+          <w:p>
+            <w:pPr>
+              <w:jc w:val="center"/>
+            </w:pPr>
+            <w:r>
+              <w:rPr>
+                <w:rFonts w:ascii="Arial" w:cs="Arial" w:eastAsia="Arial" w:hAnsi="Arial"/>
+                <w:b/>
+                <w:bCs/>
+                <w:color w:val="F5C842"/>
+                <w:sz w:val="28"/>
+                <w:szCs w:val="28"/>
+              </w:rPr>
+              <w:t xml:space="preserve">1</w:t>
+            </w:r>
+          </w:p>
+        </w:tc>
+        <w:tc>
+          <w:tcPr>
+            <w:tcW w:type="dxa" w:w="8640"/>
+            <w:tcBorders>
+              <w:top w:val="none" w:color="FFFFFF" w:sz="0"/>
+              <w:left w:val="none" w:color="FFFFFF" w:sz="0"/>
+              <w:bottom w:val="none" w:color="FFFFFF" w:sz="0"/>
+              <w:right w:val="none" w:color="FFFFFF" w:sz="0"/>
+            </w:tcBorders>
+            <w:shd w:fill="E8F3FB" w:val="clear"/>
+            <w:tcMar>
+              <w:top w:type="dxa" w:w="80"/>
+              <w:left w:type="dxa" w:w="200"/>
+              <w:bottom w:type="dxa" w:w="80"/>
+              <w:right w:type="dxa" w:w="200"/>
+            </w:tcMar>
+          </w:tcPr>
+          <w:p>
+            <w:pPr>
+              <w:spacing w:after="0" w:before="0"/>
+            </w:pPr>
+            <w:r>
+              <w:rPr>
+                <w:rFonts w:ascii="Arial" w:cs="Arial" w:eastAsia="Arial" w:hAnsi="Arial"/>
+                <w:b/>
+                <w:bCs/>
+                <w:color w:val="0D2B4E"/>
+                <w:sz w:val="22"/>
+                <w:szCs w:val="22"/>
+              </w:rPr>
+              <w:t xml:space="preserve">In Google Slides: File → Share → Publish to web → Embed tab</w:t>
+            </w:r>
+          </w:p>
+        </w:tc>
+      </w:tr>
+    </w:tbl>
+    <w:p>
+      <w:pPr>
+        <w:spacing w:after="110" w:before="0"/>
+      </w:pPr>
+      <w:r>
+        <w:t xml:space="preserve"/>
+      </w:r>
+    </w:p>
+    <w:tbl>
+      <w:tblPr>
+        <w:tblW w:type="dxa" w:w="9360"/>
+        <w:tblBorders>
+          <w:top w:val="single" w:color="auto" w:sz="4"/>
+          <w:left w:val="single" w:color="auto" w:sz="4"/>
+          <w:bottom w:val="single" w:color="auto" w:sz="4"/>
+          <w:right w:val="single" w:color="auto" w:sz="4"/>
+          <w:insideH w:val="single" w:color="auto" w:sz="4"/>
+          <w:insideV w:val="single" w:color="auto" w:sz="4"/>
+        </w:tblBorders>
+      </w:tblPr>
+      <w:tblGrid>
+        <w:gridCol w:w="720"/>
+        <w:gridCol w:w="8640"/>
+      </w:tblGrid>
+      <w:tr>
+        <w:tc>
+          <w:tcPr>
+            <w:tcW w:type="dxa" w:w="720"/>
+            <w:tcBorders>
+              <w:top w:val="none" w:color="FFFFFF" w:sz="0"/>
+              <w:left w:val="none" w:color="FFFFFF" w:sz="0"/>
+              <w:bottom w:val="none" w:color="FFFFFF" w:sz="0"/>
+              <w:right w:val="none" w:color="FFFFFF" w:sz="0"/>
+            </w:tcBorders>
+            <w:shd w:fill="0D2B4E" w:val="clear"/>
+            <w:tcMar>
+              <w:top w:type="dxa" w:w="90"/>
+              <w:left w:type="dxa" w:w="120"/>
+              <w:bottom w:type="dxa" w:w="90"/>
+              <w:right w:type="dxa" w:w="120"/>
+            </w:tcMar>
+          </w:tcPr>
+          <w:p>
+            <w:pPr>
+              <w:jc w:val="center"/>
+            </w:pPr>
+            <w:r>
+              <w:rPr>
+                <w:rFonts w:ascii="Arial" w:cs="Arial" w:eastAsia="Arial" w:hAnsi="Arial"/>
+                <w:b/>
+                <w:bCs/>
+                <w:color w:val="F5C842"/>
+                <w:sz w:val="28"/>
+                <w:szCs w:val="28"/>
+              </w:rPr>
+              <w:t xml:space="preserve">2</w:t>
+            </w:r>
+          </w:p>
+        </w:tc>
+        <w:tc>
+          <w:tcPr>
+            <w:tcW w:type="dxa" w:w="8640"/>
+            <w:tcBorders>
+              <w:top w:val="none" w:color="FFFFFF" w:sz="0"/>
+              <w:left w:val="none" w:color="FFFFFF" w:sz="0"/>
+              <w:bottom w:val="none" w:color="FFFFFF" w:sz="0"/>
+              <w:right w:val="none" w:color="FFFFFF" w:sz="0"/>
+            </w:tcBorders>
+            <w:shd w:fill="E8F3FB" w:val="clear"/>
+            <w:tcMar>
+              <w:top w:type="dxa" w:w="80"/>
+              <w:left w:type="dxa" w:w="200"/>
+              <w:bottom w:type="dxa" w:w="80"/>
+              <w:right w:type="dxa" w:w="200"/>
+            </w:tcMar>
+          </w:tcPr>
+          <w:p>
+            <w:pPr>
+              <w:spacing w:after="0" w:before="0"/>
+            </w:pPr>
+            <w:r>
+              <w:rPr>
+                <w:rFonts w:ascii="Arial" w:cs="Arial" w:eastAsia="Arial" w:hAnsi="Arial"/>
+                <w:b/>
+                <w:bCs/>
+                <w:color w:val="0D2B4E"/>
+                <w:sz w:val="22"/>
+                <w:szCs w:val="22"/>
+              </w:rPr>
+              <w:t xml:space="preserve">Copy the &lt;iframe&gt; code. Paste into Column B.</w:t>
+            </w:r>
+          </w:p>
+        </w:tc>
+      </w:tr>
+    </w:tbl>
+    <w:p>
+      <w:pPr>
+        <w:spacing w:after="110" w:before="0"/>
+      </w:pPr>
+      <w:r>
+        <w:t xml:space="preserve"/>
+      </w:r>
+    </w:p>
+    <w:p>
+      <w:pPr>
+        <w:pBdr>
+          <w:left w:val="single" w:color="C0392B" w:sz="16" w:space="8"/>
+        </w:pBdr>
+        <w:shd w:fill="FDEDEC" w:val="clear"/>
+        <w:spacing w:after="80" w:before="80"/>
+        <w:ind w:left="400"/>
+      </w:pPr>
+      <w:r>
+        <w:rPr>
+          <w:rFonts w:ascii="Arial" w:cs="Arial" w:eastAsia="Arial" w:hAnsi="Arial"/>
+          <w:b/>
+          <w:bCs/>
+          <w:color w:val="C0392B"/>
+          <w:sz w:val="20"/>
+          <w:szCs w:val="20"/>
+        </w:rPr>
+        <w:t xml:space="preserve">Do NOT put the iframe code in quotes or wrap it — paste the raw HTML including the angle brackets.</w:t>
       </w:r>
     </w:p>
     <w:p>
@@ -6662,7 +4384,7 @@
           <w:sz w:val="34"/>
           <w:szCs w:val="34"/>
         </w:rPr>
-        <w:t xml:space="preserve">Method 2 — Embed Code</w:t>
+        <w:t xml:space="preserve">Timing Reference</w:t>
       </w:r>
     </w:p>
     <w:tbl>
@@ -6678,75 +4400,635 @@
         </w:tblBorders>
       </w:tblPr>
       <w:tblGrid>
-        <w:gridCol w:w="720"/>
-        <w:gridCol w:w="8640"/>
+        <w:gridCol w:w="2600"/>
+        <w:gridCol w:w="3000"/>
+        <w:gridCol w:w="3760"/>
       </w:tblGrid>
       <w:tr>
         <w:tc>
           <w:tcPr>
-            <w:tcW w:type="dxa" w:w="720"/>
-            <w:tcBorders>
-              <w:top w:val="none" w:color="FFFFFF" w:sz="0"/>
-              <w:left w:val="none" w:color="FFFFFF" w:sz="0"/>
-              <w:bottom w:val="none" w:color="FFFFFF" w:sz="0"/>
-              <w:right w:val="none" w:color="FFFFFF" w:sz="0"/>
+            <w:tcW w:type="dxa" w:w="2600"/>
+            <w:tcBorders>
+              <w:top w:val="single" w:color="CCCCCC" w:sz="1"/>
+              <w:left w:val="single" w:color="CCCCCC" w:sz="1"/>
+              <w:bottom w:val="single" w:color="CCCCCC" w:sz="1"/>
+              <w:right w:val="single" w:color="CCCCCC" w:sz="1"/>
             </w:tcBorders>
             <w:shd w:fill="0D2B4E" w:val="clear"/>
             <w:tcMar>
-              <w:top w:type="dxa" w:w="90"/>
-              <w:left w:type="dxa" w:w="120"/>
-              <w:bottom w:type="dxa" w:w="90"/>
-              <w:right w:type="dxa" w:w="120"/>
-            </w:tcMar>
-          </w:tcPr>
-          <w:p>
-            <w:pPr>
-              <w:jc w:val="center"/>
-            </w:pPr>
+              <w:top w:type="dxa" w:w="80"/>
+              <w:left w:type="dxa" w:w="130"/>
+              <w:bottom w:type="dxa" w:w="80"/>
+              <w:right w:type="dxa" w:w="130"/>
+            </w:tcMar>
+          </w:tcPr>
+          <w:p>
             <w:r>
               <w:rPr>
                 <w:rFonts w:ascii="Arial" w:cs="Arial" w:eastAsia="Arial" w:hAnsi="Arial"/>
                 <w:b/>
                 <w:bCs/>
-                <w:color w:val="F5C842"/>
-                <w:sz w:val="28"/>
-                <w:szCs w:val="28"/>
-              </w:rPr>
-              <w:t xml:space="preserve">1</w:t>
-            </w:r>
-          </w:p>
-        </w:tc>
-        <w:tc>
-          <w:tcPr>
-            <w:tcW w:type="dxa" w:w="8640"/>
-            <w:tcBorders>
-              <w:top w:val="none" w:color="FFFFFF" w:sz="0"/>
-              <w:left w:val="none" w:color="FFFFFF" w:sz="0"/>
-              <w:bottom w:val="none" w:color="FFFFFF" w:sz="0"/>
-              <w:right w:val="none" w:color="FFFFFF" w:sz="0"/>
-            </w:tcBorders>
-            <w:shd w:fill="E8F3FB" w:val="clear"/>
+                <w:color w:val="FFFFFF"/>
+                <w:sz w:val="20"/>
+                <w:szCs w:val="20"/>
+              </w:rPr>
+              <w:t xml:space="preserve">Content type</w:t>
+            </w:r>
+          </w:p>
+        </w:tc>
+        <w:tc>
+          <w:tcPr>
+            <w:tcW w:type="dxa" w:w="3000"/>
+            <w:tcBorders>
+              <w:top w:val="single" w:color="CCCCCC" w:sz="1"/>
+              <w:left w:val="single" w:color="CCCCCC" w:sz="1"/>
+              <w:bottom w:val="single" w:color="CCCCCC" w:sz="1"/>
+              <w:right w:val="single" w:color="CCCCCC" w:sz="1"/>
+            </w:tcBorders>
+            <w:shd w:fill="0D2B4E" w:val="clear"/>
             <w:tcMar>
               <w:top w:type="dxa" w:w="80"/>
-              <w:left w:type="dxa" w:w="200"/>
+              <w:left w:type="dxa" w:w="130"/>
               <w:bottom w:type="dxa" w:w="80"/>
-              <w:right w:type="dxa" w:w="200"/>
-            </w:tcMar>
-          </w:tcPr>
-          <w:p>
-            <w:pPr>
-              <w:spacing w:after="0" w:before="0"/>
-            </w:pPr>
+              <w:right w:type="dxa" w:w="130"/>
+            </w:tcMar>
+          </w:tcPr>
+          <w:p>
             <w:r>
               <w:rPr>
                 <w:rFonts w:ascii="Arial" w:cs="Arial" w:eastAsia="Arial" w:hAnsi="Arial"/>
                 <w:b/>
                 <w:bCs/>
-                <w:color w:val="0D2B4E"/>
-                <w:sz w:val="22"/>
-                <w:szCs w:val="22"/>
-              </w:rPr>
-              <w:t xml:space="preserve">In Google Slides: File → Share → Publish to web → Embed tab</w:t>
+                <w:color w:val="FFFFFF"/>
+                <w:sz w:val="20"/>
+                <w:szCs w:val="20"/>
+              </w:rPr>
+              <w:t xml:space="preserve">Full version</w:t>
+            </w:r>
+          </w:p>
+        </w:tc>
+        <w:tc>
+          <w:tcPr>
+            <w:tcW w:type="dxa" w:w="3760"/>
+            <w:tcBorders>
+              <w:top w:val="single" w:color="CCCCCC" w:sz="1"/>
+              <w:left w:val="single" w:color="CCCCCC" w:sz="1"/>
+              <w:bottom w:val="single" w:color="CCCCCC" w:sz="1"/>
+              <w:right w:val="single" w:color="CCCCCC" w:sz="1"/>
+            </w:tcBorders>
+            <w:shd w:fill="0D2B4E" w:val="clear"/>
+            <w:tcMar>
+              <w:top w:type="dxa" w:w="80"/>
+              <w:left w:type="dxa" w:w="130"/>
+              <w:bottom w:type="dxa" w:w="80"/>
+              <w:right w:type="dxa" w:w="130"/>
+            </w:tcMar>
+          </w:tcPr>
+          <w:p>
+            <w:r>
+              <w:rPr>
+                <w:rFonts w:ascii="Arial" w:cs="Arial" w:eastAsia="Arial" w:hAnsi="Arial"/>
+                <w:b/>
+                <w:bCs/>
+                <w:color w:val="FFFFFF"/>
+                <w:sz w:val="20"/>
+                <w:szCs w:val="20"/>
+              </w:rPr>
+              <w:t xml:space="preserve">Light version</w:t>
+            </w:r>
+          </w:p>
+        </w:tc>
+      </w:tr>
+      <w:tr>
+        <w:tc>
+          <w:tcPr>
+            <w:tcW w:type="dxa" w:w="2600"/>
+            <w:tcBorders>
+              <w:top w:val="single" w:color="CCCCCC" w:sz="1"/>
+              <w:left w:val="single" w:color="CCCCCC" w:sz="1"/>
+              <w:bottom w:val="single" w:color="CCCCCC" w:sz="1"/>
+              <w:right w:val="single" w:color="CCCCCC" w:sz="1"/>
+            </w:tcBorders>
+            <w:shd w:fill="E8F3FB" w:val="clear"/>
+            <w:tcMar>
+              <w:top w:type="dxa" w:w="72"/>
+              <w:left w:type="dxa" w:w="130"/>
+              <w:bottom w:type="dxa" w:w="72"/>
+              <w:right w:type="dxa" w:w="130"/>
+            </w:tcMar>
+          </w:tcPr>
+          <w:p>
+            <w:r>
+              <w:rPr>
+                <w:rFonts w:ascii="Arial" w:cs="Arial" w:eastAsia="Arial" w:hAnsi="Arial"/>
+                <w:color w:val="222222"/>
+                <w:sz w:val="19"/>
+                <w:szCs w:val="19"/>
+              </w:rPr>
+              <w:t xml:space="preserve">Text / title post</w:t>
+            </w:r>
+          </w:p>
+        </w:tc>
+        <w:tc>
+          <w:tcPr>
+            <w:tcW w:type="dxa" w:w="3000"/>
+            <w:tcBorders>
+              <w:top w:val="single" w:color="CCCCCC" w:sz="1"/>
+              <w:left w:val="single" w:color="CCCCCC" w:sz="1"/>
+              <w:bottom w:val="single" w:color="CCCCCC" w:sz="1"/>
+              <w:right w:val="single" w:color="CCCCCC" w:sz="1"/>
+            </w:tcBorders>
+            <w:shd w:fill="E8F3FB" w:val="clear"/>
+            <w:tcMar>
+              <w:top w:type="dxa" w:w="72"/>
+              <w:left w:type="dxa" w:w="130"/>
+              <w:bottom w:type="dxa" w:w="72"/>
+              <w:right w:type="dxa" w:w="130"/>
+            </w:tcMar>
+          </w:tcPr>
+          <w:p>
+            <w:r>
+              <w:rPr>
+                <w:rFonts w:ascii="Arial" w:cs="Arial" w:eastAsia="Arial" w:hAnsi="Arial"/>
+                <w:color w:val="222222"/>
+                <w:sz w:val="19"/>
+                <w:szCs w:val="19"/>
+              </w:rPr>
+              <w:t xml:space="preserve">10 seconds</w:t>
+            </w:r>
+          </w:p>
+        </w:tc>
+        <w:tc>
+          <w:tcPr>
+            <w:tcW w:type="dxa" w:w="3760"/>
+            <w:tcBorders>
+              <w:top w:val="single" w:color="CCCCCC" w:sz="1"/>
+              <w:left w:val="single" w:color="CCCCCC" w:sz="1"/>
+              <w:bottom w:val="single" w:color="CCCCCC" w:sz="1"/>
+              <w:right w:val="single" w:color="CCCCCC" w:sz="1"/>
+            </w:tcBorders>
+            <w:shd w:fill="E8F3FB" w:val="clear"/>
+            <w:tcMar>
+              <w:top w:type="dxa" w:w="72"/>
+              <w:left w:type="dxa" w:w="130"/>
+              <w:bottom w:type="dxa" w:w="72"/>
+              <w:right w:type="dxa" w:w="130"/>
+            </w:tcMar>
+          </w:tcPr>
+          <w:p>
+            <w:r>
+              <w:rPr>
+                <w:rFonts w:ascii="Arial" w:cs="Arial" w:eastAsia="Arial" w:hAnsi="Arial"/>
+                <w:color w:val="222222"/>
+                <w:sz w:val="19"/>
+                <w:szCs w:val="19"/>
+              </w:rPr>
+              <w:t xml:space="preserve">10 seconds</w:t>
+            </w:r>
+          </w:p>
+        </w:tc>
+      </w:tr>
+      <w:tr>
+        <w:tc>
+          <w:tcPr>
+            <w:tcW w:type="dxa" w:w="2600"/>
+            <w:tcBorders>
+              <w:top w:val="single" w:color="CCCCCC" w:sz="1"/>
+              <w:left w:val="single" w:color="CCCCCC" w:sz="1"/>
+              <w:bottom w:val="single" w:color="CCCCCC" w:sz="1"/>
+              <w:right w:val="single" w:color="CCCCCC" w:sz="1"/>
+            </w:tcBorders>
+            <w:shd w:fill="E8F3FB" w:val="clear"/>
+            <w:tcMar>
+              <w:top w:type="dxa" w:w="72"/>
+              <w:left w:type="dxa" w:w="130"/>
+              <w:bottom w:type="dxa" w:w="72"/>
+              <w:right w:type="dxa" w:w="130"/>
+            </w:tcMar>
+          </w:tcPr>
+          <w:p>
+            <w:r>
+              <w:rPr>
+                <w:rFonts w:ascii="Arial" w:cs="Arial" w:eastAsia="Arial" w:hAnsi="Arial"/>
+                <w:color w:val="222222"/>
+                <w:sz w:val="19"/>
+                <w:szCs w:val="19"/>
+              </w:rPr>
+              <w:t xml:space="preserve">Facebook / other embed</w:t>
+            </w:r>
+          </w:p>
+        </w:tc>
+        <w:tc>
+          <w:tcPr>
+            <w:tcW w:type="dxa" w:w="3000"/>
+            <w:tcBorders>
+              <w:top w:val="single" w:color="CCCCCC" w:sz="1"/>
+              <w:left w:val="single" w:color="CCCCCC" w:sz="1"/>
+              <w:bottom w:val="single" w:color="CCCCCC" w:sz="1"/>
+              <w:right w:val="single" w:color="CCCCCC" w:sz="1"/>
+            </w:tcBorders>
+            <w:shd w:fill="E8F3FB" w:val="clear"/>
+            <w:tcMar>
+              <w:top w:type="dxa" w:w="72"/>
+              <w:left w:type="dxa" w:w="130"/>
+              <w:bottom w:type="dxa" w:w="72"/>
+              <w:right w:type="dxa" w:w="130"/>
+            </w:tcMar>
+          </w:tcPr>
+          <w:p>
+            <w:r>
+              <w:rPr>
+                <w:rFonts w:ascii="Arial" w:cs="Arial" w:eastAsia="Arial" w:hAnsi="Arial"/>
+                <w:color w:val="222222"/>
+                <w:sz w:val="19"/>
+                <w:szCs w:val="19"/>
+              </w:rPr>
+              <w:t xml:space="preserve">20 seconds</w:t>
+            </w:r>
+          </w:p>
+        </w:tc>
+        <w:tc>
+          <w:tcPr>
+            <w:tcW w:type="dxa" w:w="3760"/>
+            <w:tcBorders>
+              <w:top w:val="single" w:color="CCCCCC" w:sz="1"/>
+              <w:left w:val="single" w:color="CCCCCC" w:sz="1"/>
+              <w:bottom w:val="single" w:color="CCCCCC" w:sz="1"/>
+              <w:right w:val="single" w:color="CCCCCC" w:sz="1"/>
+            </w:tcBorders>
+            <w:shd w:fill="E8F3FB" w:val="clear"/>
+            <w:tcMar>
+              <w:top w:type="dxa" w:w="72"/>
+              <w:left w:type="dxa" w:w="130"/>
+              <w:bottom w:type="dxa" w:w="72"/>
+              <w:right w:type="dxa" w:w="130"/>
+            </w:tcMar>
+          </w:tcPr>
+          <w:p>
+            <w:r>
+              <w:rPr>
+                <w:rFonts w:ascii="Arial" w:cs="Arial" w:eastAsia="Arial" w:hAnsi="Arial"/>
+                <w:color w:val="222222"/>
+                <w:sz w:val="19"/>
+                <w:szCs w:val="19"/>
+              </w:rPr>
+              <w:t xml:space="preserve">20 seconds</w:t>
+            </w:r>
+          </w:p>
+        </w:tc>
+      </w:tr>
+      <w:tr>
+        <w:tc>
+          <w:tcPr>
+            <w:tcW w:type="dxa" w:w="2600"/>
+            <w:tcBorders>
+              <w:top w:val="single" w:color="CCCCCC" w:sz="1"/>
+              <w:left w:val="single" w:color="CCCCCC" w:sz="1"/>
+              <w:bottom w:val="single" w:color="CCCCCC" w:sz="1"/>
+              <w:right w:val="single" w:color="CCCCCC" w:sz="1"/>
+            </w:tcBorders>
+            <w:shd w:fill="E8F3FB" w:val="clear"/>
+            <w:tcMar>
+              <w:top w:type="dxa" w:w="72"/>
+              <w:left w:type="dxa" w:w="130"/>
+              <w:bottom w:type="dxa" w:w="72"/>
+              <w:right w:type="dxa" w:w="130"/>
+            </w:tcMar>
+          </w:tcPr>
+          <w:p>
+            <w:r>
+              <w:rPr>
+                <w:rFonts w:ascii="Arial" w:cs="Arial" w:eastAsia="Arial" w:hAnsi="Arial"/>
+                <w:color w:val="222222"/>
+                <w:sz w:val="19"/>
+                <w:szCs w:val="19"/>
+              </w:rPr>
+              <w:t xml:space="preserve">YouTube video</w:t>
+            </w:r>
+          </w:p>
+        </w:tc>
+        <w:tc>
+          <w:tcPr>
+            <w:tcW w:type="dxa" w:w="3000"/>
+            <w:tcBorders>
+              <w:top w:val="single" w:color="CCCCCC" w:sz="1"/>
+              <w:left w:val="single" w:color="CCCCCC" w:sz="1"/>
+              <w:bottom w:val="single" w:color="CCCCCC" w:sz="1"/>
+              <w:right w:val="single" w:color="CCCCCC" w:sz="1"/>
+            </w:tcBorders>
+            <w:shd w:fill="E8F3FB" w:val="clear"/>
+            <w:tcMar>
+              <w:top w:type="dxa" w:w="72"/>
+              <w:left w:type="dxa" w:w="130"/>
+              <w:bottom w:type="dxa" w:w="72"/>
+              <w:right w:type="dxa" w:w="130"/>
+            </w:tcMar>
+          </w:tcPr>
+          <w:p>
+            <w:r>
+              <w:rPr>
+                <w:rFonts w:ascii="Arial" w:cs="Arial" w:eastAsia="Arial" w:hAnsi="Arial"/>
+                <w:color w:val="222222"/>
+                <w:sz w:val="19"/>
+                <w:szCs w:val="19"/>
+              </w:rPr>
+              <w:t xml:space="preserve">1 minute (muted autoplay)</w:t>
+            </w:r>
+          </w:p>
+        </w:tc>
+        <w:tc>
+          <w:tcPr>
+            <w:tcW w:type="dxa" w:w="3760"/>
+            <w:tcBorders>
+              <w:top w:val="single" w:color="CCCCCC" w:sz="1"/>
+              <w:left w:val="single" w:color="CCCCCC" w:sz="1"/>
+              <w:bottom w:val="single" w:color="CCCCCC" w:sz="1"/>
+              <w:right w:val="single" w:color="CCCCCC" w:sz="1"/>
+            </w:tcBorders>
+            <w:shd w:fill="E8F3FB" w:val="clear"/>
+            <w:tcMar>
+              <w:top w:type="dxa" w:w="72"/>
+              <w:left w:type="dxa" w:w="130"/>
+              <w:bottom w:type="dxa" w:w="72"/>
+              <w:right w:type="dxa" w:w="130"/>
+            </w:tcMar>
+          </w:tcPr>
+          <w:p>
+            <w:r>
+              <w:rPr>
+                <w:rFonts w:ascii="Arial" w:cs="Arial" w:eastAsia="Arial" w:hAnsi="Arial"/>
+                <w:color w:val="222222"/>
+                <w:sz w:val="19"/>
+                <w:szCs w:val="19"/>
+              </w:rPr>
+              <w:t xml:space="preserve">2 minutes (muted autoplay)</w:t>
+            </w:r>
+          </w:p>
+        </w:tc>
+      </w:tr>
+      <w:tr>
+        <w:tc>
+          <w:tcPr>
+            <w:tcW w:type="dxa" w:w="2600"/>
+            <w:tcBorders>
+              <w:top w:val="single" w:color="CCCCCC" w:sz="1"/>
+              <w:left w:val="single" w:color="CCCCCC" w:sz="1"/>
+              <w:bottom w:val="single" w:color="CCCCCC" w:sz="1"/>
+              <w:right w:val="single" w:color="CCCCCC" w:sz="1"/>
+            </w:tcBorders>
+            <w:shd w:fill="E8F3FB" w:val="clear"/>
+            <w:tcMar>
+              <w:top w:type="dxa" w:w="72"/>
+              <w:left w:type="dxa" w:w="130"/>
+              <w:bottom w:type="dxa" w:w="72"/>
+              <w:right w:type="dxa" w:w="130"/>
+            </w:tcMar>
+          </w:tcPr>
+          <w:p>
+            <w:r>
+              <w:rPr>
+                <w:rFonts w:ascii="Arial" w:cs="Arial" w:eastAsia="Arial" w:hAnsi="Arial"/>
+                <w:color w:val="222222"/>
+                <w:sz w:val="19"/>
+                <w:szCs w:val="19"/>
+              </w:rPr>
+              <w:t xml:space="preserve">Google Slides presentation</w:t>
+            </w:r>
+          </w:p>
+        </w:tc>
+        <w:tc>
+          <w:tcPr>
+            <w:tcW w:type="dxa" w:w="3000"/>
+            <w:tcBorders>
+              <w:top w:val="single" w:color="CCCCCC" w:sz="1"/>
+              <w:left w:val="single" w:color="CCCCCC" w:sz="1"/>
+              <w:bottom w:val="single" w:color="CCCCCC" w:sz="1"/>
+              <w:right w:val="single" w:color="CCCCCC" w:sz="1"/>
+            </w:tcBorders>
+            <w:shd w:fill="E8F3FB" w:val="clear"/>
+            <w:tcMar>
+              <w:top w:type="dxa" w:w="72"/>
+              <w:left w:type="dxa" w:w="130"/>
+              <w:bottom w:type="dxa" w:w="72"/>
+              <w:right w:type="dxa" w:w="130"/>
+            </w:tcMar>
+          </w:tcPr>
+          <w:p>
+            <w:r>
+              <w:rPr>
+                <w:rFonts w:ascii="Arial" w:cs="Arial" w:eastAsia="Arial" w:hAnsi="Arial"/>
+                <w:color w:val="222222"/>
+                <w:sz w:val="19"/>
+                <w:szCs w:val="19"/>
+              </w:rPr>
+              <w:t xml:space="preserve">1 minute</w:t>
+            </w:r>
+          </w:p>
+        </w:tc>
+        <w:tc>
+          <w:tcPr>
+            <w:tcW w:type="dxa" w:w="3760"/>
+            <w:tcBorders>
+              <w:top w:val="single" w:color="CCCCCC" w:sz="1"/>
+              <w:left w:val="single" w:color="CCCCCC" w:sz="1"/>
+              <w:bottom w:val="single" w:color="CCCCCC" w:sz="1"/>
+              <w:right w:val="single" w:color="CCCCCC" w:sz="1"/>
+            </w:tcBorders>
+            <w:shd w:fill="E8F3FB" w:val="clear"/>
+            <w:tcMar>
+              <w:top w:type="dxa" w:w="72"/>
+              <w:left w:type="dxa" w:w="130"/>
+              <w:bottom w:type="dxa" w:w="72"/>
+              <w:right w:type="dxa" w:w="130"/>
+            </w:tcMar>
+          </w:tcPr>
+          <w:p>
+            <w:r>
+              <w:rPr>
+                <w:rFonts w:ascii="Arial" w:cs="Arial" w:eastAsia="Arial" w:hAnsi="Arial"/>
+                <w:color w:val="222222"/>
+                <w:sz w:val="19"/>
+                <w:szCs w:val="19"/>
+              </w:rPr>
+              <w:t xml:space="preserve">40 seconds</w:t>
+            </w:r>
+          </w:p>
+        </w:tc>
+      </w:tr>
+      <w:tr>
+        <w:tc>
+          <w:tcPr>
+            <w:tcW w:type="dxa" w:w="2600"/>
+            <w:tcBorders>
+              <w:top w:val="single" w:color="CCCCCC" w:sz="1"/>
+              <w:left w:val="single" w:color="CCCCCC" w:sz="1"/>
+              <w:bottom w:val="single" w:color="CCCCCC" w:sz="1"/>
+              <w:right w:val="single" w:color="CCCCCC" w:sz="1"/>
+            </w:tcBorders>
+            <w:shd w:fill="E8F8F0" w:val="clear"/>
+            <w:tcMar>
+              <w:top w:type="dxa" w:w="72"/>
+              <w:left w:type="dxa" w:w="130"/>
+              <w:bottom w:type="dxa" w:w="72"/>
+              <w:right w:type="dxa" w:w="130"/>
+            </w:tcMar>
+          </w:tcPr>
+          <w:p>
+            <w:r>
+              <w:rPr>
+                <w:rFonts w:ascii="Arial" w:cs="Arial" w:eastAsia="Arial" w:hAnsi="Arial"/>
+                <w:color w:val="222222"/>
+                <w:sz w:val="19"/>
+                <w:szCs w:val="19"/>
+              </w:rPr>
+              <w:t xml:space="preserve">Info slide (Light only)</w:t>
+            </w:r>
+          </w:p>
+        </w:tc>
+        <w:tc>
+          <w:tcPr>
+            <w:tcW w:type="dxa" w:w="3000"/>
+            <w:tcBorders>
+              <w:top w:val="single" w:color="CCCCCC" w:sz="1"/>
+              <w:left w:val="single" w:color="CCCCCC" w:sz="1"/>
+              <w:bottom w:val="single" w:color="CCCCCC" w:sz="1"/>
+              <w:right w:val="single" w:color="CCCCCC" w:sz="1"/>
+            </w:tcBorders>
+            <w:shd w:fill="E8F8F0" w:val="clear"/>
+            <w:tcMar>
+              <w:top w:type="dxa" w:w="72"/>
+              <w:left w:type="dxa" w:w="130"/>
+              <w:bottom w:type="dxa" w:w="72"/>
+              <w:right w:type="dxa" w:w="130"/>
+            </w:tcMar>
+          </w:tcPr>
+          <w:p>
+            <w:r>
+              <w:rPr>
+                <w:rFonts w:ascii="Arial" w:cs="Arial" w:eastAsia="Arial" w:hAnsi="Arial"/>
+                <w:color w:val="222222"/>
+                <w:sz w:val="19"/>
+                <w:szCs w:val="19"/>
+              </w:rPr>
+              <w:t xml:space="preserve">n/a</w:t>
+            </w:r>
+          </w:p>
+        </w:tc>
+        <w:tc>
+          <w:tcPr>
+            <w:tcW w:type="dxa" w:w="3760"/>
+            <w:tcBorders>
+              <w:top w:val="single" w:color="CCCCCC" w:sz="1"/>
+              <w:left w:val="single" w:color="CCCCCC" w:sz="1"/>
+              <w:bottom w:val="single" w:color="CCCCCC" w:sz="1"/>
+              <w:right w:val="single" w:color="CCCCCC" w:sz="1"/>
+            </w:tcBorders>
+            <w:shd w:fill="E8F8F0" w:val="clear"/>
+            <w:tcMar>
+              <w:top w:type="dxa" w:w="72"/>
+              <w:left w:type="dxa" w:w="130"/>
+              <w:bottom w:type="dxa" w:w="72"/>
+              <w:right w:type="dxa" w:w="130"/>
+            </w:tcMar>
+          </w:tcPr>
+          <w:p>
+            <w:r>
+              <w:rPr>
+                <w:rFonts w:ascii="Arial" w:cs="Arial" w:eastAsia="Arial" w:hAnsi="Arial"/>
+                <w:color w:val="222222"/>
+                <w:sz w:val="19"/>
+                <w:szCs w:val="19"/>
+              </w:rPr>
+              <w:t xml:space="preserve">10 seconds, always first</w:t>
+            </w:r>
+          </w:p>
+        </w:tc>
+      </w:tr>
+      <w:tr>
+        <w:tc>
+          <w:tcPr>
+            <w:tcW w:type="dxa" w:w="2600"/>
+            <w:tcBorders>
+              <w:top w:val="single" w:color="CCCCCC" w:sz="1"/>
+              <w:left w:val="single" w:color="CCCCCC" w:sz="1"/>
+              <w:bottom w:val="single" w:color="CCCCCC" w:sz="1"/>
+              <w:right w:val="single" w:color="CCCCCC" w:sz="1"/>
+            </w:tcBorders>
+            <w:shd w:fill="E8F8F0" w:val="clear"/>
+            <w:tcMar>
+              <w:top w:type="dxa" w:w="72"/>
+              <w:left w:type="dxa" w:w="130"/>
+              <w:bottom w:type="dxa" w:w="72"/>
+              <w:right w:type="dxa" w:w="130"/>
+            </w:tcMar>
+          </w:tcPr>
+          <w:p>
+            <w:r>
+              <w:rPr>
+                <w:rFonts w:ascii="Arial" w:cs="Arial" w:eastAsia="Arial" w:hAnsi="Arial"/>
+                <w:color w:val="222222"/>
+                <w:sz w:val="19"/>
+                <w:szCs w:val="19"/>
+              </w:rPr>
+              <w:t xml:space="preserve">Schedule recap (Light only)</w:t>
+            </w:r>
+          </w:p>
+        </w:tc>
+        <w:tc>
+          <w:tcPr>
+            <w:tcW w:type="dxa" w:w="3000"/>
+            <w:tcBorders>
+              <w:top w:val="single" w:color="CCCCCC" w:sz="1"/>
+              <w:left w:val="single" w:color="CCCCCC" w:sz="1"/>
+              <w:bottom w:val="single" w:color="CCCCCC" w:sz="1"/>
+              <w:right w:val="single" w:color="CCCCCC" w:sz="1"/>
+            </w:tcBorders>
+            <w:shd w:fill="E8F8F0" w:val="clear"/>
+            <w:tcMar>
+              <w:top w:type="dxa" w:w="72"/>
+              <w:left w:type="dxa" w:w="130"/>
+              <w:bottom w:type="dxa" w:w="72"/>
+              <w:right w:type="dxa" w:w="130"/>
+            </w:tcMar>
+          </w:tcPr>
+          <w:p>
+            <w:r>
+              <w:rPr>
+                <w:rFonts w:ascii="Arial" w:cs="Arial" w:eastAsia="Arial" w:hAnsi="Arial"/>
+                <w:color w:val="222222"/>
+                <w:sz w:val="19"/>
+                <w:szCs w:val="19"/>
+              </w:rPr>
+              <w:t xml:space="preserve">n/a</w:t>
+            </w:r>
+          </w:p>
+        </w:tc>
+        <w:tc>
+          <w:tcPr>
+            <w:tcW w:type="dxa" w:w="3760"/>
+            <w:tcBorders>
+              <w:top w:val="single" w:color="CCCCCC" w:sz="1"/>
+              <w:left w:val="single" w:color="CCCCCC" w:sz="1"/>
+              <w:bottom w:val="single" w:color="CCCCCC" w:sz="1"/>
+              <w:right w:val="single" w:color="CCCCCC" w:sz="1"/>
+            </w:tcBorders>
+            <w:shd w:fill="E8F8F0" w:val="clear"/>
+            <w:tcMar>
+              <w:top w:type="dxa" w:w="72"/>
+              <w:left w:type="dxa" w:w="130"/>
+              <w:bottom w:type="dxa" w:w="72"/>
+              <w:right w:type="dxa" w:w="130"/>
+            </w:tcMar>
+          </w:tcPr>
+          <w:p>
+            <w:r>
+              <w:rPr>
+                <w:rFonts w:ascii="Arial" w:cs="Arial" w:eastAsia="Arial" w:hAnsi="Arial"/>
+                <w:color w:val="222222"/>
+                <w:sz w:val="19"/>
+                <w:szCs w:val="19"/>
+              </w:rPr>
+              <w:t xml:space="preserve">10 seconds, every 5 posts</w:t>
             </w:r>
           </w:p>
         </w:tc>
@@ -6754,7 +5036,7 @@
     </w:tbl>
     <w:p>
       <w:pPr>
-        <w:spacing w:after="110" w:before="0"/>
+        <w:spacing w:after="220" w:before="0"/>
       </w:pPr>
       <w:r>
         <w:t xml:space="preserve"/>
@@ -6773,75 +5055,37 @@
         </w:tblBorders>
       </w:tblPr>
       <w:tblGrid>
-        <w:gridCol w:w="720"/>
-        <w:gridCol w:w="8640"/>
+        <w:gridCol w:w="9360"/>
       </w:tblGrid>
       <w:tr>
         <w:tc>
           <w:tcPr>
-            <w:tcW w:type="dxa" w:w="720"/>
+            <w:tcW w:type="dxa" w:w="9360"/>
             <w:tcBorders>
               <w:top w:val="none" w:color="FFFFFF" w:sz="0"/>
               <w:left w:val="none" w:color="FFFFFF" w:sz="0"/>
               <w:bottom w:val="none" w:color="FFFFFF" w:sz="0"/>
               <w:right w:val="none" w:color="FFFFFF" w:sz="0"/>
             </w:tcBorders>
-            <w:shd w:fill="0D2B4E" w:val="clear"/>
-            <w:tcMar>
-              <w:top w:type="dxa" w:w="90"/>
-              <w:left w:type="dxa" w:w="120"/>
-              <w:bottom w:type="dxa" w:w="90"/>
-              <w:right w:type="dxa" w:w="120"/>
-            </w:tcMar>
-          </w:tcPr>
-          <w:p>
-            <w:pPr>
-              <w:jc w:val="center"/>
-            </w:pPr>
+            <w:shd w:fill="C0392B" w:val="clear"/>
+            <w:tcMar>
+              <w:top w:type="dxa" w:w="120"/>
+              <w:left w:type="dxa" w:w="240"/>
+              <w:bottom w:type="dxa" w:w="120"/>
+              <w:right w:type="dxa" w:w="240"/>
+            </w:tcMar>
+          </w:tcPr>
+          <w:p>
             <w:r>
               <w:rPr>
                 <w:rFonts w:ascii="Arial" w:cs="Arial" w:eastAsia="Arial" w:hAnsi="Arial"/>
                 <w:b/>
                 <w:bCs/>
-                <w:color w:val="F5C842"/>
-                <w:sz w:val="28"/>
-                <w:szCs w:val="28"/>
-              </w:rPr>
-              <w:t xml:space="preserve">2</w:t>
-            </w:r>
-          </w:p>
-        </w:tc>
-        <w:tc>
-          <w:tcPr>
-            <w:tcW w:type="dxa" w:w="8640"/>
-            <w:tcBorders>
-              <w:top w:val="none" w:color="FFFFFF" w:sz="0"/>
-              <w:left w:val="none" w:color="FFFFFF" w:sz="0"/>
-              <w:bottom w:val="none" w:color="FFFFFF" w:sz="0"/>
-              <w:right w:val="none" w:color="FFFFFF" w:sz="0"/>
-            </w:tcBorders>
-            <w:shd w:fill="E8F3FB" w:val="clear"/>
-            <w:tcMar>
-              <w:top w:type="dxa" w:w="80"/>
-              <w:left w:type="dxa" w:w="200"/>
-              <w:bottom w:type="dxa" w:w="80"/>
-              <w:right w:type="dxa" w:w="200"/>
-            </w:tcMar>
-          </w:tcPr>
-          <w:p>
-            <w:pPr>
-              <w:spacing w:after="0" w:before="0"/>
-            </w:pPr>
-            <w:r>
-              <w:rPr>
-                <w:rFonts w:ascii="Arial" w:cs="Arial" w:eastAsia="Arial" w:hAnsi="Arial"/>
-                <w:b/>
-                <w:bCs/>
-                <w:color w:val="0D2B4E"/>
-                <w:sz w:val="22"/>
-                <w:szCs w:val="22"/>
-              </w:rPr>
-              <w:t xml:space="preserve">Copy the entire &lt;iframe&gt; code shown. Paste into Column B.</w:t>
+                <w:color w:val="FFFFFF"/>
+                <w:sz w:val="24"/>
+                <w:szCs w:val="24"/>
+              </w:rPr>
+              <w:t xml:space="preserve">SMART TV COMPATIBILITY</w:t>
             </w:r>
           </w:p>
         </w:tc>
@@ -6857,20 +5101,782 @@
     </w:p>
     <w:p>
       <w:pPr>
-        <w:shd w:fill="1E2A38" w:val="clear"/>
-        <w:spacing w:after="20" w:before="20"/>
-        <w:ind w:left="400"/>
+        <w:pStyle w:val="Heading1"/>
+        <w:pBdr>
+          <w:bottom w:val="single" w:color="0D2B4E" w:sz="10" w:space="4"/>
+        </w:pBdr>
+        <w:spacing w:after="120" w:before="360"/>
       </w:pPr>
       <w:r>
         <w:rPr>
-          <w:rFonts w:ascii="Courier New" w:cs="Courier New" w:eastAsia="Courier New" w:hAnsi="Courier New"/>
-          <w:color w:val="1a5c30"/>
-          <w:sz w:val="19"/>
-          <w:szCs w:val="19"/>
+          <w:rFonts w:ascii="Arial" w:cs="Arial" w:eastAsia="Arial" w:hAnsi="Arial"/>
+          <w:b/>
+          <w:bCs/>
+          <w:color w:val="0D2B4E"/>
+          <w:sz w:val="34"/>
+          <w:szCs w:val="34"/>
         </w:rPr>
-        <w:t xml:space="preserve">&lt;iframe src="https://docs.google.com/presentation/d/e/2PACX-1v.../pubembed?start=true..." ...&gt;&lt;/iframe&gt;</w:t>
+        <w:t xml:space="preserve">What the TV Needs Access To</w:t>
       </w:r>
     </w:p>
+    <w:p>
+      <w:pPr>
+        <w:spacing w:after="100" w:before="60"/>
+      </w:pPr>
+      <w:r>
+        <w:rPr>
+          <w:rFonts w:ascii="Arial" w:cs="Arial" w:eastAsia="Arial" w:hAnsi="Arial"/>
+          <w:color w:val="222222"/>
+          <w:sz w:val="22"/>
+          <w:szCs w:val="22"/>
+        </w:rPr>
+        <w:t xml:space="preserve">The display works even when some services are blocked — each has a graceful fallback.</w:t>
+      </w:r>
+    </w:p>
+    <w:p>
+      <w:pPr>
+        <w:spacing w:after="110" w:before="0"/>
+      </w:pPr>
+      <w:r>
+        <w:t xml:space="preserve"/>
+      </w:r>
+    </w:p>
+    <w:tbl>
+      <w:tblPr>
+        <w:tblW w:type="dxa" w:w="9400"/>
+        <w:tblBorders>
+          <w:top w:val="single" w:color="auto" w:sz="4"/>
+          <w:left w:val="single" w:color="auto" w:sz="4"/>
+          <w:bottom w:val="single" w:color="auto" w:sz="4"/>
+          <w:right w:val="single" w:color="auto" w:sz="4"/>
+          <w:insideH w:val="single" w:color="auto" w:sz="4"/>
+          <w:insideV w:val="single" w:color="auto" w:sz="4"/>
+        </w:tblBorders>
+      </w:tblPr>
+      <w:tblGrid>
+        <w:gridCol w:w="3000"/>
+        <w:gridCol w:w="2400"/>
+        <w:gridCol w:w="4000"/>
+      </w:tblGrid>
+      <w:tr>
+        <w:tc>
+          <w:tcPr>
+            <w:tcW w:type="dxa" w:w="3000"/>
+            <w:tcBorders>
+              <w:top w:val="single" w:color="CCCCCC" w:sz="1"/>
+              <w:left w:val="single" w:color="CCCCCC" w:sz="1"/>
+              <w:bottom w:val="single" w:color="CCCCCC" w:sz="1"/>
+              <w:right w:val="single" w:color="CCCCCC" w:sz="1"/>
+            </w:tcBorders>
+            <w:shd w:fill="0D2B4E" w:val="clear"/>
+            <w:tcMar>
+              <w:top w:type="dxa" w:w="80"/>
+              <w:left w:type="dxa" w:w="130"/>
+              <w:bottom w:type="dxa" w:w="80"/>
+              <w:right w:type="dxa" w:w="130"/>
+            </w:tcMar>
+          </w:tcPr>
+          <w:p>
+            <w:r>
+              <w:rPr>
+                <w:rFonts w:ascii="Arial" w:cs="Arial" w:eastAsia="Arial" w:hAnsi="Arial"/>
+                <w:b/>
+                <w:bCs/>
+                <w:color w:val="FFFFFF"/>
+                <w:sz w:val="20"/>
+                <w:szCs w:val="20"/>
+              </w:rPr>
+              <w:t xml:space="preserve">Domain</w:t>
+            </w:r>
+          </w:p>
+        </w:tc>
+        <w:tc>
+          <w:tcPr>
+            <w:tcW w:type="dxa" w:w="2400"/>
+            <w:tcBorders>
+              <w:top w:val="single" w:color="CCCCCC" w:sz="1"/>
+              <w:left w:val="single" w:color="CCCCCC" w:sz="1"/>
+              <w:bottom w:val="single" w:color="CCCCCC" w:sz="1"/>
+              <w:right w:val="single" w:color="CCCCCC" w:sz="1"/>
+            </w:tcBorders>
+            <w:shd w:fill="0D2B4E" w:val="clear"/>
+            <w:tcMar>
+              <w:top w:type="dxa" w:w="80"/>
+              <w:left w:type="dxa" w:w="130"/>
+              <w:bottom w:type="dxa" w:w="80"/>
+              <w:right w:type="dxa" w:w="130"/>
+            </w:tcMar>
+          </w:tcPr>
+          <w:p>
+            <w:r>
+              <w:rPr>
+                <w:rFonts w:ascii="Arial" w:cs="Arial" w:eastAsia="Arial" w:hAnsi="Arial"/>
+                <w:b/>
+                <w:bCs/>
+                <w:color w:val="FFFFFF"/>
+                <w:sz w:val="20"/>
+                <w:szCs w:val="20"/>
+              </w:rPr>
+              <w:t xml:space="preserve">Purpose</w:t>
+            </w:r>
+          </w:p>
+        </w:tc>
+        <w:tc>
+          <w:tcPr>
+            <w:tcW w:type="dxa" w:w="4000"/>
+            <w:tcBorders>
+              <w:top w:val="single" w:color="CCCCCC" w:sz="1"/>
+              <w:left w:val="single" w:color="CCCCCC" w:sz="1"/>
+              <w:bottom w:val="single" w:color="CCCCCC" w:sz="1"/>
+              <w:right w:val="single" w:color="CCCCCC" w:sz="1"/>
+            </w:tcBorders>
+            <w:shd w:fill="0D2B4E" w:val="clear"/>
+            <w:tcMar>
+              <w:top w:type="dxa" w:w="80"/>
+              <w:left w:type="dxa" w:w="130"/>
+              <w:bottom w:type="dxa" w:w="80"/>
+              <w:right w:type="dxa" w:w="130"/>
+            </w:tcMar>
+          </w:tcPr>
+          <w:p>
+            <w:r>
+              <w:rPr>
+                <w:rFonts w:ascii="Arial" w:cs="Arial" w:eastAsia="Arial" w:hAnsi="Arial"/>
+                <w:b/>
+                <w:bCs/>
+                <w:color w:val="FFFFFF"/>
+                <w:sz w:val="20"/>
+                <w:szCs w:val="20"/>
+              </w:rPr>
+              <w:t xml:space="preserve">If blocked on TV network</w:t>
+            </w:r>
+          </w:p>
+        </w:tc>
+      </w:tr>
+      <w:tr>
+        <w:tc>
+          <w:tcPr>
+            <w:tcW w:type="dxa" w:w="3000"/>
+            <w:tcBorders>
+              <w:top w:val="single" w:color="CCCCCC" w:sz="1"/>
+              <w:left w:val="single" w:color="CCCCCC" w:sz="1"/>
+              <w:bottom w:val="single" w:color="CCCCCC" w:sz="1"/>
+              <w:right w:val="single" w:color="CCCCCC" w:sz="1"/>
+            </w:tcBorders>
+            <w:shd w:fill="CCCCCC" w:val="clear"/>
+            <w:tcMar>
+              <w:top w:type="dxa" w:w="72"/>
+              <w:left w:type="dxa" w:w="130"/>
+              <w:bottom w:type="dxa" w:w="72"/>
+              <w:right w:type="dxa" w:w="130"/>
+            </w:tcMar>
+          </w:tcPr>
+          <w:p>
+            <w:r>
+              <w:rPr>
+                <w:rFonts w:ascii="Arial" w:cs="Arial" w:eastAsia="Arial" w:hAnsi="Arial"/>
+                <w:color w:val="222222"/>
+                <w:sz w:val="19"/>
+                <w:szCs w:val="19"/>
+              </w:rPr>
+              <w:t xml:space="preserve">docs.google.com</w:t>
+            </w:r>
+          </w:p>
+        </w:tc>
+        <w:tc>
+          <w:tcPr>
+            <w:tcW w:type="dxa" w:w="2400"/>
+            <w:tcBorders>
+              <w:top w:val="single" w:color="CCCCCC" w:sz="1"/>
+              <w:left w:val="single" w:color="CCCCCC" w:sz="1"/>
+              <w:bottom w:val="single" w:color="CCCCCC" w:sz="1"/>
+              <w:right w:val="single" w:color="CCCCCC" w:sz="1"/>
+            </w:tcBorders>
+            <w:shd w:fill="CCCCCC" w:val="clear"/>
+            <w:tcMar>
+              <w:top w:type="dxa" w:w="72"/>
+              <w:left w:type="dxa" w:w="130"/>
+              <w:bottom w:type="dxa" w:w="72"/>
+              <w:right w:type="dxa" w:w="130"/>
+            </w:tcMar>
+          </w:tcPr>
+          <w:p>
+            <w:r>
+              <w:rPr>
+                <w:rFonts w:ascii="Arial" w:cs="Arial" w:eastAsia="Arial" w:hAnsi="Arial"/>
+                <w:color w:val="222222"/>
+                <w:sz w:val="19"/>
+                <w:szCs w:val="19"/>
+              </w:rPr>
+              <w:t xml:space="preserve">Load slides from Google Sheets</w:t>
+            </w:r>
+          </w:p>
+        </w:tc>
+        <w:tc>
+          <w:tcPr>
+            <w:tcW w:type="dxa" w:w="4000"/>
+            <w:tcBorders>
+              <w:top w:val="single" w:color="CCCCCC" w:sz="1"/>
+              <w:left w:val="single" w:color="CCCCCC" w:sz="1"/>
+              <w:bottom w:val="single" w:color="CCCCCC" w:sz="1"/>
+              <w:right w:val="single" w:color="CCCCCC" w:sz="1"/>
+            </w:tcBorders>
+            <w:shd w:fill="CCCCCC" w:val="clear"/>
+            <w:tcMar>
+              <w:top w:type="dxa" w:w="72"/>
+              <w:left w:type="dxa" w:w="130"/>
+              <w:bottom w:type="dxa" w:w="72"/>
+              <w:right w:type="dxa" w:w="130"/>
+            </w:tcMar>
+          </w:tcPr>
+          <w:p>
+            <w:r>
+              <w:rPr>
+                <w:rFonts w:ascii="Arial" w:cs="Arial" w:eastAsia="Arial" w:hAnsi="Arial"/>
+                <w:color w:val="222222"/>
+                <w:sz w:val="19"/>
+                <w:szCs w:val="19"/>
+              </w:rPr>
+              <w:t xml:space="preserve">Shows last successfully loaded slides (never blank)</w:t>
+            </w:r>
+          </w:p>
+        </w:tc>
+      </w:tr>
+      <w:tr>
+        <w:tc>
+          <w:tcPr>
+            <w:tcW w:type="dxa" w:w="3000"/>
+            <w:tcBorders>
+              <w:top w:val="single" w:color="CCCCCC" w:sz="1"/>
+              <w:left w:val="single" w:color="CCCCCC" w:sz="1"/>
+              <w:bottom w:val="single" w:color="CCCCCC" w:sz="1"/>
+              <w:right w:val="single" w:color="CCCCCC" w:sz="1"/>
+            </w:tcBorders>
+            <w:shd w:fill="CCCCCC" w:val="clear"/>
+            <w:tcMar>
+              <w:top w:type="dxa" w:w="72"/>
+              <w:left w:type="dxa" w:w="130"/>
+              <w:bottom w:type="dxa" w:w="72"/>
+              <w:right w:type="dxa" w:w="130"/>
+            </w:tcMar>
+          </w:tcPr>
+          <w:p>
+            <w:r>
+              <w:rPr>
+                <w:rFonts w:ascii="Arial" w:cs="Arial" w:eastAsia="Arial" w:hAnsi="Arial"/>
+                <w:color w:val="222222"/>
+                <w:sz w:val="19"/>
+                <w:szCs w:val="19"/>
+              </w:rPr>
+              <w:t xml:space="preserve">api.open-meteo.com</w:t>
+            </w:r>
+          </w:p>
+        </w:tc>
+        <w:tc>
+          <w:tcPr>
+            <w:tcW w:type="dxa" w:w="2400"/>
+            <w:tcBorders>
+              <w:top w:val="single" w:color="CCCCCC" w:sz="1"/>
+              <w:left w:val="single" w:color="CCCCCC" w:sz="1"/>
+              <w:bottom w:val="single" w:color="CCCCCC" w:sz="1"/>
+              <w:right w:val="single" w:color="CCCCCC" w:sz="1"/>
+            </w:tcBorders>
+            <w:shd w:fill="CCCCCC" w:val="clear"/>
+            <w:tcMar>
+              <w:top w:type="dxa" w:w="72"/>
+              <w:left w:type="dxa" w:w="130"/>
+              <w:bottom w:type="dxa" w:w="72"/>
+              <w:right w:type="dxa" w:w="130"/>
+            </w:tcMar>
+          </w:tcPr>
+          <w:p>
+            <w:r>
+              <w:rPr>
+                <w:rFonts w:ascii="Arial" w:cs="Arial" w:eastAsia="Arial" w:hAnsi="Arial"/>
+                <w:color w:val="222222"/>
+                <w:sz w:val="19"/>
+                <w:szCs w:val="19"/>
+              </w:rPr>
+              <w:t xml:space="preserve">Weather widget</w:t>
+            </w:r>
+          </w:p>
+        </w:tc>
+        <w:tc>
+          <w:tcPr>
+            <w:tcW w:type="dxa" w:w="4000"/>
+            <w:tcBorders>
+              <w:top w:val="single" w:color="CCCCCC" w:sz="1"/>
+              <w:left w:val="single" w:color="CCCCCC" w:sz="1"/>
+              <w:bottom w:val="single" w:color="CCCCCC" w:sz="1"/>
+              <w:right w:val="single" w:color="CCCCCC" w:sz="1"/>
+            </w:tcBorders>
+            <w:shd w:fill="CCCCCC" w:val="clear"/>
+            <w:tcMar>
+              <w:top w:type="dxa" w:w="72"/>
+              <w:left w:type="dxa" w:w="130"/>
+              <w:bottom w:type="dxa" w:w="72"/>
+              <w:right w:type="dxa" w:w="130"/>
+            </w:tcMar>
+          </w:tcPr>
+          <w:p>
+            <w:r>
+              <w:rPr>
+                <w:rFonts w:ascii="Arial" w:cs="Arial" w:eastAsia="Arial" w:hAnsi="Arial"/>
+                <w:color w:val="222222"/>
+                <w:sz w:val="19"/>
+                <w:szCs w:val="19"/>
+              </w:rPr>
+              <w:t xml:space="preserve">Shows "Weather unavailable" — display continues</w:t>
+            </w:r>
+          </w:p>
+        </w:tc>
+      </w:tr>
+      <w:tr>
+        <w:tc>
+          <w:tcPr>
+            <w:tcW w:type="dxa" w:w="3000"/>
+            <w:tcBorders>
+              <w:top w:val="single" w:color="CCCCCC" w:sz="1"/>
+              <w:left w:val="single" w:color="CCCCCC" w:sz="1"/>
+              <w:bottom w:val="single" w:color="CCCCCC" w:sz="1"/>
+              <w:right w:val="single" w:color="CCCCCC" w:sz="1"/>
+            </w:tcBorders>
+            <w:shd w:fill="CCCCCC" w:val="clear"/>
+            <w:tcMar>
+              <w:top w:type="dxa" w:w="72"/>
+              <w:left w:type="dxa" w:w="130"/>
+              <w:bottom w:type="dxa" w:w="72"/>
+              <w:right w:type="dxa" w:w="130"/>
+            </w:tcMar>
+          </w:tcPr>
+          <w:p>
+            <w:r>
+              <w:rPr>
+                <w:rFonts w:ascii="Arial" w:cs="Arial" w:eastAsia="Arial" w:hAnsi="Arial"/>
+                <w:color w:val="222222"/>
+                <w:sz w:val="19"/>
+                <w:szCs w:val="19"/>
+              </w:rPr>
+              <w:t xml:space="preserve">cdnjs.cloudflare.com</w:t>
+            </w:r>
+          </w:p>
+        </w:tc>
+        <w:tc>
+          <w:tcPr>
+            <w:tcW w:type="dxa" w:w="2400"/>
+            <w:tcBorders>
+              <w:top w:val="single" w:color="CCCCCC" w:sz="1"/>
+              <w:left w:val="single" w:color="CCCCCC" w:sz="1"/>
+              <w:bottom w:val="single" w:color="CCCCCC" w:sz="1"/>
+              <w:right w:val="single" w:color="CCCCCC" w:sz="1"/>
+            </w:tcBorders>
+            <w:shd w:fill="CCCCCC" w:val="clear"/>
+            <w:tcMar>
+              <w:top w:type="dxa" w:w="72"/>
+              <w:left w:type="dxa" w:w="130"/>
+              <w:bottom w:type="dxa" w:w="72"/>
+              <w:right w:type="dxa" w:w="130"/>
+            </w:tcMar>
+          </w:tcPr>
+          <w:p>
+            <w:r>
+              <w:rPr>
+                <w:rFonts w:ascii="Arial" w:cs="Arial" w:eastAsia="Arial" w:hAnsi="Arial"/>
+                <w:color w:val="222222"/>
+                <w:sz w:val="19"/>
+                <w:szCs w:val="19"/>
+              </w:rPr>
+              <w:t xml:space="preserve">QR code generator</w:t>
+            </w:r>
+          </w:p>
+        </w:tc>
+        <w:tc>
+          <w:tcPr>
+            <w:tcW w:type="dxa" w:w="4000"/>
+            <w:tcBorders>
+              <w:top w:val="single" w:color="CCCCCC" w:sz="1"/>
+              <w:left w:val="single" w:color="CCCCCC" w:sz="1"/>
+              <w:bottom w:val="single" w:color="CCCCCC" w:sz="1"/>
+              <w:right w:val="single" w:color="CCCCCC" w:sz="1"/>
+            </w:tcBorders>
+            <w:shd w:fill="CCCCCC" w:val="clear"/>
+            <w:tcMar>
+              <w:top w:type="dxa" w:w="72"/>
+              <w:left w:type="dxa" w:w="130"/>
+              <w:bottom w:type="dxa" w:w="72"/>
+              <w:right w:type="dxa" w:w="130"/>
+            </w:tcMar>
+          </w:tcPr>
+          <w:p>
+            <w:r>
+              <w:rPr>
+                <w:rFonts w:ascii="Arial" w:cs="Arial" w:eastAsia="Arial" w:hAnsi="Arial"/>
+                <w:color w:val="222222"/>
+                <w:sz w:val="19"/>
+                <w:szCs w:val="19"/>
+              </w:rPr>
+              <w:t xml:space="preserve">Shows short text URL instead of QR code</w:t>
+            </w:r>
+          </w:p>
+        </w:tc>
+      </w:tr>
+      <w:tr>
+        <w:tc>
+          <w:tcPr>
+            <w:tcW w:type="dxa" w:w="3000"/>
+            <w:tcBorders>
+              <w:top w:val="single" w:color="CCCCCC" w:sz="1"/>
+              <w:left w:val="single" w:color="CCCCCC" w:sz="1"/>
+              <w:bottom w:val="single" w:color="CCCCCC" w:sz="1"/>
+              <w:right w:val="single" w:color="CCCCCC" w:sz="1"/>
+            </w:tcBorders>
+            <w:shd w:fill="CCCCCC" w:val="clear"/>
+            <w:tcMar>
+              <w:top w:type="dxa" w:w="72"/>
+              <w:left w:type="dxa" w:w="130"/>
+              <w:bottom w:type="dxa" w:w="72"/>
+              <w:right w:type="dxa" w:w="130"/>
+            </w:tcMar>
+          </w:tcPr>
+          <w:p>
+            <w:r>
+              <w:rPr>
+                <w:rFonts w:ascii="Arial" w:cs="Arial" w:eastAsia="Arial" w:hAnsi="Arial"/>
+                <w:color w:val="222222"/>
+                <w:sz w:val="19"/>
+                <w:szCs w:val="19"/>
+              </w:rPr>
+              <w:t xml:space="preserve">connect.facebook.net</w:t>
+            </w:r>
+          </w:p>
+        </w:tc>
+        <w:tc>
+          <w:tcPr>
+            <w:tcW w:type="dxa" w:w="2400"/>
+            <w:tcBorders>
+              <w:top w:val="single" w:color="CCCCCC" w:sz="1"/>
+              <w:left w:val="single" w:color="CCCCCC" w:sz="1"/>
+              <w:bottom w:val="single" w:color="CCCCCC" w:sz="1"/>
+              <w:right w:val="single" w:color="CCCCCC" w:sz="1"/>
+            </w:tcBorders>
+            <w:shd w:fill="CCCCCC" w:val="clear"/>
+            <w:tcMar>
+              <w:top w:type="dxa" w:w="72"/>
+              <w:left w:type="dxa" w:w="130"/>
+              <w:bottom w:type="dxa" w:w="72"/>
+              <w:right w:type="dxa" w:w="130"/>
+            </w:tcMar>
+          </w:tcPr>
+          <w:p>
+            <w:r>
+              <w:rPr>
+                <w:rFonts w:ascii="Arial" w:cs="Arial" w:eastAsia="Arial" w:hAnsi="Arial"/>
+                <w:color w:val="222222"/>
+                <w:sz w:val="19"/>
+                <w:szCs w:val="19"/>
+              </w:rPr>
+              <w:t xml:space="preserve">Facebook post embeds</w:t>
+            </w:r>
+          </w:p>
+        </w:tc>
+        <w:tc>
+          <w:tcPr>
+            <w:tcW w:type="dxa" w:w="4000"/>
+            <w:tcBorders>
+              <w:top w:val="single" w:color="CCCCCC" w:sz="1"/>
+              <w:left w:val="single" w:color="CCCCCC" w:sz="1"/>
+              <w:bottom w:val="single" w:color="CCCCCC" w:sz="1"/>
+              <w:right w:val="single" w:color="CCCCCC" w:sz="1"/>
+            </w:tcBorders>
+            <w:shd w:fill="CCCCCC" w:val="clear"/>
+            <w:tcMar>
+              <w:top w:type="dxa" w:w="72"/>
+              <w:left w:type="dxa" w:w="130"/>
+              <w:bottom w:type="dxa" w:w="72"/>
+              <w:right w:type="dxa" w:w="130"/>
+            </w:tcMar>
+          </w:tcPr>
+          <w:p>
+            <w:r>
+              <w:rPr>
+                <w:rFonts w:ascii="Arial" w:cs="Arial" w:eastAsia="Arial" w:hAnsi="Arial"/>
+                <w:color w:val="222222"/>
+                <w:sz w:val="19"/>
+                <w:szCs w:val="19"/>
+              </w:rPr>
+              <w:t xml:space="preserve">Post shows blank — display continues</w:t>
+            </w:r>
+          </w:p>
+        </w:tc>
+      </w:tr>
+      <w:tr>
+        <w:tc>
+          <w:tcPr>
+            <w:tcW w:type="dxa" w:w="3000"/>
+            <w:tcBorders>
+              <w:top w:val="single" w:color="CCCCCC" w:sz="1"/>
+              <w:left w:val="single" w:color="CCCCCC" w:sz="1"/>
+              <w:bottom w:val="single" w:color="CCCCCC" w:sz="1"/>
+              <w:right w:val="single" w:color="CCCCCC" w:sz="1"/>
+            </w:tcBorders>
+            <w:shd w:fill="CCCCCC" w:val="clear"/>
+            <w:tcMar>
+              <w:top w:type="dxa" w:w="72"/>
+              <w:left w:type="dxa" w:w="130"/>
+              <w:bottom w:type="dxa" w:w="72"/>
+              <w:right w:type="dxa" w:w="130"/>
+            </w:tcMar>
+          </w:tcPr>
+          <w:p>
+            <w:r>
+              <w:rPr>
+                <w:rFonts w:ascii="Arial" w:cs="Arial" w:eastAsia="Arial" w:hAnsi="Arial"/>
+                <w:color w:val="222222"/>
+                <w:sz w:val="19"/>
+                <w:szCs w:val="19"/>
+              </w:rPr>
+              <w:t xml:space="preserve">fonts.googleapis.com</w:t>
+            </w:r>
+          </w:p>
+        </w:tc>
+        <w:tc>
+          <w:tcPr>
+            <w:tcW w:type="dxa" w:w="2400"/>
+            <w:tcBorders>
+              <w:top w:val="single" w:color="CCCCCC" w:sz="1"/>
+              <w:left w:val="single" w:color="CCCCCC" w:sz="1"/>
+              <w:bottom w:val="single" w:color="CCCCCC" w:sz="1"/>
+              <w:right w:val="single" w:color="CCCCCC" w:sz="1"/>
+            </w:tcBorders>
+            <w:shd w:fill="CCCCCC" w:val="clear"/>
+            <w:tcMar>
+              <w:top w:type="dxa" w:w="72"/>
+              <w:left w:type="dxa" w:w="130"/>
+              <w:bottom w:type="dxa" w:w="72"/>
+              <w:right w:type="dxa" w:w="130"/>
+            </w:tcMar>
+          </w:tcPr>
+          <w:p>
+            <w:r>
+              <w:rPr>
+                <w:rFonts w:ascii="Arial" w:cs="Arial" w:eastAsia="Arial" w:hAnsi="Arial"/>
+                <w:color w:val="222222"/>
+                <w:sz w:val="19"/>
+                <w:szCs w:val="19"/>
+              </w:rPr>
+              <w:t xml:space="preserve">Nunito / Fredoka fonts</w:t>
+            </w:r>
+          </w:p>
+        </w:tc>
+        <w:tc>
+          <w:tcPr>
+            <w:tcW w:type="dxa" w:w="4000"/>
+            <w:tcBorders>
+              <w:top w:val="single" w:color="CCCCCC" w:sz="1"/>
+              <w:left w:val="single" w:color="CCCCCC" w:sz="1"/>
+              <w:bottom w:val="single" w:color="CCCCCC" w:sz="1"/>
+              <w:right w:val="single" w:color="CCCCCC" w:sz="1"/>
+            </w:tcBorders>
+            <w:shd w:fill="CCCCCC" w:val="clear"/>
+            <w:tcMar>
+              <w:top w:type="dxa" w:w="72"/>
+              <w:left w:type="dxa" w:w="130"/>
+              <w:bottom w:type="dxa" w:w="72"/>
+              <w:right w:type="dxa" w:w="130"/>
+            </w:tcMar>
+          </w:tcPr>
+          <w:p>
+            <w:r>
+              <w:rPr>
+                <w:rFonts w:ascii="Arial" w:cs="Arial" w:eastAsia="Arial" w:hAnsi="Arial"/>
+                <w:color w:val="222222"/>
+                <w:sz w:val="19"/>
+                <w:szCs w:val="19"/>
+              </w:rPr>
+              <w:t xml:space="preserve">Falls back to system fonts — still readable</w:t>
+            </w:r>
+          </w:p>
+        </w:tc>
+      </w:tr>
+      <w:tr>
+        <w:tc>
+          <w:tcPr>
+            <w:tcW w:type="dxa" w:w="3000"/>
+            <w:tcBorders>
+              <w:top w:val="single" w:color="CCCCCC" w:sz="1"/>
+              <w:left w:val="single" w:color="CCCCCC" w:sz="1"/>
+              <w:bottom w:val="single" w:color="CCCCCC" w:sz="1"/>
+              <w:right w:val="single" w:color="CCCCCC" w:sz="1"/>
+            </w:tcBorders>
+            <w:shd w:fill="CCCCCC" w:val="clear"/>
+            <w:tcMar>
+              <w:top w:type="dxa" w:w="72"/>
+              <w:left w:type="dxa" w:w="130"/>
+              <w:bottom w:type="dxa" w:w="72"/>
+              <w:right w:type="dxa" w:w="130"/>
+            </w:tcMar>
+          </w:tcPr>
+          <w:p>
+            <w:r>
+              <w:rPr>
+                <w:rFonts w:ascii="Arial" w:cs="Arial" w:eastAsia="Arial" w:hAnsi="Arial"/>
+                <w:color w:val="222222"/>
+                <w:sz w:val="19"/>
+                <w:szCs w:val="19"/>
+              </w:rPr>
+              <w:t xml:space="preserve">youtube-nocookie.com</w:t>
+            </w:r>
+          </w:p>
+        </w:tc>
+        <w:tc>
+          <w:tcPr>
+            <w:tcW w:type="dxa" w:w="2400"/>
+            <w:tcBorders>
+              <w:top w:val="single" w:color="CCCCCC" w:sz="1"/>
+              <w:left w:val="single" w:color="CCCCCC" w:sz="1"/>
+              <w:bottom w:val="single" w:color="CCCCCC" w:sz="1"/>
+              <w:right w:val="single" w:color="CCCCCC" w:sz="1"/>
+            </w:tcBorders>
+            <w:shd w:fill="CCCCCC" w:val="clear"/>
+            <w:tcMar>
+              <w:top w:type="dxa" w:w="72"/>
+              <w:left w:type="dxa" w:w="130"/>
+              <w:bottom w:type="dxa" w:w="72"/>
+              <w:right w:type="dxa" w:w="130"/>
+            </w:tcMar>
+          </w:tcPr>
+          <w:p>
+            <w:r>
+              <w:rPr>
+                <w:rFonts w:ascii="Arial" w:cs="Arial" w:eastAsia="Arial" w:hAnsi="Arial"/>
+                <w:color w:val="222222"/>
+                <w:sz w:val="19"/>
+                <w:szCs w:val="19"/>
+              </w:rPr>
+              <w:t xml:space="preserve">YouTube video playback</w:t>
+            </w:r>
+          </w:p>
+        </w:tc>
+        <w:tc>
+          <w:tcPr>
+            <w:tcW w:type="dxa" w:w="4000"/>
+            <w:tcBorders>
+              <w:top w:val="single" w:color="CCCCCC" w:sz="1"/>
+              <w:left w:val="single" w:color="CCCCCC" w:sz="1"/>
+              <w:bottom w:val="single" w:color="CCCCCC" w:sz="1"/>
+              <w:right w:val="single" w:color="CCCCCC" w:sz="1"/>
+            </w:tcBorders>
+            <w:shd w:fill="CCCCCC" w:val="clear"/>
+            <w:tcMar>
+              <w:top w:type="dxa" w:w="72"/>
+              <w:left w:type="dxa" w:w="130"/>
+              <w:bottom w:type="dxa" w:w="72"/>
+              <w:right w:type="dxa" w:w="130"/>
+            </w:tcMar>
+          </w:tcPr>
+          <w:p>
+            <w:r>
+              <w:rPr>
+                <w:rFonts w:ascii="Arial" w:cs="Arial" w:eastAsia="Arial" w:hAnsi="Arial"/>
+                <w:color w:val="222222"/>
+                <w:sz w:val="19"/>
+                <w:szCs w:val="19"/>
+              </w:rPr>
+              <w:t xml:space="preserve">Shows "Loading…" for 10 sec then skips to next slide</w:t>
+            </w:r>
+          </w:p>
+        </w:tc>
+      </w:tr>
+      <w:tr>
+        <w:tc>
+          <w:tcPr>
+            <w:tcW w:type="dxa" w:w="3000"/>
+            <w:tcBorders>
+              <w:top w:val="single" w:color="CCCCCC" w:sz="1"/>
+              <w:left w:val="single" w:color="CCCCCC" w:sz="1"/>
+              <w:bottom w:val="single" w:color="CCCCCC" w:sz="1"/>
+              <w:right w:val="single" w:color="CCCCCC" w:sz="1"/>
+            </w:tcBorders>
+            <w:shd w:fill="CCCCCC" w:val="clear"/>
+            <w:tcMar>
+              <w:top w:type="dxa" w:w="72"/>
+              <w:left w:type="dxa" w:w="130"/>
+              <w:bottom w:type="dxa" w:w="72"/>
+              <w:right w:type="dxa" w:w="130"/>
+            </w:tcMar>
+          </w:tcPr>
+          <w:p>
+            <w:r>
+              <w:rPr>
+                <w:rFonts w:ascii="Arial" w:cs="Arial" w:eastAsia="Arial" w:hAnsi="Arial"/>
+                <w:color w:val="222222"/>
+                <w:sz w:val="19"/>
+                <w:szCs w:val="19"/>
+              </w:rPr>
+              <w:t xml:space="preserve">docs.google.com/presentation</w:t>
+            </w:r>
+          </w:p>
+        </w:tc>
+        <w:tc>
+          <w:tcPr>
+            <w:tcW w:type="dxa" w:w="2400"/>
+            <w:tcBorders>
+              <w:top w:val="single" w:color="CCCCCC" w:sz="1"/>
+              <w:left w:val="single" w:color="CCCCCC" w:sz="1"/>
+              <w:bottom w:val="single" w:color="CCCCCC" w:sz="1"/>
+              <w:right w:val="single" w:color="CCCCCC" w:sz="1"/>
+            </w:tcBorders>
+            <w:shd w:fill="CCCCCC" w:val="clear"/>
+            <w:tcMar>
+              <w:top w:type="dxa" w:w="72"/>
+              <w:left w:type="dxa" w:w="130"/>
+              <w:bottom w:type="dxa" w:w="72"/>
+              <w:right w:type="dxa" w:w="130"/>
+            </w:tcMar>
+          </w:tcPr>
+          <w:p>
+            <w:r>
+              <w:rPr>
+                <w:rFonts w:ascii="Arial" w:cs="Arial" w:eastAsia="Arial" w:hAnsi="Arial"/>
+                <w:color w:val="222222"/>
+                <w:sz w:val="19"/>
+                <w:szCs w:val="19"/>
+              </w:rPr>
+              <w:t xml:space="preserve">Google Slides fullscreen</w:t>
+            </w:r>
+          </w:p>
+        </w:tc>
+        <w:tc>
+          <w:tcPr>
+            <w:tcW w:type="dxa" w:w="4000"/>
+            <w:tcBorders>
+              <w:top w:val="single" w:color="CCCCCC" w:sz="1"/>
+              <w:left w:val="single" w:color="CCCCCC" w:sz="1"/>
+              <w:bottom w:val="single" w:color="CCCCCC" w:sz="1"/>
+              <w:right w:val="single" w:color="CCCCCC" w:sz="1"/>
+            </w:tcBorders>
+            <w:shd w:fill="CCCCCC" w:val="clear"/>
+            <w:tcMar>
+              <w:top w:type="dxa" w:w="72"/>
+              <w:left w:type="dxa" w:w="130"/>
+              <w:bottom w:type="dxa" w:w="72"/>
+              <w:right w:type="dxa" w:w="130"/>
+            </w:tcMar>
+          </w:tcPr>
+          <w:p>
+            <w:r>
+              <w:rPr>
+                <w:rFonts w:ascii="Arial" w:cs="Arial" w:eastAsia="Arial" w:hAnsi="Arial"/>
+                <w:color w:val="222222"/>
+                <w:sz w:val="19"/>
+                <w:szCs w:val="19"/>
+              </w:rPr>
+              <w:t xml:space="preserve">Shows "Loading…" for 10 sec then skips to next slide</w:t>
+            </w:r>
+          </w:p>
+        </w:tc>
+      </w:tr>
+    </w:tbl>
     <w:p>
       <w:pPr>
         <w:spacing w:after="110" w:before="0"/>
@@ -6897,9 +5903,595 @@
           <w:sz w:val="20"/>
           <w:szCs w:val="20"/>
         </w:rPr>
-        <w:t xml:space="preserve">Both /pub and /pubembed URL formats are handled automatically. Either method works.</w:t>
+        <w:t xml:space="preserve">Ask IT to whitelist docs.google.com and api.open-meteo.com for best results. The display will never freeze regardless of which services are blocked.</w:t>
       </w:r>
     </w:p>
+    <w:p>
+      <w:pPr>
+        <w:spacing w:after="220" w:before="0"/>
+      </w:pPr>
+      <w:r>
+        <w:t xml:space="preserve"/>
+      </w:r>
+    </w:p>
+    <w:p>
+      <w:pPr>
+        <w:pStyle w:val="Heading1"/>
+        <w:pBdr>
+          <w:bottom w:val="single" w:color="0D2B4E" w:sz="10" w:space="4"/>
+        </w:pBdr>
+        <w:spacing w:after="120" w:before="360"/>
+      </w:pPr>
+      <w:r>
+        <w:rPr>
+          <w:rFonts w:ascii="Arial" w:cs="Arial" w:eastAsia="Arial" w:hAnsi="Arial"/>
+          <w:b/>
+          <w:bCs/>
+          <w:color w:val="0D2B4E"/>
+          <w:sz w:val="34"/>
+          <w:szCs w:val="34"/>
+        </w:rPr>
+        <w:t xml:space="preserve">Connection Reliability — What Was Fixed</w:t>
+      </w:r>
+    </w:p>
+    <w:tbl>
+      <w:tblPr>
+        <w:tblW w:type="dxa" w:w="9360"/>
+        <w:tblBorders>
+          <w:top w:val="single" w:color="auto" w:sz="4"/>
+          <w:left w:val="single" w:color="auto" w:sz="4"/>
+          <w:bottom w:val="single" w:color="auto" w:sz="4"/>
+          <w:right w:val="single" w:color="auto" w:sz="4"/>
+          <w:insideH w:val="single" w:color="auto" w:sz="4"/>
+          <w:insideV w:val="single" w:color="auto" w:sz="4"/>
+        </w:tblBorders>
+      </w:tblPr>
+      <w:tblGrid>
+        <w:gridCol w:w="2400"/>
+        <w:gridCol w:w="2800"/>
+        <w:gridCol w:w="4160"/>
+      </w:tblGrid>
+      <w:tr>
+        <w:tc>
+          <w:tcPr>
+            <w:tcW w:type="dxa" w:w="2400"/>
+            <w:tcBorders>
+              <w:top w:val="single" w:color="CCCCCC" w:sz="1"/>
+              <w:left w:val="single" w:color="CCCCCC" w:sz="1"/>
+              <w:bottom w:val="single" w:color="CCCCCC" w:sz="1"/>
+              <w:right w:val="single" w:color="CCCCCC" w:sz="1"/>
+            </w:tcBorders>
+            <w:shd w:fill="0D2B4E" w:val="clear"/>
+            <w:tcMar>
+              <w:top w:type="dxa" w:w="80"/>
+              <w:left w:type="dxa" w:w="130"/>
+              <w:bottom w:type="dxa" w:w="80"/>
+              <w:right w:type="dxa" w:w="130"/>
+            </w:tcMar>
+          </w:tcPr>
+          <w:p>
+            <w:r>
+              <w:rPr>
+                <w:rFonts w:ascii="Arial" w:cs="Arial" w:eastAsia="Arial" w:hAnsi="Arial"/>
+                <w:b/>
+                <w:bCs/>
+                <w:color w:val="FFFFFF"/>
+                <w:sz w:val="20"/>
+                <w:szCs w:val="20"/>
+              </w:rPr>
+              <w:t xml:space="preserve">Old problem</w:t>
+            </w:r>
+          </w:p>
+        </w:tc>
+        <w:tc>
+          <w:tcPr>
+            <w:tcW w:type="dxa" w:w="2800"/>
+            <w:tcBorders>
+              <w:top w:val="single" w:color="CCCCCC" w:sz="1"/>
+              <w:left w:val="single" w:color="CCCCCC" w:sz="1"/>
+              <w:bottom w:val="single" w:color="CCCCCC" w:sz="1"/>
+              <w:right w:val="single" w:color="CCCCCC" w:sz="1"/>
+            </w:tcBorders>
+            <w:shd w:fill="0D2B4E" w:val="clear"/>
+            <w:tcMar>
+              <w:top w:type="dxa" w:w="80"/>
+              <w:left w:type="dxa" w:w="130"/>
+              <w:bottom w:type="dxa" w:w="80"/>
+              <w:right w:type="dxa" w:w="130"/>
+            </w:tcMar>
+          </w:tcPr>
+          <w:p>
+            <w:r>
+              <w:rPr>
+                <w:rFonts w:ascii="Arial" w:cs="Arial" w:eastAsia="Arial" w:hAnsi="Arial"/>
+                <w:b/>
+                <w:bCs/>
+                <w:color w:val="FFFFFF"/>
+                <w:sz w:val="20"/>
+                <w:szCs w:val="20"/>
+              </w:rPr>
+              <w:t xml:space="preserve">Root cause</w:t>
+            </w:r>
+          </w:p>
+        </w:tc>
+        <w:tc>
+          <w:tcPr>
+            <w:tcW w:type="dxa" w:w="4160"/>
+            <w:tcBorders>
+              <w:top w:val="single" w:color="CCCCCC" w:sz="1"/>
+              <w:left w:val="single" w:color="CCCCCC" w:sz="1"/>
+              <w:bottom w:val="single" w:color="CCCCCC" w:sz="1"/>
+              <w:right w:val="single" w:color="CCCCCC" w:sz="1"/>
+            </w:tcBorders>
+            <w:shd w:fill="0D2B4E" w:val="clear"/>
+            <w:tcMar>
+              <w:top w:type="dxa" w:w="80"/>
+              <w:left w:type="dxa" w:w="130"/>
+              <w:bottom w:type="dxa" w:w="80"/>
+              <w:right w:type="dxa" w:w="130"/>
+            </w:tcMar>
+          </w:tcPr>
+          <w:p>
+            <w:r>
+              <w:rPr>
+                <w:rFonts w:ascii="Arial" w:cs="Arial" w:eastAsia="Arial" w:hAnsi="Arial"/>
+                <w:b/>
+                <w:bCs/>
+                <w:color w:val="FFFFFF"/>
+                <w:sz w:val="20"/>
+                <w:szCs w:val="20"/>
+              </w:rPr>
+              <w:t xml:space="preserve">Fix applied to all 4 files</w:t>
+            </w:r>
+          </w:p>
+        </w:tc>
+      </w:tr>
+      <w:tr>
+        <w:tc>
+          <w:tcPr>
+            <w:tcW w:type="dxa" w:w="2400"/>
+            <w:tcBorders>
+              <w:top w:val="single" w:color="CCCCCC" w:sz="1"/>
+              <w:left w:val="single" w:color="CCCCCC" w:sz="1"/>
+              <w:bottom w:val="single" w:color="CCCCCC" w:sz="1"/>
+              <w:right w:val="single" w:color="CCCCCC" w:sz="1"/>
+            </w:tcBorders>
+            <w:shd w:fill="FEF9E7" w:val="clear"/>
+            <w:tcMar>
+              <w:top w:type="dxa" w:w="72"/>
+              <w:left w:type="dxa" w:w="130"/>
+              <w:bottom w:type="dxa" w:w="72"/>
+              <w:right w:type="dxa" w:w="130"/>
+            </w:tcMar>
+          </w:tcPr>
+          <w:p>
+            <w:r>
+              <w:rPr>
+                <w:rFonts w:ascii="Arial" w:cs="Arial" w:eastAsia="Arial" w:hAnsi="Arial"/>
+                <w:color w:val="222222"/>
+                <w:sz w:val="19"/>
+                <w:szCs w:val="19"/>
+              </w:rPr>
+              <w:t xml:space="preserve">Display went blank during the day</w:t>
+            </w:r>
+          </w:p>
+        </w:tc>
+        <w:tc>
+          <w:tcPr>
+            <w:tcW w:type="dxa" w:w="2800"/>
+            <w:tcBorders>
+              <w:top w:val="single" w:color="CCCCCC" w:sz="1"/>
+              <w:left w:val="single" w:color="CCCCCC" w:sz="1"/>
+              <w:bottom w:val="single" w:color="CCCCCC" w:sz="1"/>
+              <w:right w:val="single" w:color="CCCCCC" w:sz="1"/>
+            </w:tcBorders>
+            <w:shd w:fill="FEF9E7" w:val="clear"/>
+            <w:tcMar>
+              <w:top w:type="dxa" w:w="72"/>
+              <w:left w:type="dxa" w:w="130"/>
+              <w:bottom w:type="dxa" w:w="72"/>
+              <w:right w:type="dxa" w:w="130"/>
+            </w:tcMar>
+          </w:tcPr>
+          <w:p>
+            <w:r>
+              <w:rPr>
+                <w:rFonts w:ascii="Arial" w:cs="Arial" w:eastAsia="Arial" w:hAnsi="Arial"/>
+                <w:color w:val="222222"/>
+                <w:sz w:val="19"/>
+                <w:szCs w:val="19"/>
+              </w:rPr>
+              <w:t xml:space="preserve">A single network timeout replaced all slides with the fallback screen</w:t>
+            </w:r>
+          </w:p>
+        </w:tc>
+        <w:tc>
+          <w:tcPr>
+            <w:tcW w:type="dxa" w:w="4160"/>
+            <w:tcBorders>
+              <w:top w:val="single" w:color="CCCCCC" w:sz="1"/>
+              <w:left w:val="single" w:color="CCCCCC" w:sz="1"/>
+              <w:bottom w:val="single" w:color="CCCCCC" w:sz="1"/>
+              <w:right w:val="single" w:color="CCCCCC" w:sz="1"/>
+            </w:tcBorders>
+            <w:shd w:fill="FEF9E7" w:val="clear"/>
+            <w:tcMar>
+              <w:top w:type="dxa" w:w="72"/>
+              <w:left w:type="dxa" w:w="130"/>
+              <w:bottom w:type="dxa" w:w="72"/>
+              <w:right w:type="dxa" w:w="130"/>
+            </w:tcMar>
+          </w:tcPr>
+          <w:p>
+            <w:r>
+              <w:rPr>
+                <w:rFonts w:ascii="Arial" w:cs="Arial" w:eastAsia="Arial" w:hAnsi="Arial"/>
+                <w:color w:val="222222"/>
+                <w:sz w:val="19"/>
+                <w:szCs w:val="19"/>
+              </w:rPr>
+              <w:t xml:space="preserve">Last-good-data: network errors keep showing your real content</w:t>
+            </w:r>
+          </w:p>
+        </w:tc>
+      </w:tr>
+      <w:tr>
+        <w:tc>
+          <w:tcPr>
+            <w:tcW w:type="dxa" w:w="2400"/>
+            <w:tcBorders>
+              <w:top w:val="single" w:color="CCCCCC" w:sz="1"/>
+              <w:left w:val="single" w:color="CCCCCC" w:sz="1"/>
+              <w:bottom w:val="single" w:color="CCCCCC" w:sz="1"/>
+              <w:right w:val="single" w:color="CCCCCC" w:sz="1"/>
+            </w:tcBorders>
+            <w:shd w:fill="FEF9E7" w:val="clear"/>
+            <w:tcMar>
+              <w:top w:type="dxa" w:w="72"/>
+              <w:left w:type="dxa" w:w="130"/>
+              <w:bottom w:type="dxa" w:w="72"/>
+              <w:right w:type="dxa" w:w="130"/>
+            </w:tcMar>
+          </w:tcPr>
+          <w:p>
+            <w:r>
+              <w:rPr>
+                <w:rFonts w:ascii="Arial" w:cs="Arial" w:eastAsia="Arial" w:hAnsi="Arial"/>
+                <w:color w:val="222222"/>
+                <w:sz w:val="19"/>
+                <w:szCs w:val="19"/>
+              </w:rPr>
+              <w:t xml:space="preserve">Content not refreshing on TV</w:t>
+            </w:r>
+          </w:p>
+        </w:tc>
+        <w:tc>
+          <w:tcPr>
+            <w:tcW w:type="dxa" w:w="2800"/>
+            <w:tcBorders>
+              <w:top w:val="single" w:color="CCCCCC" w:sz="1"/>
+              <w:left w:val="single" w:color="CCCCCC" w:sz="1"/>
+              <w:bottom w:val="single" w:color="CCCCCC" w:sz="1"/>
+              <w:right w:val="single" w:color="CCCCCC" w:sz="1"/>
+            </w:tcBorders>
+            <w:shd w:fill="FEF9E7" w:val="clear"/>
+            <w:tcMar>
+              <w:top w:type="dxa" w:w="72"/>
+              <w:left w:type="dxa" w:w="130"/>
+              <w:bottom w:type="dxa" w:w="72"/>
+              <w:right w:type="dxa" w:w="130"/>
+            </w:tcMar>
+          </w:tcPr>
+          <w:p>
+            <w:r>
+              <w:rPr>
+                <w:rFonts w:ascii="Arial" w:cs="Arial" w:eastAsia="Arial" w:hAnsi="Arial"/>
+                <w:color w:val="222222"/>
+                <w:sz w:val="19"/>
+                <w:szCs w:val="19"/>
+              </w:rPr>
+              <w:t xml:space="preserve">TV browser cached the CSV and served stale data</w:t>
+            </w:r>
+          </w:p>
+        </w:tc>
+        <w:tc>
+          <w:tcPr>
+            <w:tcW w:type="dxa" w:w="4160"/>
+            <w:tcBorders>
+              <w:top w:val="single" w:color="CCCCCC" w:sz="1"/>
+              <w:left w:val="single" w:color="CCCCCC" w:sz="1"/>
+              <w:bottom w:val="single" w:color="CCCCCC" w:sz="1"/>
+              <w:right w:val="single" w:color="CCCCCC" w:sz="1"/>
+            </w:tcBorders>
+            <w:shd w:fill="FEF9E7" w:val="clear"/>
+            <w:tcMar>
+              <w:top w:type="dxa" w:w="72"/>
+              <w:left w:type="dxa" w:w="130"/>
+              <w:bottom w:type="dxa" w:w="72"/>
+              <w:right w:type="dxa" w:w="130"/>
+            </w:tcMar>
+          </w:tcPr>
+          <w:p>
+            <w:r>
+              <w:rPr>
+                <w:rFonts w:ascii="Arial" w:cs="Arial" w:eastAsia="Arial" w:hAnsi="Arial"/>
+                <w:color w:val="222222"/>
+                <w:sz w:val="19"/>
+                <w:szCs w:val="19"/>
+              </w:rPr>
+              <w:t xml:space="preserve">Every refresh adds a timestamp to the URL, forcing a fresh fetch</w:t>
+            </w:r>
+          </w:p>
+        </w:tc>
+      </w:tr>
+      <w:tr>
+        <w:tc>
+          <w:tcPr>
+            <w:tcW w:type="dxa" w:w="2400"/>
+            <w:tcBorders>
+              <w:top w:val="single" w:color="CCCCCC" w:sz="1"/>
+              <w:left w:val="single" w:color="CCCCCC" w:sz="1"/>
+              <w:bottom w:val="single" w:color="CCCCCC" w:sz="1"/>
+              <w:right w:val="single" w:color="CCCCCC" w:sz="1"/>
+            </w:tcBorders>
+            <w:shd w:fill="FEF9E7" w:val="clear"/>
+            <w:tcMar>
+              <w:top w:type="dxa" w:w="72"/>
+              <w:left w:type="dxa" w:w="130"/>
+              <w:bottom w:type="dxa" w:w="72"/>
+              <w:right w:type="dxa" w:w="130"/>
+            </w:tcMar>
+          </w:tcPr>
+          <w:p>
+            <w:r>
+              <w:rPr>
+                <w:rFonts w:ascii="Arial" w:cs="Arial" w:eastAsia="Arial" w:hAnsi="Arial"/>
+                <w:color w:val="222222"/>
+                <w:sz w:val="19"/>
+                <w:szCs w:val="19"/>
+              </w:rPr>
+              <w:t xml:space="preserve">"Loading video…" froze for 4 minutes</w:t>
+            </w:r>
+          </w:p>
+        </w:tc>
+        <w:tc>
+          <w:tcPr>
+            <w:tcW w:type="dxa" w:w="2800"/>
+            <w:tcBorders>
+              <w:top w:val="single" w:color="CCCCCC" w:sz="1"/>
+              <w:left w:val="single" w:color="CCCCCC" w:sz="1"/>
+              <w:bottom w:val="single" w:color="CCCCCC" w:sz="1"/>
+              <w:right w:val="single" w:color="CCCCCC" w:sz="1"/>
+            </w:tcBorders>
+            <w:shd w:fill="FEF9E7" w:val="clear"/>
+            <w:tcMar>
+              <w:top w:type="dxa" w:w="72"/>
+              <w:left w:type="dxa" w:w="130"/>
+              <w:bottom w:type="dxa" w:w="72"/>
+              <w:right w:type="dxa" w:w="130"/>
+            </w:tcMar>
+          </w:tcPr>
+          <w:p>
+            <w:r>
+              <w:rPr>
+                <w:rFonts w:ascii="Arial" w:cs="Arial" w:eastAsia="Arial" w:hAnsi="Arial"/>
+                <w:color w:val="222222"/>
+                <w:sz w:val="19"/>
+                <w:szCs w:val="19"/>
+              </w:rPr>
+              <w:t xml:space="preserve">YouTube/Slides URL extraction failed, but advance timer still ran</w:t>
+            </w:r>
+          </w:p>
+        </w:tc>
+        <w:tc>
+          <w:tcPr>
+            <w:tcW w:type="dxa" w:w="4160"/>
+            <w:tcBorders>
+              <w:top w:val="single" w:color="CCCCCC" w:sz="1"/>
+              <w:left w:val="single" w:color="CCCCCC" w:sz="1"/>
+              <w:bottom w:val="single" w:color="CCCCCC" w:sz="1"/>
+              <w:right w:val="single" w:color="CCCCCC" w:sz="1"/>
+            </w:tcBorders>
+            <w:shd w:fill="FEF9E7" w:val="clear"/>
+            <w:tcMar>
+              <w:top w:type="dxa" w:w="72"/>
+              <w:left w:type="dxa" w:w="130"/>
+              <w:bottom w:type="dxa" w:w="72"/>
+              <w:right w:type="dxa" w:w="130"/>
+            </w:tcMar>
+          </w:tcPr>
+          <w:p>
+            <w:r>
+              <w:rPr>
+                <w:rFonts w:ascii="Arial" w:cs="Arial" w:eastAsia="Arial" w:hAnsi="Arial"/>
+                <w:color w:val="222222"/>
+                <w:sz w:val="19"/>
+                <w:szCs w:val="19"/>
+              </w:rPr>
+              <w:t xml:space="preserve">Failed extractions fall through to a normal 10-second slide immediately</w:t>
+            </w:r>
+          </w:p>
+        </w:tc>
+      </w:tr>
+      <w:tr>
+        <w:tc>
+          <w:tcPr>
+            <w:tcW w:type="dxa" w:w="2400"/>
+            <w:tcBorders>
+              <w:top w:val="single" w:color="CCCCCC" w:sz="1"/>
+              <w:left w:val="single" w:color="CCCCCC" w:sz="1"/>
+              <w:bottom w:val="single" w:color="CCCCCC" w:sz="1"/>
+              <w:right w:val="single" w:color="CCCCCC" w:sz="1"/>
+            </w:tcBorders>
+            <w:shd w:fill="FEF9E7" w:val="clear"/>
+            <w:tcMar>
+              <w:top w:type="dxa" w:w="72"/>
+              <w:left w:type="dxa" w:w="130"/>
+              <w:bottom w:type="dxa" w:w="72"/>
+              <w:right w:type="dxa" w:w="130"/>
+            </w:tcMar>
+          </w:tcPr>
+          <w:p>
+            <w:r>
+              <w:rPr>
+                <w:rFonts w:ascii="Arial" w:cs="Arial" w:eastAsia="Arial" w:hAnsi="Arial"/>
+                <w:color w:val="222222"/>
+                <w:sz w:val="19"/>
+                <w:szCs w:val="19"/>
+              </w:rPr>
+              <w:t xml:space="preserve">Slides duplicated or skipped after video</w:t>
+            </w:r>
+          </w:p>
+        </w:tc>
+        <w:tc>
+          <w:tcPr>
+            <w:tcW w:type="dxa" w:w="2800"/>
+            <w:tcBorders>
+              <w:top w:val="single" w:color="CCCCCC" w:sz="1"/>
+              <w:left w:val="single" w:color="CCCCCC" w:sz="1"/>
+              <w:bottom w:val="single" w:color="CCCCCC" w:sz="1"/>
+              <w:right w:val="single" w:color="CCCCCC" w:sz="1"/>
+            </w:tcBorders>
+            <w:shd w:fill="FEF9E7" w:val="clear"/>
+            <w:tcMar>
+              <w:top w:type="dxa" w:w="72"/>
+              <w:left w:type="dxa" w:w="130"/>
+              <w:bottom w:type="dxa" w:w="72"/>
+              <w:right w:type="dxa" w:w="130"/>
+            </w:tcMar>
+          </w:tcPr>
+          <w:p>
+            <w:r>
+              <w:rPr>
+                <w:rFonts w:ascii="Arial" w:cs="Arial" w:eastAsia="Arial" w:hAnsi="Arial"/>
+                <w:color w:val="222222"/>
+                <w:sz w:val="19"/>
+                <w:szCs w:val="19"/>
+              </w:rPr>
+              <w:t xml:space="preserve">Stale closure bug in advance callback</w:t>
+            </w:r>
+          </w:p>
+        </w:tc>
+        <w:tc>
+          <w:tcPr>
+            <w:tcW w:type="dxa" w:w="4160"/>
+            <w:tcBorders>
+              <w:top w:val="single" w:color="CCCCCC" w:sz="1"/>
+              <w:left w:val="single" w:color="CCCCCC" w:sz="1"/>
+              <w:bottom w:val="single" w:color="CCCCCC" w:sz="1"/>
+              <w:right w:val="single" w:color="CCCCCC" w:sz="1"/>
+            </w:tcBorders>
+            <w:shd w:fill="FEF9E7" w:val="clear"/>
+            <w:tcMar>
+              <w:top w:type="dxa" w:w="72"/>
+              <w:left w:type="dxa" w:w="130"/>
+              <w:bottom w:type="dxa" w:w="72"/>
+              <w:right w:type="dxa" w:w="130"/>
+            </w:tcMar>
+          </w:tcPr>
+          <w:p>
+            <w:r>
+              <w:rPr>
+                <w:rFonts w:ascii="Arial" w:cs="Arial" w:eastAsia="Arial" w:hAnsi="Arial"/>
+                <w:color w:val="222222"/>
+                <w:sz w:val="19"/>
+                <w:szCs w:val="19"/>
+              </w:rPr>
+              <w:t xml:space="preserve">nextIdx is captured at transition time — callback is never stale</w:t>
+            </w:r>
+          </w:p>
+        </w:tc>
+      </w:tr>
+      <w:tr>
+        <w:tc>
+          <w:tcPr>
+            <w:tcW w:type="dxa" w:w="2400"/>
+            <w:tcBorders>
+              <w:top w:val="single" w:color="CCCCCC" w:sz="1"/>
+              <w:left w:val="single" w:color="CCCCCC" w:sz="1"/>
+              <w:bottom w:val="single" w:color="CCCCCC" w:sz="1"/>
+              <w:right w:val="single" w:color="CCCCCC" w:sz="1"/>
+            </w:tcBorders>
+            <w:shd w:fill="FEF9E7" w:val="clear"/>
+            <w:tcMar>
+              <w:top w:type="dxa" w:w="72"/>
+              <w:left w:type="dxa" w:w="130"/>
+              <w:bottom w:type="dxa" w:w="72"/>
+              <w:right w:type="dxa" w:w="130"/>
+            </w:tcMar>
+          </w:tcPr>
+          <w:p>
+            <w:r>
+              <w:rPr>
+                <w:rFonts w:ascii="Arial" w:cs="Arial" w:eastAsia="Arial" w:hAnsi="Arial"/>
+                <w:color w:val="222222"/>
+                <w:sz w:val="19"/>
+                <w:szCs w:val="19"/>
+              </w:rPr>
+              <w:t xml:space="preserve">YouTube/Slides timer fired twice</w:t>
+            </w:r>
+          </w:p>
+        </w:tc>
+        <w:tc>
+          <w:tcPr>
+            <w:tcW w:type="dxa" w:w="2800"/>
+            <w:tcBorders>
+              <w:top w:val="single" w:color="CCCCCC" w:sz="1"/>
+              <w:left w:val="single" w:color="CCCCCC" w:sz="1"/>
+              <w:bottom w:val="single" w:color="CCCCCC" w:sz="1"/>
+              <w:right w:val="single" w:color="CCCCCC" w:sz="1"/>
+            </w:tcBorders>
+            <w:shd w:fill="FEF9E7" w:val="clear"/>
+            <w:tcMar>
+              <w:top w:type="dxa" w:w="72"/>
+              <w:left w:type="dxa" w:w="130"/>
+              <w:bottom w:type="dxa" w:w="72"/>
+              <w:right w:type="dxa" w:w="130"/>
+            </w:tcMar>
+          </w:tcPr>
+          <w:p>
+            <w:r>
+              <w:rPr>
+                <w:rFonts w:ascii="Arial" w:cs="Arial" w:eastAsia="Arial" w:hAnsi="Arial"/>
+                <w:color w:val="222222"/>
+                <w:sz w:val="19"/>
+                <w:szCs w:val="19"/>
+              </w:rPr>
+              <w:t xml:space="preserve">_startTimer AND showVid both set advance timers</w:t>
+            </w:r>
+          </w:p>
+        </w:tc>
+        <w:tc>
+          <w:tcPr>
+            <w:tcW w:type="dxa" w:w="4160"/>
+            <w:tcBorders>
+              <w:top w:val="single" w:color="CCCCCC" w:sz="1"/>
+              <w:left w:val="single" w:color="CCCCCC" w:sz="1"/>
+              <w:bottom w:val="single" w:color="CCCCCC" w:sz="1"/>
+              <w:right w:val="single" w:color="CCCCCC" w:sz="1"/>
+            </w:tcBorders>
+            <w:shd w:fill="FEF9E7" w:val="clear"/>
+            <w:tcMar>
+              <w:top w:type="dxa" w:w="72"/>
+              <w:left w:type="dxa" w:w="130"/>
+              <w:bottom w:type="dxa" w:w="72"/>
+              <w:right w:type="dxa" w:w="130"/>
+            </w:tcMar>
+          </w:tcPr>
+          <w:p>
+            <w:r>
+              <w:rPr>
+                <w:rFonts w:ascii="Arial" w:cs="Arial" w:eastAsia="Arial" w:hAnsi="Arial"/>
+                <w:color w:val="222222"/>
+                <w:sz w:val="19"/>
+                <w:szCs w:val="19"/>
+              </w:rPr>
+              <w:t xml:space="preserve">goToSlide only sets UI bar/countdown for video; showVid owns the advance</w:t>
+            </w:r>
+          </w:p>
+        </w:tc>
+      </w:tr>
+    </w:tbl>
     <w:p>
       <w:pPr>
         <w:spacing w:after="220" w:before="0"/>
@@ -7100,7 +6692,7 @@
                 <w:sz w:val="19"/>
                 <w:szCs w:val="19"/>
               </w:rPr>
-              <w:t xml:space="preserve">New row → Col B: text → Col E: (leave blank or type anything except hide)</w:t>
+              <w:t xml:space="preserve">New row → Col B: content → Col E: (leave blank or any text except "hide")</w:t>
             </w:r>
           </w:p>
         </w:tc>
@@ -7131,7 +6723,7 @@
                 <w:sz w:val="19"/>
                 <w:szCs w:val="19"/>
               </w:rPr>
-              <w:t xml:space="preserve">Hide a draft post</w:t>
+              <w:t xml:space="preserve">Hide / draft a post</w:t>
             </w:r>
           </w:p>
         </w:tc>
@@ -7191,7 +6783,7 @@
                 <w:sz w:val="19"/>
                 <w:szCs w:val="19"/>
               </w:rPr>
-              <w:t xml:space="preserve">Show a hidden post</w:t>
+              <w:t xml:space="preserve">Restore a hidden post</w:t>
             </w:r>
           </w:p>
         </w:tc>
@@ -7220,7 +6812,7 @@
                 <w:sz w:val="19"/>
                 <w:szCs w:val="19"/>
               </w:rPr>
-              <w:t xml:space="preserve">Clear the word hide from Column E</w:t>
+              <w:t xml:space="preserve">Delete or change the word "hide" in Column E</w:t>
             </w:r>
           </w:p>
         </w:tc>
@@ -7251,7 +6843,7 @@
                 <w:sz w:val="19"/>
                 <w:szCs w:val="19"/>
               </w:rPr>
-              <w:t xml:space="preserve">Add auto QR code</w:t>
+              <w:t xml:space="preserve">Text with a big heading</w:t>
             </w:r>
           </w:p>
         </w:tc>
@@ -7280,7 +6872,7 @@
                 <w:sz w:val="19"/>
                 <w:szCs w:val="19"/>
               </w:rPr>
-              <w:t xml:space="preserve">Include any https:// link in Col B — QR appears automatically</w:t>
+              <w:t xml:space="preserve">Col A: title → Col B: body text</w:t>
             </w:r>
           </w:p>
         </w:tc>
@@ -7340,7 +6932,7 @@
                 <w:sz w:val="19"/>
                 <w:szCs w:val="19"/>
               </w:rPr>
-              <w:t xml:space="preserve">Col B: paste YouTube link (bare URL works best)</w:t>
+              <w:t xml:space="preserve">Col B: paste YouTube link (bare URL is easiest)</w:t>
             </w:r>
           </w:p>
         </w:tc>
@@ -7355,23 +6947,23 @@
               <w:bottom w:val="single" w:color="CCCCCC" w:sz="1"/>
               <w:right w:val="single" w:color="CCCCCC" w:sz="1"/>
             </w:tcBorders>
-            <w:shd w:fill="E8F3FB" w:val="clear"/>
-            <w:tcMar>
-              <w:top w:type="dxa" w:w="72"/>
-              <w:left w:type="dxa" w:w="130"/>
-              <w:bottom w:type="dxa" w:w="72"/>
-              <w:right w:type="dxa" w:w="130"/>
-            </w:tcMar>
-          </w:tcPr>
-          <w:p>
-            <w:r>
-              <w:rPr>
-                <w:rFonts w:ascii="Arial" w:cs="Arial" w:eastAsia="Arial" w:hAnsi="Arial"/>
-                <w:color w:val="222222"/>
-                <w:sz w:val="19"/>
-                <w:szCs w:val="19"/>
-              </w:rPr>
-              <w:t xml:space="preserve">Show Google Slides</w:t>
+            <w:shd w:fill="EAD9F5" w:val="clear"/>
+            <w:tcMar>
+              <w:top w:type="dxa" w:w="72"/>
+              <w:left w:type="dxa" w:w="130"/>
+              <w:bottom w:type="dxa" w:w="72"/>
+              <w:right w:type="dxa" w:w="130"/>
+            </w:tcMar>
+          </w:tcPr>
+          <w:p>
+            <w:r>
+              <w:rPr>
+                <w:rFonts w:ascii="Arial" w:cs="Arial" w:eastAsia="Arial" w:hAnsi="Arial"/>
+                <w:color w:val="222222"/>
+                <w:sz w:val="19"/>
+                <w:szCs w:val="19"/>
+              </w:rPr>
+              <w:t xml:space="preserve">Show a Google Slides deck</w:t>
             </w:r>
           </w:p>
         </w:tc>
@@ -7384,23 +6976,23 @@
               <w:bottom w:val="single" w:color="CCCCCC" w:sz="1"/>
               <w:right w:val="single" w:color="CCCCCC" w:sz="1"/>
             </w:tcBorders>
-            <w:shd w:fill="E8F3FB" w:val="clear"/>
-            <w:tcMar>
-              <w:top w:type="dxa" w:w="72"/>
-              <w:left w:type="dxa" w:w="130"/>
-              <w:bottom w:type="dxa" w:w="72"/>
-              <w:right w:type="dxa" w:w="130"/>
-            </w:tcMar>
-          </w:tcPr>
-          <w:p>
-            <w:r>
-              <w:rPr>
-                <w:rFonts w:ascii="Arial" w:cs="Arial" w:eastAsia="Arial" w:hAnsi="Arial"/>
-                <w:color w:val="222222"/>
-                <w:sz w:val="19"/>
-                <w:szCs w:val="19"/>
-              </w:rPr>
-              <w:t xml:space="preserve">Col B: paste the published link or embed code</w:t>
+            <w:shd w:fill="EAD9F5" w:val="clear"/>
+            <w:tcMar>
+              <w:top w:type="dxa" w:w="72"/>
+              <w:left w:type="dxa" w:w="130"/>
+              <w:bottom w:type="dxa" w:w="72"/>
+              <w:right w:type="dxa" w:w="130"/>
+            </w:tcMar>
+          </w:tcPr>
+          <w:p>
+            <w:r>
+              <w:rPr>
+                <w:rFonts w:ascii="Arial" w:cs="Arial" w:eastAsia="Arial" w:hAnsi="Arial"/>
+                <w:color w:val="222222"/>
+                <w:sz w:val="19"/>
+                <w:szCs w:val="19"/>
+              </w:rPr>
+              <w:t xml:space="preserve">Col B: paste the published link from File → Share → Publish to web</w:t>
             </w:r>
           </w:p>
         </w:tc>
@@ -7415,23 +7007,23 @@
               <w:bottom w:val="single" w:color="CCCCCC" w:sz="1"/>
               <w:right w:val="single" w:color="CCCCCC" w:sz="1"/>
             </w:tcBorders>
-            <w:shd w:fill="EAD9F5" w:val="clear"/>
-            <w:tcMar>
-              <w:top w:type="dxa" w:w="72"/>
-              <w:left w:type="dxa" w:w="130"/>
-              <w:bottom w:type="dxa" w:w="72"/>
-              <w:right w:type="dxa" w:w="130"/>
-            </w:tcMar>
-          </w:tcPr>
-          <w:p>
-            <w:r>
-              <w:rPr>
-                <w:rFonts w:ascii="Arial" w:cs="Arial" w:eastAsia="Arial" w:hAnsi="Arial"/>
-                <w:color w:val="222222"/>
-                <w:sz w:val="19"/>
-                <w:szCs w:val="19"/>
-              </w:rPr>
-              <w:t xml:space="preserve">Add a title heading</w:t>
+            <w:shd w:fill="FEF9E7" w:val="clear"/>
+            <w:tcMar>
+              <w:top w:type="dxa" w:w="72"/>
+              <w:left w:type="dxa" w:w="130"/>
+              <w:bottom w:type="dxa" w:w="72"/>
+              <w:right w:type="dxa" w:w="130"/>
+            </w:tcMar>
+          </w:tcPr>
+          <w:p>
+            <w:r>
+              <w:rPr>
+                <w:rFonts w:ascii="Arial" w:cs="Arial" w:eastAsia="Arial" w:hAnsi="Arial"/>
+                <w:color w:val="222222"/>
+                <w:sz w:val="19"/>
+                <w:szCs w:val="19"/>
+              </w:rPr>
+              <w:t xml:space="preserve">Show a Facebook post</w:t>
             </w:r>
           </w:p>
         </w:tc>
@@ -7444,23 +7036,23 @@
               <w:bottom w:val="single" w:color="CCCCCC" w:sz="1"/>
               <w:right w:val="single" w:color="CCCCCC" w:sz="1"/>
             </w:tcBorders>
-            <w:shd w:fill="EAD9F5" w:val="clear"/>
-            <w:tcMar>
-              <w:top w:type="dxa" w:w="72"/>
-              <w:left w:type="dxa" w:w="130"/>
-              <w:bottom w:type="dxa" w:w="72"/>
-              <w:right w:type="dxa" w:w="130"/>
-            </w:tcMar>
-          </w:tcPr>
-          <w:p>
-            <w:r>
-              <w:rPr>
-                <w:rFonts w:ascii="Arial" w:cs="Arial" w:eastAsia="Arial" w:hAnsi="Arial"/>
-                <w:color w:val="222222"/>
-                <w:sz w:val="19"/>
-                <w:szCs w:val="19"/>
-              </w:rPr>
-              <w:t xml:space="preserve">Col A: type the title. Col B: body text. Col E: not hide.</w:t>
+            <w:shd w:fill="FEF9E7" w:val="clear"/>
+            <w:tcMar>
+              <w:top w:type="dxa" w:w="72"/>
+              <w:left w:type="dxa" w:w="130"/>
+              <w:bottom w:type="dxa" w:w="72"/>
+              <w:right w:type="dxa" w:w="130"/>
+            </w:tcMar>
+          </w:tcPr>
+          <w:p>
+            <w:r>
+              <w:rPr>
+                <w:rFonts w:ascii="Arial" w:cs="Arial" w:eastAsia="Arial" w:hAnsi="Arial"/>
+                <w:color w:val="222222"/>
+                <w:sz w:val="19"/>
+                <w:szCs w:val="19"/>
+              </w:rPr>
+              <w:t xml:space="preserve">Col B: paste fb-post embed code from Facebook → ⋯ → Embed</w:t>
             </w:r>
           </w:p>
         </w:tc>
@@ -7475,7 +7067,7 @@
               <w:bottom w:val="single" w:color="CCCCCC" w:sz="1"/>
               <w:right w:val="single" w:color="CCCCCC" w:sz="1"/>
             </w:tcBorders>
-            <w:shd w:fill="FEF9E7" w:val="clear"/>
+            <w:shd w:fill="E8F3FB" w:val="clear"/>
             <w:tcMar>
               <w:top w:type="dxa" w:w="72"/>
               <w:left w:type="dxa" w:w="130"/>
@@ -7504,23 +7096,23 @@
               <w:bottom w:val="single" w:color="CCCCCC" w:sz="1"/>
               <w:right w:val="single" w:color="CCCCCC" w:sz="1"/>
             </w:tcBorders>
-            <w:shd w:fill="FEF9E7" w:val="clear"/>
-            <w:tcMar>
-              <w:top w:type="dxa" w:w="72"/>
-              <w:left w:type="dxa" w:w="130"/>
-              <w:bottom w:type="dxa" w:w="72"/>
-              <w:right w:type="dxa" w:w="130"/>
-            </w:tcMar>
-          </w:tcPr>
-          <w:p>
-            <w:r>
-              <w:rPr>
-                <w:rFonts w:ascii="Arial" w:cs="Arial" w:eastAsia="Arial" w:hAnsi="Arial"/>
-                <w:color w:val="222222"/>
-                <w:sz w:val="19"/>
-                <w:szCs w:val="19"/>
-              </w:rPr>
-              <w:t xml:space="preserve">Col C: paste direct image URL (.jpg .png .gif .webp)</w:t>
+            <w:shd w:fill="E8F3FB" w:val="clear"/>
+            <w:tcMar>
+              <w:top w:type="dxa" w:w="72"/>
+              <w:left w:type="dxa" w:w="130"/>
+              <w:bottom w:type="dxa" w:w="72"/>
+              <w:right w:type="dxa" w:w="130"/>
+            </w:tcMar>
+          </w:tcPr>
+          <w:p>
+            <w:r>
+              <w:rPr>
+                <w:rFonts w:ascii="Arial" w:cs="Arial" w:eastAsia="Arial" w:hAnsi="Arial"/>
+                <w:color w:val="222222"/>
+                <w:sz w:val="19"/>
+                <w:szCs w:val="19"/>
+              </w:rPr>
+              <w:t xml:space="preserve">Col C: paste direct image URL ending in .jpg .png .gif .webp</w:t>
             </w:r>
           </w:p>
         </w:tc>
@@ -7551,7 +7143,7 @@
                 <w:sz w:val="19"/>
                 <w:szCs w:val="19"/>
               </w:rPr>
-              <w:t xml:space="preserve">Add flame QR (important link)</w:t>
+              <w:t xml:space="preserve">Add a special QR (flame outline)</w:t>
             </w:r>
           </w:p>
         </w:tc>
@@ -7580,7 +7172,7 @@
                 <w:sz w:val="19"/>
                 <w:szCs w:val="19"/>
               </w:rPr>
-              <w:t xml:space="preserve">Col D: paste the special link</w:t>
+              <w:t xml:space="preserve">Col D: paste the link</w:t>
             </w:r>
           </w:p>
         </w:tc>
@@ -7595,6 +7187,66 @@
               <w:bottom w:val="single" w:color="CCCCCC" w:sz="1"/>
               <w:right w:val="single" w:color="CCCCCC" w:sz="1"/>
             </w:tcBorders>
+            <w:shd w:fill="E8F8F0" w:val="clear"/>
+            <w:tcMar>
+              <w:top w:type="dxa" w:w="72"/>
+              <w:left w:type="dxa" w:w="130"/>
+              <w:bottom w:type="dxa" w:w="72"/>
+              <w:right w:type="dxa" w:w="130"/>
+            </w:tcMar>
+          </w:tcPr>
+          <w:p>
+            <w:r>
+              <w:rPr>
+                <w:rFonts w:ascii="Arial" w:cs="Arial" w:eastAsia="Arial" w:hAnsi="Arial"/>
+                <w:color w:val="222222"/>
+                <w:sz w:val="19"/>
+                <w:szCs w:val="19"/>
+              </w:rPr>
+              <w:t xml:space="preserve">Add auto QR to any post</w:t>
+            </w:r>
+          </w:p>
+        </w:tc>
+        <w:tc>
+          <w:tcPr>
+            <w:tcW w:type="dxa" w:w="6560"/>
+            <w:tcBorders>
+              <w:top w:val="single" w:color="CCCCCC" w:sz="1"/>
+              <w:left w:val="single" w:color="CCCCCC" w:sz="1"/>
+              <w:bottom w:val="single" w:color="CCCCCC" w:sz="1"/>
+              <w:right w:val="single" w:color="CCCCCC" w:sz="1"/>
+            </w:tcBorders>
+            <w:shd w:fill="E8F8F0" w:val="clear"/>
+            <w:tcMar>
+              <w:top w:type="dxa" w:w="72"/>
+              <w:left w:type="dxa" w:w="130"/>
+              <w:bottom w:type="dxa" w:w="72"/>
+              <w:right w:type="dxa" w:w="130"/>
+            </w:tcMar>
+          </w:tcPr>
+          <w:p>
+            <w:r>
+              <w:rPr>
+                <w:rFonts w:ascii="Arial" w:cs="Arial" w:eastAsia="Arial" w:hAnsi="Arial"/>
+                <w:color w:val="222222"/>
+                <w:sz w:val="19"/>
+                <w:szCs w:val="19"/>
+              </w:rPr>
+              <w:t xml:space="preserve">Include an https:// link anywhere in Col B</w:t>
+            </w:r>
+          </w:p>
+        </w:tc>
+      </w:tr>
+      <w:tr>
+        <w:tc>
+          <w:tcPr>
+            <w:tcW w:type="dxa" w:w="2800"/>
+            <w:tcBorders>
+              <w:top w:val="single" w:color="CCCCCC" w:sz="1"/>
+              <w:left w:val="single" w:color="CCCCCC" w:sz="1"/>
+              <w:bottom w:val="single" w:color="CCCCCC" w:sz="1"/>
+              <w:right w:val="single" w:color="CCCCCC" w:sz="1"/>
+            </w:tcBorders>
             <w:shd w:fill="F5F6F8" w:val="clear"/>
             <w:tcMar>
               <w:top w:type="dxa" w:w="72"/>
@@ -7611,7 +7263,7 @@
                 <w:sz w:val="19"/>
                 <w:szCs w:val="19"/>
               </w:rPr>
-              <w:t xml:space="preserve">Force TV to refresh</w:t>
+              <w:t xml:space="preserve">Force TV to refresh now</w:t>
             </w:r>
           </w:p>
         </w:tc>
@@ -7640,7 +7292,7 @@
                 <w:sz w:val="19"/>
                 <w:szCs w:val="19"/>
               </w:rPr>
-              <w:t xml:space="preserve">Press F5 on TV keyboard, or wait 60 seconds</w:t>
+              <w:t xml:space="preserve">Press F5 on TV keyboard (or wait 60 seconds)</w:t>
             </w:r>
           </w:p>
         </w:tc>
@@ -7956,7 +7608,7 @@
         <w:sz w:val="17"/>
         <w:szCs w:val="17"/>
       </w:rPr>
-      <w:t xml:space="preserve">CCRCE  ·  KDS &amp; HNRH Announcement Slideshow  —  Setup &amp; Compatibility Guide</w:t>
+      <w:t xml:space="preserve">CCRCE  ·  KDS &amp; HNRH Announcement Slideshow  —  Google Sheets Setup Guide</w:t>
     </w:r>
   </w:p>
 </w:hdr>
